--- a/docs/이용매뉴얼.docx
+++ b/docs/이용매뉴얼.docx
@@ -617,32 +617,6 @@
           <w:sz w:val="21"/>
         </w:rPr>
         <w:t>: 검사하기 · 권리추정 · 통합검사 메뉴, 바로가기(공공누리·한국문화정보원), 마이페이지, 로그아웃</w:t>
-      </w:r>
-    </w:p>
-    <w:p>
-      <w:pPr>
-        <w:pStyle w:val="ListBullet"/>
-      </w:pPr>
-      <w:r>
-        <w:rPr>
-          <w:rFonts w:ascii="맑은 고딕" w:hAnsi="맑은 고딕" w:eastAsia="맑은 고딕"/>
-          <w:sz w:val="21"/>
-        </w:rPr>
-      </w:r>
-      <w:r>
-        <w:rPr>
-          <w:rFonts w:ascii="맑은 고딕" w:hAnsi="맑은 고딕" w:eastAsia="맑은 고딕"/>
-          <w:b/>
-          <w:sz w:val="21"/>
-        </w:rPr>
-        <w:t>관리자 전용 메뉴</w:t>
-      </w:r>
-      <w:r>
-        <w:rPr>
-          <w:rFonts w:ascii="맑은 고딕" w:hAnsi="맑은 고딕" w:eastAsia="맑은 고딕"/>
-          <w:sz w:val="21"/>
-        </w:rPr>
-        <w:t>: 검사 모니터링, 회원관리 (관리자 계정에만 표시)</w:t>
       </w:r>
     </w:p>
     <w:p>
@@ -2814,127 +2788,7 @@
           <w:color w:val="0B2447"/>
           <w:sz w:val="28"/>
         </w:rPr>
-        <w:t>7. 관리자 기능 (관리자 계정)</w:t>
-      </w:r>
-    </w:p>
-    <w:p>
-      <w:pPr>
-        <w:pStyle w:val="ListBullet"/>
-      </w:pPr>
-      <w:r>
-        <w:rPr>
-          <w:rFonts w:ascii="맑은 고딕" w:hAnsi="맑은 고딕" w:eastAsia="맑은 고딕"/>
-          <w:sz w:val="21"/>
-        </w:rPr>
-      </w:r>
-      <w:r>
-        <w:rPr>
-          <w:rFonts w:ascii="맑은 고딕" w:hAnsi="맑은 고딕" w:eastAsia="맑은 고딕"/>
-          <w:b/>
-          <w:sz w:val="21"/>
-        </w:rPr>
-        <w:t>검사 모니터링</w:t>
-      </w:r>
-      <w:r>
-        <w:rPr>
-          <w:rFonts w:ascii="맑은 고딕" w:hAnsi="맑은 고딕" w:eastAsia="맑은 고딕"/>
-          <w:sz w:val="21"/>
-        </w:rPr>
-        <w:t xml:space="preserve">: 전체 검사의 상태(전체·처리중·완료·실패·검토필요)를 표로 확인. 각 건 </w:t>
-      </w:r>
-      <w:r>
-        <w:rPr>
-          <w:rFonts w:ascii="맑은 고딕" w:hAnsi="맑은 고딕" w:eastAsia="맑은 고딕"/>
-          <w:b/>
-          <w:sz w:val="21"/>
-        </w:rPr>
-        <w:t>[재검사]</w:t>
-      </w:r>
-      <w:r>
-        <w:rPr>
-          <w:rFonts w:ascii="맑은 고딕" w:hAnsi="맑은 고딕" w:eastAsia="맑은 고딕"/>
-          <w:sz w:val="21"/>
-        </w:rPr>
-        <w:t xml:space="preserve">, </w:t>
-      </w:r>
-      <w:r>
-        <w:rPr>
-          <w:rFonts w:ascii="맑은 고딕" w:hAnsi="맑은 고딕" w:eastAsia="맑은 고딕"/>
-          <w:b/>
-          <w:sz w:val="21"/>
-        </w:rPr>
-        <w:t>[삭제]</w:t>
-      </w:r>
-      <w:r>
-        <w:rPr>
-          <w:rFonts w:ascii="맑은 고딕" w:hAnsi="맑은 고딕" w:eastAsia="맑은 고딕"/>
-          <w:sz w:val="21"/>
-        </w:rPr>
-        <w:t xml:space="preserve"> 가능.</w:t>
-      </w:r>
-    </w:p>
-    <w:p>
-      <w:pPr>
-        <w:pStyle w:val="ListBullet"/>
-      </w:pPr>
-      <w:r>
-        <w:rPr>
-          <w:rFonts w:ascii="맑은 고딕" w:hAnsi="맑은 고딕" w:eastAsia="맑은 고딕"/>
-          <w:sz w:val="21"/>
-        </w:rPr>
-      </w:r>
-      <w:r>
-        <w:rPr>
-          <w:rFonts w:ascii="맑은 고딕" w:hAnsi="맑은 고딕" w:eastAsia="맑은 고딕"/>
-          <w:b/>
-          <w:sz w:val="21"/>
-        </w:rPr>
-        <w:t>회원관리</w:t>
-      </w:r>
-      <w:r>
-        <w:rPr>
-          <w:rFonts w:ascii="맑은 고딕" w:hAnsi="맑은 고딕" w:eastAsia="맑은 고딕"/>
-          <w:sz w:val="21"/>
-        </w:rPr>
-        <w:t>: 가입 회원 조회·관리.</w:t>
-      </w:r>
-    </w:p>
-    <w:p>
-      <w:pPr>
-        <w:ind w:left="240"/>
-      </w:pPr>
-      <w:r>
-        <w:rPr>
-          <w:rFonts w:ascii="맑은 고딕" w:hAnsi="맑은 고딕" w:eastAsia="맑은 고딕"/>
-          <w:i/>
-          <w:color w:val="555555"/>
-          <w:sz w:val="19"/>
-        </w:rPr>
-        <w:t>관리자 계정은 모든 사용자의 검사 결과를 조회할 수 있다.</w:t>
-      </w:r>
-    </w:p>
-    <w:p>
-      <w:r>
-        <w:rPr>
-          <w:rFonts w:ascii="맑은 고딕" w:hAnsi="맑은 고딕" w:eastAsia="맑은 고딕"/>
-          <w:color w:val="BBBBBB"/>
-          <w:sz w:val="16"/>
-        </w:rPr>
-        <w:t>────────────────────────────────────────</w:t>
-      </w:r>
-    </w:p>
-    <w:p>
-      <w:pPr>
-        <w:spacing w:before="200" w:after="80"/>
-      </w:pPr>
-      <w:r>
-        <w:rPr>
-          <w:rFonts w:ascii="맑은 고딕" w:hAnsi="맑은 고딕" w:eastAsia="맑은 고딕"/>
-          <w:b/>
-          <w:color w:val="0B2447"/>
-          <w:sz w:val="28"/>
-        </w:rPr>
-        <w:t>8. 자주 묻는 질문 (FAQ)</w:t>
+        <w:t>7. 자주 묻는 질문 (FAQ)</w:t>
       </w:r>
     </w:p>
     <w:p>
@@ -3143,7 +2997,7 @@
           <w:color w:val="0B2447"/>
           <w:sz w:val="28"/>
         </w:rPr>
-        <w:t>9. 문의</w:t>
+        <w:t>8. 문의</w:t>
       </w:r>
     </w:p>
     <w:p>

--- a/docs/이용매뉴얼.docx
+++ b/docs/이용매뉴얼.docx
@@ -380,20 +380,6 @@
       </w:tr>
     </w:tbl>
     <w:p/>
-    <w:p>
-      <w:pPr>
-        <w:ind w:left="240"/>
-      </w:pPr>
-      <w:r>
-        <w:rPr>
-          <w:rFonts w:ascii="맑은 고딕" w:hAnsi="맑은 고딕" w:eastAsia="맑은 고딕"/>
-          <w:i/>
-          <w:color w:val="555555"/>
-          <w:sz w:val="19"/>
-        </w:rPr>
-        <w:t>유형 분류는 HM컴퍼니 유형분류 모델, 권리 추정은 HM컴퍼니 권리추정 모델, 문서 OCR·메타데이터 추출은 숭실대 API가 담당한다. 화면에 표시되는 모든 값은 해당 API의 응답값과 동일하다.</w:t>
-      </w:r>
-    </w:p>
     <w:p>
       <w:r>
         <w:rPr>

--- a/docs/이용매뉴얼.docx
+++ b/docs/이용매뉴얼.docx
@@ -27,13 +27,18 @@
           <w:color w:val="555555"/>
           <w:sz w:val="19"/>
         </w:rPr>
-        <w:t>본 매뉴얼은 프로토타입(kogl-classifier)의 사용 방법을 안내한다.</w:t>
+        <w:t xml:space="preserve">본 매뉴얼은 서비스의 </w:t>
       </w:r>
-    </w:p>
-    <w:p>
-      <w:pPr>
-        <w:ind w:left="240"/>
-      </w:pPr>
+      <w:r>
+        <w:rPr>
+          <w:rFonts w:ascii="맑은 고딕" w:hAnsi="맑은 고딕" w:eastAsia="맑은 고딕"/>
+          <w:b/>
+          <w:i/>
+          <w:color w:val="555555"/>
+          <w:sz w:val="19"/>
+        </w:rPr>
+        <w:t>사용 방법</w:t>
+      </w:r>
       <w:r>
         <w:rPr>
           <w:rFonts w:ascii="맑은 고딕" w:hAnsi="맑은 고딕" w:eastAsia="맑은 고딕"/>
@@ -41,7 +46,26 @@
           <w:color w:val="555555"/>
           <w:sz w:val="19"/>
         </w:rPr>
-        <w:t>대상: 한국문화정보원(공공누리 운영기관) 관리자 및 검토 담당자.</w:t>
+        <w:t xml:space="preserve">과 </w:t>
+      </w:r>
+      <w:r>
+        <w:rPr>
+          <w:rFonts w:ascii="맑은 고딕" w:hAnsi="맑은 고딕" w:eastAsia="맑은 고딕"/>
+          <w:b/>
+          <w:i/>
+          <w:color w:val="555555"/>
+          <w:sz w:val="19"/>
+        </w:rPr>
+        <w:t>결과 화면을 보는 방법</w:t>
+      </w:r>
+      <w:r>
+        <w:rPr>
+          <w:rFonts w:ascii="맑은 고딕" w:hAnsi="맑은 고딕" w:eastAsia="맑은 고딕"/>
+          <w:i/>
+          <w:color w:val="555555"/>
+          <w:sz w:val="19"/>
+        </w:rPr>
+        <w:t>을 안내한다.</w:t>
       </w:r>
     </w:p>
     <w:p>
@@ -56,25 +80,6 @@
           <w:sz w:val="19"/>
         </w:rPr>
         <w:t>서비스 주소: https://kogl-classifier.vercel.app</w:t>
-      </w:r>
-    </w:p>
-    <w:p>
-      <w:pPr>
-        <w:ind w:left="240"/>
-      </w:pPr>
-    </w:p>
-    <w:p>
-      <w:pPr>
-        <w:ind w:left="240"/>
-      </w:pPr>
-      <w:r>
-        <w:rPr>
-          <w:rFonts w:ascii="맑은 고딕" w:hAnsi="맑은 고딕" w:eastAsia="맑은 고딕"/>
-          <w:i/>
-          <w:color w:val="555555"/>
-          <w:sz w:val="19"/>
-        </w:rPr>
-        <w:t>- 주관: 무하유 · 참여: HM컴퍼니 · 숭실대 산학협력단 · 수요: 한국문화정보원 · 한국저작권위원회</w:t>
       </w:r>
     </w:p>
     <w:p>
@@ -137,16 +142,22 @@
           <w:rFonts w:ascii="맑은 고딕" w:hAnsi="맑은 고딕" w:eastAsia="맑은 고딕"/>
           <w:sz w:val="21"/>
         </w:rPr>
-        <w:t xml:space="preserve"> 을 자동으로 분류·추정하고, 판정 근거를 원문에서 확인할 수 있는 관리자용 콘솔이다.</w:t>
+        <w:t xml:space="preserve"> 을 자동으로 분류·추정하고, 그 </w:t>
       </w:r>
-    </w:p>
-    <w:p>
+      <w:r>
+        <w:rPr>
+          <w:rFonts w:ascii="맑은 고딕" w:hAnsi="맑은 고딕" w:eastAsia="맑은 고딕"/>
+          <w:b/>
+          <w:sz w:val="21"/>
+        </w:rPr>
+        <w:t>판정 근거를 원문에서</w:t>
+      </w:r>
       <w:r>
         <w:rPr>
           <w:rFonts w:ascii="맑은 고딕" w:hAnsi="맑은 고딕" w:eastAsia="맑은 고딕"/>
           <w:sz w:val="21"/>
         </w:rPr>
-        <w:t>세 가지 메뉴로 구성된다.</w:t>
+        <w:t xml:space="preserve"> 확인할 수 있는 서비스다.</w:t>
       </w:r>
     </w:p>
     <w:tbl>
@@ -187,7 +198,7 @@
                 <w:b/>
                 <w:sz w:val="19"/>
               </w:rPr>
-              <w:t>용도</w:t>
+              <w:t>무엇을 하나</w:t>
             </w:r>
           </w:p>
         </w:tc>
@@ -202,7 +213,7 @@
                 <w:b/>
                 <w:sz w:val="19"/>
               </w:rPr>
-              <w:t>산출물</w:t>
+              <w:t>결과로 무엇을 보나</w:t>
             </w:r>
           </w:p>
         </w:tc>
@@ -245,7 +256,7 @@
                 <w:rFonts w:ascii="맑은 고딕" w:hAnsi="맑은 고딕" w:eastAsia="맑은 고딕"/>
                 <w:sz w:val="19"/>
               </w:rPr>
-              <w:t>계약서·저작물로 공공누리 유형 자동 분류</w:t>
+              <w:t>계약서·저작물로 공공누리 유형 분류</w:t>
             </w:r>
           </w:p>
         </w:tc>
@@ -259,7 +270,7 @@
                 <w:rFonts w:ascii="맑은 고딕" w:hAnsi="맑은 고딕" w:eastAsia="맑은 고딕"/>
                 <w:sz w:val="19"/>
               </w:rPr>
-              <w:t>공공누리 유형 + 근거 + 저작물 메타데이터</w:t>
+              <w:t>공공누리 유형 + 저작물 메타데이터</w:t>
             </w:r>
           </w:p>
         </w:tc>
@@ -302,7 +313,7 @@
                 <w:rFonts w:ascii="맑은 고딕" w:hAnsi="맑은 고딕" w:eastAsia="맑은 고딕"/>
                 <w:sz w:val="19"/>
               </w:rPr>
-              <w:t>계약서 본문에서 권리 항목별 허용/금지 추정</w:t>
+              <w:t>계약서에서 권리 항목별 허용/금지 추정</w:t>
             </w:r>
           </w:p>
         </w:tc>
@@ -359,7 +370,7 @@
                 <w:rFonts w:ascii="맑은 고딕" w:hAnsi="맑은 고딕" w:eastAsia="맑은 고딕"/>
                 <w:sz w:val="19"/>
               </w:rPr>
-              <w:t>메타데이터·유형·권리를 한 화면에서 제공</w:t>
+              <w:t>위 둘을 한 화면에서 제공</w:t>
             </w:r>
           </w:p>
         </w:tc>
@@ -373,7 +384,7 @@
                 <w:rFonts w:ascii="맑은 고딕" w:hAnsi="맑은 고딕" w:eastAsia="맑은 고딕"/>
                 <w:sz w:val="19"/>
               </w:rPr>
-              <w:t>계약서 메타데이터 + 유형 + 권리 + 근거 하이라이트</w:t>
+              <w:t>메타데이터 + 유형 + 권리 + 근거 하이라이트</w:t>
             </w:r>
           </w:p>
         </w:tc>
@@ -406,20 +417,6 @@
     </w:p>
     <w:p>
       <w:pPr>
-        <w:spacing w:before="200" w:after="80"/>
-      </w:pPr>
-      <w:r>
-        <w:rPr>
-          <w:rFonts w:ascii="맑은 고딕" w:hAnsi="맑은 고딕" w:eastAsia="맑은 고딕"/>
-          <w:b/>
-          <w:color w:val="1F2A3A"/>
-          <w:sz w:val="24"/>
-        </w:rPr>
-        <w:t>2.1 접속 및 로그인</w:t>
-      </w:r>
-    </w:p>
-    <w:p>
-      <w:pPr>
         <w:pStyle w:val="ListNumber"/>
       </w:pPr>
       <w:r>
@@ -439,7 +436,6 @@
           <w:rFonts w:ascii="맑은 고딕" w:hAnsi="맑은 고딕" w:eastAsia="맑은 고딕"/>
           <w:sz w:val="21"/>
         </w:rPr>
-        <w:t xml:space="preserve">로그인 화면에서 </w:t>
       </w:r>
       <w:r>
         <w:rPr>
@@ -447,22 +443,7 @@
           <w:b/>
           <w:sz w:val="21"/>
         </w:rPr>
-        <w:t>이메일</w:t>
-      </w:r>
-      <w:r>
-        <w:rPr>
-          <w:rFonts w:ascii="맑은 고딕" w:hAnsi="맑은 고딕" w:eastAsia="맑은 고딕"/>
-          <w:sz w:val="21"/>
-        </w:rPr>
-        <w:t xml:space="preserve">과 </w:t>
-      </w:r>
-      <w:r>
-        <w:rPr>
-          <w:rFonts w:ascii="맑은 고딕" w:hAnsi="맑은 고딕" w:eastAsia="맑은 고딕"/>
-          <w:b/>
-          <w:sz w:val="21"/>
-        </w:rPr>
-        <w:t>비밀번호</w:t>
+        <w:t>이메일 · 비밀번호</w:t>
       </w:r>
       <w:r>
         <w:rPr>
@@ -484,7 +465,6 @@
           <w:rFonts w:ascii="맑은 고딕" w:hAnsi="맑은 고딕" w:eastAsia="맑은 고딕"/>
           <w:sz w:val="21"/>
         </w:rPr>
-        <w:t xml:space="preserve"> 클릭</w:t>
       </w:r>
     </w:p>
     <w:p>
@@ -496,7 +476,7 @@
           <w:rFonts w:ascii="맑은 고딕" w:hAnsi="맑은 고딕" w:eastAsia="맑은 고딕"/>
           <w:sz w:val="21"/>
         </w:rPr>
-        <w:t xml:space="preserve">계정이 없으면 하단 </w:t>
+        <w:t xml:space="preserve">좌측 사이드바에서 </w:t>
       </w:r>
       <w:r>
         <w:rPr>
@@ -504,140 +484,14 @@
           <w:b/>
           <w:sz w:val="21"/>
         </w:rPr>
-        <w:t>[회원가입]</w:t>
+        <w:t>검사하기 · 권리추정 · 통합검사</w:t>
       </w:r>
       <w:r>
         <w:rPr>
           <w:rFonts w:ascii="맑은 고딕" w:hAnsi="맑은 고딕" w:eastAsia="맑은 고딕"/>
           <w:sz w:val="21"/>
         </w:rPr>
-        <w:t xml:space="preserve"> 으로 등록(관리자 승인 계정 기준)</w:t>
-      </w:r>
-    </w:p>
-    <w:p>
-      <w:pPr>
-        <w:ind w:left="240"/>
-      </w:pPr>
-      <w:r>
-        <w:rPr>
-          <w:rFonts w:ascii="맑은 고딕" w:hAnsi="맑은 고딕" w:eastAsia="맑은 고딕"/>
-          <w:i/>
-          <w:color w:val="555555"/>
-          <w:sz w:val="19"/>
-        </w:rPr>
-      </w:r>
-      <w:r>
-        <w:rPr>
-          <w:rFonts w:ascii="맑은 고딕" w:hAnsi="맑은 고딕" w:eastAsia="맑은 고딕"/>
-          <w:b/>
-          <w:i/>
-          <w:color w:val="555555"/>
-          <w:sz w:val="19"/>
-        </w:rPr>
-        <w:t>중요</w:t>
-      </w:r>
-      <w:r>
-        <w:rPr>
-          <w:rFonts w:ascii="맑은 고딕" w:hAnsi="맑은 고딕" w:eastAsia="맑은 고딕"/>
-          <w:i/>
-          <w:color w:val="555555"/>
-          <w:sz w:val="19"/>
-        </w:rPr>
-        <w:t xml:space="preserve">: 기존 검사 결과를 모두 확인하려면 </w:t>
-      </w:r>
-      <w:r>
-        <w:rPr>
-          <w:rFonts w:ascii="맑은 고딕" w:hAnsi="맑은 고딕" w:eastAsia="맑은 고딕"/>
-          <w:b/>
-          <w:i/>
-          <w:color w:val="555555"/>
-          <w:sz w:val="19"/>
-        </w:rPr>
-        <w:t>관리자 계정</w:t>
-      </w:r>
-      <w:r>
-        <w:rPr>
-          <w:rFonts w:ascii="맑은 고딕" w:hAnsi="맑은 고딕" w:eastAsia="맑은 고딕"/>
-          <w:i/>
-          <w:color w:val="555555"/>
-          <w:sz w:val="19"/>
-        </w:rPr>
-        <w:t>으로 로그인해야 한다. 일반 계정은 본인이 등록한 검사만 보인다.</w:t>
-      </w:r>
-    </w:p>
-    <w:p>
-      <w:pPr>
-        <w:spacing w:before="200" w:after="80"/>
-      </w:pPr>
-      <w:r>
-        <w:rPr>
-          <w:rFonts w:ascii="맑은 고딕" w:hAnsi="맑은 고딕" w:eastAsia="맑은 고딕"/>
-          <w:b/>
-          <w:color w:val="1F2A3A"/>
-          <w:sz w:val="24"/>
-        </w:rPr>
-        <w:t>2.2 화면 구성</w:t>
-      </w:r>
-    </w:p>
-    <w:p>
-      <w:pPr>
-        <w:pStyle w:val="ListBullet"/>
-      </w:pPr>
-      <w:r>
-        <w:rPr>
-          <w:rFonts w:ascii="맑은 고딕" w:hAnsi="맑은 고딕" w:eastAsia="맑은 고딕"/>
-          <w:sz w:val="21"/>
-        </w:rPr>
-      </w:r>
-      <w:r>
-        <w:rPr>
-          <w:rFonts w:ascii="맑은 고딕" w:hAnsi="맑은 고딕" w:eastAsia="맑은 고딕"/>
-          <w:b/>
-          <w:sz w:val="21"/>
-        </w:rPr>
-        <w:t>좌측 사이드바</w:t>
-      </w:r>
-      <w:r>
-        <w:rPr>
-          <w:rFonts w:ascii="맑은 고딕" w:hAnsi="맑은 고딕" w:eastAsia="맑은 고딕"/>
-          <w:sz w:val="21"/>
-        </w:rPr>
-        <w:t>: 검사하기 · 권리추정 · 통합검사 메뉴, 바로가기(공공누리·한국문화정보원), 마이페이지, 로그아웃</w:t>
-      </w:r>
-    </w:p>
-    <w:p>
-      <w:pPr>
-        <w:pStyle w:val="ListBullet"/>
-      </w:pPr>
-      <w:r>
-        <w:rPr>
-          <w:rFonts w:ascii="맑은 고딕" w:hAnsi="맑은 고딕" w:eastAsia="맑은 고딕"/>
-          <w:sz w:val="21"/>
-        </w:rPr>
-      </w:r>
-      <w:r>
-        <w:rPr>
-          <w:rFonts w:ascii="맑은 고딕" w:hAnsi="맑은 고딕" w:eastAsia="맑은 고딕"/>
-          <w:b/>
-          <w:sz w:val="21"/>
-        </w:rPr>
-        <w:t>본문 영역</w:t>
-      </w:r>
-      <w:r>
-        <w:rPr>
-          <w:rFonts w:ascii="맑은 고딕" w:hAnsi="맑은 고딕" w:eastAsia="맑은 고딕"/>
-          <w:sz w:val="21"/>
-        </w:rPr>
-        <w:t>: 선택한 메뉴의 목록/업로드/결과 화면</w:t>
-      </w:r>
-    </w:p>
-    <w:p>
-      <w:r>
-        <w:rPr>
-          <w:rFonts w:ascii="맑은 고딕" w:hAnsi="맑은 고딕" w:eastAsia="맑은 고딕"/>
-          <w:sz w:val="21"/>
-        </w:rPr>
-        <w:t>세 메뉴 모두 동일한 화면 구성(상단 제목·설명·검색, 카드형 목록)을 사용한다.</w:t>
+        <w:t xml:space="preserve"> 중 원하는 메뉴 선택</w:t>
       </w:r>
     </w:p>
     <w:p>
@@ -661,176 +515,7 @@
           <w:color w:val="0B2447"/>
           <w:sz w:val="28"/>
         </w:rPr>
-        <w:t>3. 검사하기 (공공누리 유형 분류)</w:t>
-      </w:r>
-    </w:p>
-    <w:p>
-      <w:pPr>
-        <w:spacing w:before="200" w:after="80"/>
-      </w:pPr>
-      <w:r>
-        <w:rPr>
-          <w:rFonts w:ascii="맑은 고딕" w:hAnsi="맑은 고딕" w:eastAsia="맑은 고딕"/>
-          <w:b/>
-          <w:color w:val="1F2A3A"/>
-          <w:sz w:val="24"/>
-        </w:rPr>
-        <w:t>3.1 목록 화면</w:t>
-      </w:r>
-    </w:p>
-    <w:p>
-      <w:pPr>
-        <w:pStyle w:val="ListBullet"/>
-      </w:pPr>
-      <w:r>
-        <w:rPr>
-          <w:rFonts w:ascii="맑은 고딕" w:hAnsi="맑은 고딕" w:eastAsia="맑은 고딕"/>
-          <w:sz w:val="21"/>
-        </w:rPr>
-        <w:t xml:space="preserve">상단에 </w:t>
-      </w:r>
-      <w:r>
-        <w:rPr>
-          <w:rFonts w:ascii="맑은 고딕" w:hAnsi="맑은 고딕" w:eastAsia="맑은 고딕"/>
-          <w:b/>
-          <w:sz w:val="21"/>
-        </w:rPr>
-        <w:t>검사명·파일명 검색창</w:t>
-      </w:r>
-      <w:r>
-        <w:rPr>
-          <w:rFonts w:ascii="맑은 고딕" w:hAnsi="맑은 고딕" w:eastAsia="맑은 고딕"/>
-          <w:sz w:val="21"/>
-        </w:rPr>
-        <w:t xml:space="preserve">이 있다. 키워드 입력 후 </w:t>
-      </w:r>
-      <w:r>
-        <w:rPr>
-          <w:rFonts w:ascii="맑은 고딕" w:hAnsi="맑은 고딕" w:eastAsia="맑은 고딕"/>
-          <w:b/>
-          <w:sz w:val="21"/>
-        </w:rPr>
-        <w:t>[검색]</w:t>
-      </w:r>
-      <w:r>
-        <w:rPr>
-          <w:rFonts w:ascii="맑은 고딕" w:hAnsi="맑은 고딕" w:eastAsia="맑은 고딕"/>
-          <w:sz w:val="21"/>
-        </w:rPr>
-        <w:t>.</w:t>
-      </w:r>
-    </w:p>
-    <w:p>
-      <w:pPr>
-        <w:pStyle w:val="ListBullet"/>
-      </w:pPr>
-      <w:r>
-        <w:rPr>
-          <w:rFonts w:ascii="맑은 고딕" w:hAnsi="맑은 고딕" w:eastAsia="맑은 고딕"/>
-          <w:sz w:val="21"/>
-        </w:rPr>
-        <w:t xml:space="preserve">카드마다 </w:t>
-      </w:r>
-      <w:r>
-        <w:rPr>
-          <w:rFonts w:ascii="맑은 고딕" w:hAnsi="맑은 고딕" w:eastAsia="맑은 고딕"/>
-          <w:b/>
-          <w:sz w:val="21"/>
-        </w:rPr>
-        <w:t>공공누리 유형 배지(제N유형/미분류)</w:t>
-      </w:r>
-      <w:r>
-        <w:rPr>
-          <w:rFonts w:ascii="맑은 고딕" w:hAnsi="맑은 고딕" w:eastAsia="맑은 고딕"/>
-          <w:sz w:val="21"/>
-        </w:rPr>
-        <w:t xml:space="preserve">, </w:t>
-      </w:r>
-      <w:r>
-        <w:rPr>
-          <w:rFonts w:ascii="맑은 고딕" w:hAnsi="맑은 고딕" w:eastAsia="맑은 고딕"/>
-          <w:b/>
-          <w:sz w:val="21"/>
-        </w:rPr>
-        <w:t>검사 상태</w:t>
-      </w:r>
-      <w:r>
-        <w:rPr>
-          <w:rFonts w:ascii="맑은 고딕" w:hAnsi="맑은 고딕" w:eastAsia="맑은 고딕"/>
-          <w:sz w:val="21"/>
-        </w:rPr>
-        <w:t xml:space="preserve">, </w:t>
-      </w:r>
-      <w:r>
-        <w:rPr>
-          <w:rFonts w:ascii="맑은 고딕" w:hAnsi="맑은 고딕" w:eastAsia="맑은 고딕"/>
-          <w:b/>
-          <w:sz w:val="21"/>
-        </w:rPr>
-        <w:t>저작물 건수</w:t>
-      </w:r>
-      <w:r>
-        <w:rPr>
-          <w:rFonts w:ascii="맑은 고딕" w:hAnsi="맑은 고딕" w:eastAsia="맑은 고딕"/>
-          <w:sz w:val="21"/>
-        </w:rPr>
-        <w:t xml:space="preserve">, </w:t>
-      </w:r>
-      <w:r>
-        <w:rPr>
-          <w:rFonts w:ascii="맑은 고딕" w:hAnsi="맑은 고딕" w:eastAsia="맑은 고딕"/>
-          <w:b/>
-          <w:sz w:val="21"/>
-        </w:rPr>
-        <w:t>등록자 · 등록일</w:t>
-      </w:r>
-      <w:r>
-        <w:rPr>
-          <w:rFonts w:ascii="맑은 고딕" w:hAnsi="맑은 고딕" w:eastAsia="맑은 고딕"/>
-          <w:sz w:val="21"/>
-        </w:rPr>
-        <w:t xml:space="preserve"> 이 표시된다.</w:t>
-      </w:r>
-    </w:p>
-    <w:p>
-      <w:pPr>
-        <w:pStyle w:val="ListBullet"/>
-      </w:pPr>
-      <w:r>
-        <w:rPr>
-          <w:rFonts w:ascii="맑은 고딕" w:hAnsi="맑은 고딕" w:eastAsia="맑은 고딕"/>
-          <w:sz w:val="21"/>
-        </w:rPr>
-        <w:t xml:space="preserve">첫 번째 </w:t>
-      </w:r>
-      <w:r>
-        <w:rPr>
-          <w:rFonts w:ascii="맑은 고딕" w:hAnsi="맑은 고딕" w:eastAsia="맑은 고딕"/>
-          <w:b/>
-          <w:sz w:val="21"/>
-        </w:rPr>
-        <w:t>[새 검사 시작]</w:t>
-      </w:r>
-      <w:r>
-        <w:rPr>
-          <w:rFonts w:ascii="맑은 고딕" w:hAnsi="맑은 고딕" w:eastAsia="맑은 고딕"/>
-          <w:sz w:val="21"/>
-        </w:rPr>
-        <w:t xml:space="preserve"> 카드로 신규 검사를 등록한다.</w:t>
-      </w:r>
-    </w:p>
-    <w:p>
-      <w:pPr>
-        <w:spacing w:before="200" w:after="80"/>
-      </w:pPr>
-      <w:r>
-        <w:rPr>
-          <w:rFonts w:ascii="맑은 고딕" w:hAnsi="맑은 고딕" w:eastAsia="맑은 고딕"/>
-          <w:b/>
-          <w:color w:val="1F2A3A"/>
-          <w:sz w:val="24"/>
-        </w:rPr>
-        <w:t>3.2 새 검사 등록 (3단계)</w:t>
+        <w:t>3. 기본 사용 흐름 (공통)</w:t>
       </w:r>
     </w:p>
     <w:p>
@@ -839,20 +524,7 @@
           <w:rFonts w:ascii="맑은 고딕" w:hAnsi="맑은 고딕" w:eastAsia="맑은 고딕"/>
           <w:sz w:val="21"/>
         </w:rPr>
-      </w:r>
-      <w:r>
-        <w:rPr>
-          <w:rFonts w:ascii="맑은 고딕" w:hAnsi="맑은 고딕" w:eastAsia="맑은 고딕"/>
-          <w:b/>
-          <w:sz w:val="21"/>
-        </w:rPr>
-        <w:t>1단계 — 기본정보 및 계약서</w:t>
-      </w:r>
-      <w:r>
-        <w:rPr>
-          <w:rFonts w:ascii="맑은 고딕" w:hAnsi="맑은 고딕" w:eastAsia="맑은 고딕"/>
-          <w:sz w:val="21"/>
-        </w:rPr>
+        <w:t>세 메뉴 모두 사용법은 동일하고 간단하다.</w:t>
       </w:r>
     </w:p>
     <w:p>
@@ -871,14 +543,29 @@
           <w:b/>
           <w:sz w:val="21"/>
         </w:rPr>
-        <w:t>검사 명칭</w:t>
+        <w:t>목록 화면</w:t>
       </w:r>
       <w:r>
         <w:rPr>
           <w:rFonts w:ascii="맑은 고딕" w:hAnsi="맑은 고딕" w:eastAsia="맑은 고딕"/>
           <w:sz w:val="21"/>
         </w:rPr>
-        <w:t xml:space="preserve"> 입력(필수)</w:t>
+        <w:t xml:space="preserve">에서 첫 번째 </w:t>
+      </w:r>
+      <w:r>
+        <w:rPr>
+          <w:rFonts w:ascii="맑은 고딕" w:hAnsi="맑은 고딕" w:eastAsia="맑은 고딕"/>
+          <w:b/>
+          <w:sz w:val="21"/>
+        </w:rPr>
+        <w:t>[새 검사 시작]</w:t>
+      </w:r>
+      <w:r>
+        <w:rPr>
+          <w:rFonts w:ascii="맑은 고딕" w:hAnsi="맑은 고딕" w:eastAsia="맑은 고딕"/>
+          <w:sz w:val="21"/>
+        </w:rPr>
+        <w:t xml:space="preserve"> 카드를 누른다.</w:t>
       </w:r>
     </w:p>
     <w:p>
@@ -897,41 +584,14 @@
           <w:b/>
           <w:sz w:val="21"/>
         </w:rPr>
-        <w:t>문서 유형</w:t>
+        <w:t>파일을 업로드</w:t>
       </w:r>
       <w:r>
         <w:rPr>
           <w:rFonts w:ascii="맑은 고딕" w:hAnsi="맑은 고딕" w:eastAsia="맑은 고딕"/>
           <w:sz w:val="21"/>
         </w:rPr>
-        <w:t xml:space="preserve"> 선택(계약서 / 동의서 / 저작재산권 양도동의서 / 공공저작물 자유이용허락 동의서 / 기타문서)</w:t>
-      </w:r>
-    </w:p>
-    <w:p>
-      <w:pPr>
-        <w:pStyle w:val="ListNumber"/>
-      </w:pPr>
-      <w:r>
-        <w:rPr>
-          <w:rFonts w:ascii="맑은 고딕" w:hAnsi="맑은 고딕" w:eastAsia="맑은 고딕"/>
-          <w:sz w:val="21"/>
-        </w:rPr>
-        <w:t xml:space="preserve">기관 자체 제작물이면 </w:t>
-      </w:r>
-      <w:r>
-        <w:rPr>
-          <w:rFonts w:ascii="맑은 고딕" w:hAnsi="맑은 고딕" w:eastAsia="맑은 고딕"/>
-          <w:b/>
-          <w:sz w:val="21"/>
-        </w:rPr>
-        <w:t>[기관 자체 제작물입니다]</w:t>
-      </w:r>
-      <w:r>
-        <w:rPr>
-          <w:rFonts w:ascii="맑은 고딕" w:hAnsi="맑은 고딕" w:eastAsia="맑은 고딕"/>
-          <w:sz w:val="21"/>
-        </w:rPr>
-        <w:t xml:space="preserve"> 체크</w:t>
+        <w:t>하고(권리추정은 텍스트 붙여넣기도 가능) 검사 명칭을 입력한다.</w:t>
       </w:r>
     </w:p>
     <w:p>
@@ -950,19 +610,156 @@
           <w:b/>
           <w:sz w:val="21"/>
         </w:rPr>
-        <w:t>계약서 파일</w:t>
+        <w:t>[실행]</w:t>
       </w:r>
       <w:r>
         <w:rPr>
           <w:rFonts w:ascii="맑은 고딕" w:hAnsi="맑은 고딕" w:eastAsia="맑은 고딕"/>
           <w:sz w:val="21"/>
         </w:rPr>
-        <w:t xml:space="preserve"> 업로드(필수, 드래그&amp;드롭 또는 클릭). 동의서는 선택</w:t>
+        <w:t xml:space="preserve"> 을 누르면 자동으로 처리된다.</w:t>
       </w:r>
     </w:p>
     <w:p>
       <w:pPr>
         <w:pStyle w:val="ListNumber"/>
+      </w:pPr>
+      <w:r>
+        <w:rPr>
+          <w:rFonts w:ascii="맑은 고딕" w:hAnsi="맑은 고딕" w:eastAsia="맑은 고딕"/>
+          <w:sz w:val="21"/>
+        </w:rPr>
+        <w:t xml:space="preserve">처리가 끝나면 카드 또는 상세 화면에서 </w:t>
+      </w:r>
+      <w:r>
+        <w:rPr>
+          <w:rFonts w:ascii="맑은 고딕" w:hAnsi="맑은 고딕" w:eastAsia="맑은 고딕"/>
+          <w:b/>
+          <w:sz w:val="21"/>
+        </w:rPr>
+        <w:t>결과를 확인</w:t>
+      </w:r>
+      <w:r>
+        <w:rPr>
+          <w:rFonts w:ascii="맑은 고딕" w:hAnsi="맑은 고딕" w:eastAsia="맑은 고딕"/>
+          <w:sz w:val="21"/>
+        </w:rPr>
+        <w:t>한다.</w:t>
+      </w:r>
+    </w:p>
+    <w:p>
+      <w:pPr>
+        <w:spacing w:before="200" w:after="80"/>
+      </w:pPr>
+      <w:r>
+        <w:rPr>
+          <w:rFonts w:ascii="맑은 고딕" w:hAnsi="맑은 고딕" w:eastAsia="맑은 고딕"/>
+          <w:b/>
+          <w:color w:val="1F2A3A"/>
+          <w:sz w:val="24"/>
+        </w:rPr>
+        <w:t>처리 진행 단계</w:t>
+      </w:r>
+    </w:p>
+    <w:p>
+      <w:r>
+        <w:rPr>
+          <w:rFonts w:ascii="맑은 고딕" w:hAnsi="맑은 고딕" w:eastAsia="맑은 고딕"/>
+          <w:sz w:val="21"/>
+        </w:rPr>
+        <w:t xml:space="preserve">실행하면 아래 단계로 진행되며, 상세 화면에 </w:t>
+      </w:r>
+      <w:r>
+        <w:rPr>
+          <w:rFonts w:ascii="맑은 고딕" w:hAnsi="맑은 고딕" w:eastAsia="맑은 고딕"/>
+          <w:b/>
+          <w:sz w:val="21"/>
+        </w:rPr>
+        <w:t>실시간으로</w:t>
+      </w:r>
+      <w:r>
+        <w:rPr>
+          <w:rFonts w:ascii="맑은 고딕" w:hAnsi="맑은 고딕" w:eastAsia="맑은 고딕"/>
+          <w:sz w:val="21"/>
+        </w:rPr>
+        <w:t xml:space="preserve"> 표시된다.</w:t>
+      </w:r>
+    </w:p>
+    <w:p>
+      <w:pPr>
+        <w:ind w:left="240"/>
+      </w:pPr>
+      <w:r>
+        <w:rPr>
+          <w:rFonts w:ascii="Consolas" w:hAnsi="Consolas" w:eastAsia="맑은 고딕"/>
+          <w:color w:val="333333"/>
+          <w:sz w:val="18"/>
+        </w:rPr>
+        <w:t>업로드 → OCR·메타데이터 → (공공누리 유형) → 권리 판정 → 완료</w:t>
+      </w:r>
+    </w:p>
+    <w:p>
+      <w:pPr>
+        <w:pStyle w:val="ListBullet"/>
+      </w:pPr>
+      <w:r>
+        <w:rPr>
+          <w:rFonts w:ascii="맑은 고딕" w:hAnsi="맑은 고딕" w:eastAsia="맑은 고딕"/>
+          <w:sz w:val="21"/>
+        </w:rPr>
+        <w:t>처리 중에는 화면이 자동으로 갱신된다(별도 새로고침 불필요).</w:t>
+      </w:r>
+    </w:p>
+    <w:p>
+      <w:pPr>
+        <w:pStyle w:val="ListBullet"/>
+      </w:pPr>
+      <w:r>
+        <w:rPr>
+          <w:rFonts w:ascii="맑은 고딕" w:hAnsi="맑은 고딕" w:eastAsia="맑은 고딕"/>
+          <w:sz w:val="21"/>
+        </w:rPr>
+        <w:t>문서 크기에 따라 수십 초~수 분 걸릴 수 있다.</w:t>
+      </w:r>
+    </w:p>
+    <w:p>
+      <w:pPr>
+        <w:pStyle w:val="ListBullet"/>
+      </w:pPr>
+      <w:r>
+        <w:rPr>
+          <w:rFonts w:ascii="맑은 고딕" w:hAnsi="맑은 고딕" w:eastAsia="맑은 고딕"/>
+          <w:sz w:val="21"/>
+        </w:rPr>
+        <w:t>실패 시 해당 단계에 오류 표시가 나타난다 → 파일을 확인하고 다시 시도한다.</w:t>
+      </w:r>
+    </w:p>
+    <w:p>
+      <w:pPr>
+        <w:spacing w:before="200" w:after="80"/>
+      </w:pPr>
+      <w:r>
+        <w:rPr>
+          <w:rFonts w:ascii="맑은 고딕" w:hAnsi="맑은 고딕" w:eastAsia="맑은 고딕"/>
+          <w:b/>
+          <w:color w:val="1F2A3A"/>
+          <w:sz w:val="24"/>
+        </w:rPr>
+        <w:t>목록 카드 보는 법 (공통)</w:t>
+      </w:r>
+    </w:p>
+    <w:p>
+      <w:r>
+        <w:rPr>
+          <w:rFonts w:ascii="맑은 고딕" w:hAnsi="맑은 고딕" w:eastAsia="맑은 고딕"/>
+          <w:sz w:val="21"/>
+        </w:rPr>
+        <w:t>목록의 각 카드에는 핵심 결과가 요약되어 있다.</w:t>
+      </w:r>
+    </w:p>
+    <w:p>
+      <w:pPr>
+        <w:pStyle w:val="ListBullet"/>
       </w:pPr>
       <w:r>
         <w:rPr>
@@ -976,127 +773,19 @@
           <w:b/>
           <w:sz w:val="21"/>
         </w:rPr>
-        <w:t>[다음]</w:t>
+        <w:t>제목</w:t>
       </w:r>
       <w:r>
         <w:rPr>
           <w:rFonts w:ascii="맑은 고딕" w:hAnsi="맑은 고딕" w:eastAsia="맑은 고딕"/>
           <w:sz w:val="21"/>
         </w:rPr>
-      </w:r>
-    </w:p>
-    <w:p>
-      <w:r>
-        <w:rPr>
-          <w:rFonts w:ascii="맑은 고딕" w:hAnsi="맑은 고딕" w:eastAsia="맑은 고딕"/>
-          <w:sz w:val="21"/>
-        </w:rPr>
-      </w:r>
-      <w:r>
-        <w:rPr>
-          <w:rFonts w:ascii="맑은 고딕" w:hAnsi="맑은 고딕" w:eastAsia="맑은 고딕"/>
-          <w:b/>
-          <w:sz w:val="21"/>
-        </w:rPr>
-        <w:t>2단계 — 저작물 업로드</w:t>
-      </w:r>
-      <w:r>
-        <w:rPr>
-          <w:rFonts w:ascii="맑은 고딕" w:hAnsi="맑은 고딕" w:eastAsia="맑은 고딕"/>
-          <w:sz w:val="21"/>
-        </w:rPr>
+        <w:t>: 검사 명칭(또는 파일명)</w:t>
       </w:r>
     </w:p>
     <w:p>
       <w:pPr>
-        <w:pStyle w:val="ListNumber"/>
-      </w:pPr>
-      <w:r>
-        <w:rPr>
-          <w:rFonts w:ascii="맑은 고딕" w:hAnsi="맑은 고딕" w:eastAsia="맑은 고딕"/>
-          <w:sz w:val="21"/>
-        </w:rPr>
-        <w:t xml:space="preserve">분류할 </w:t>
-      </w:r>
-      <w:r>
-        <w:rPr>
-          <w:rFonts w:ascii="맑은 고딕" w:hAnsi="맑은 고딕" w:eastAsia="맑은 고딕"/>
-          <w:b/>
-          <w:sz w:val="21"/>
-        </w:rPr>
-        <w:t>저작물 파일</w:t>
-      </w:r>
-      <w:r>
-        <w:rPr>
-          <w:rFonts w:ascii="맑은 고딕" w:hAnsi="맑은 고딕" w:eastAsia="맑은 고딕"/>
-          <w:sz w:val="21"/>
-        </w:rPr>
-        <w:t>을 업로드(복수 선택 가능)</w:t>
-      </w:r>
-    </w:p>
-    <w:p>
-      <w:pPr>
-        <w:pStyle w:val="ListNumber"/>
-      </w:pPr>
-      <w:r>
-        <w:rPr>
-          <w:rFonts w:ascii="맑은 고딕" w:hAnsi="맑은 고딕" w:eastAsia="맑은 고딕"/>
-          <w:sz w:val="21"/>
-        </w:rPr>
-        <w:t xml:space="preserve">업로드된 파일 목록 확인 후 </w:t>
-      </w:r>
-      <w:r>
-        <w:rPr>
-          <w:rFonts w:ascii="맑은 고딕" w:hAnsi="맑은 고딕" w:eastAsia="맑은 고딕"/>
-          <w:b/>
-          <w:sz w:val="21"/>
-        </w:rPr>
-        <w:t>[다음]</w:t>
-      </w:r>
-      <w:r>
-        <w:rPr>
-          <w:rFonts w:ascii="맑은 고딕" w:hAnsi="맑은 고딕" w:eastAsia="맑은 고딕"/>
-          <w:sz w:val="21"/>
-        </w:rPr>
-      </w:r>
-    </w:p>
-    <w:p>
-      <w:r>
-        <w:rPr>
-          <w:rFonts w:ascii="맑은 고딕" w:hAnsi="맑은 고딕" w:eastAsia="맑은 고딕"/>
-          <w:sz w:val="21"/>
-        </w:rPr>
-      </w:r>
-      <w:r>
-        <w:rPr>
-          <w:rFonts w:ascii="맑은 고딕" w:hAnsi="맑은 고딕" w:eastAsia="맑은 고딕"/>
-          <w:b/>
-          <w:sz w:val="21"/>
-        </w:rPr>
-        <w:t>3단계 — 확인 및 검사</w:t>
-      </w:r>
-      <w:r>
-        <w:rPr>
-          <w:rFonts w:ascii="맑은 고딕" w:hAnsi="맑은 고딕" w:eastAsia="맑은 고딕"/>
-          <w:sz w:val="21"/>
-        </w:rPr>
-      </w:r>
-    </w:p>
-    <w:p>
-      <w:pPr>
-        <w:pStyle w:val="ListNumber"/>
-      </w:pPr>
-      <w:r>
-        <w:rPr>
-          <w:rFonts w:ascii="맑은 고딕" w:hAnsi="맑은 고딕" w:eastAsia="맑은 고딕"/>
-          <w:sz w:val="21"/>
-        </w:rPr>
-        <w:t>검사 명칭·문서 유형·계약서/동의서·저작물 목록을 확인</w:t>
-      </w:r>
-    </w:p>
-    <w:p>
-      <w:pPr>
-        <w:pStyle w:val="ListNumber"/>
+        <w:pStyle w:val="ListBullet"/>
       </w:pPr>
       <w:r>
         <w:rPr>
@@ -1110,14 +799,100 @@
           <w:b/>
           <w:sz w:val="21"/>
         </w:rPr>
-        <w:t>[검사하기]</w:t>
+        <w:t>배지</w:t>
       </w:r>
       <w:r>
         <w:rPr>
           <w:rFonts w:ascii="맑은 고딕" w:hAnsi="맑은 고딕" w:eastAsia="맑은 고딕"/>
           <w:sz w:val="21"/>
         </w:rPr>
-        <w:t xml:space="preserve"> 클릭 → 처리 시작(목록으로 이동)</w:t>
+        <w:t>: 공공누리 유형(제N유형) 또는 권리 요약(허용 N / 확인필요 N)</w:t>
+      </w:r>
+    </w:p>
+    <w:p>
+      <w:pPr>
+        <w:pStyle w:val="ListBullet"/>
+      </w:pPr>
+      <w:r>
+        <w:rPr>
+          <w:rFonts w:ascii="맑은 고딕" w:hAnsi="맑은 고딕" w:eastAsia="맑은 고딕"/>
+          <w:sz w:val="21"/>
+        </w:rPr>
+      </w:r>
+      <w:r>
+        <w:rPr>
+          <w:rFonts w:ascii="맑은 고딕" w:hAnsi="맑은 고딕" w:eastAsia="맑은 고딕"/>
+          <w:b/>
+          <w:sz w:val="21"/>
+        </w:rPr>
+        <w:t>상태</w:t>
+      </w:r>
+      <w:r>
+        <w:rPr>
+          <w:rFonts w:ascii="맑은 고딕" w:hAnsi="맑은 고딕" w:eastAsia="맑은 고딕"/>
+          <w:sz w:val="21"/>
+        </w:rPr>
+        <w:t>: 완료 · 처리중 · 실패</w:t>
+      </w:r>
+    </w:p>
+    <w:p>
+      <w:pPr>
+        <w:pStyle w:val="ListBullet"/>
+      </w:pPr>
+      <w:r>
+        <w:rPr>
+          <w:rFonts w:ascii="맑은 고딕" w:hAnsi="맑은 고딕" w:eastAsia="맑은 고딕"/>
+          <w:sz w:val="21"/>
+        </w:rPr>
+      </w:r>
+      <w:r>
+        <w:rPr>
+          <w:rFonts w:ascii="맑은 고딕" w:hAnsi="맑은 고딕" w:eastAsia="맑은 고딕"/>
+          <w:b/>
+          <w:sz w:val="21"/>
+        </w:rPr>
+        <w:t>하단</w:t>
+      </w:r>
+      <w:r>
+        <w:rPr>
+          <w:rFonts w:ascii="맑은 고딕" w:hAnsi="맑은 고딕" w:eastAsia="맑은 고딕"/>
+          <w:sz w:val="21"/>
+        </w:rPr>
+        <w:t>: 저작물/근거 건수 · 등록자 · 날짜</w:t>
+      </w:r>
+    </w:p>
+    <w:p>
+      <w:r>
+        <w:rPr>
+          <w:rFonts w:ascii="맑은 고딕" w:hAnsi="맑은 고딕" w:eastAsia="맑은 고딕"/>
+          <w:sz w:val="21"/>
+        </w:rPr>
+        <w:t xml:space="preserve">상단 </w:t>
+      </w:r>
+      <w:r>
+        <w:rPr>
+          <w:rFonts w:ascii="맑은 고딕" w:hAnsi="맑은 고딕" w:eastAsia="맑은 고딕"/>
+          <w:b/>
+          <w:sz w:val="21"/>
+        </w:rPr>
+        <w:t>검색창</w:t>
+      </w:r>
+      <w:r>
+        <w:rPr>
+          <w:rFonts w:ascii="맑은 고딕" w:hAnsi="맑은 고딕" w:eastAsia="맑은 고딕"/>
+          <w:sz w:val="21"/>
+        </w:rPr>
+        <w:t>에 검사명·파일명을 입력해 원하는 건을 빠르게 찾을 수 있다.</w:t>
+      </w:r>
+    </w:p>
+    <w:p>
+      <w:r>
+        <w:rPr>
+          <w:rFonts w:ascii="맑은 고딕" w:hAnsi="맑은 고딕" w:eastAsia="맑은 고딕"/>
+          <w:color w:val="BBBBBB"/>
+          <w:sz w:val="16"/>
+        </w:rPr>
+        <w:t>────────────────────────────────────────</w:t>
       </w:r>
     </w:p>
     <w:p>
@@ -1128,16 +903,37 @@
         <w:rPr>
           <w:rFonts w:ascii="맑은 고딕" w:hAnsi="맑은 고딕" w:eastAsia="맑은 고딕"/>
           <w:b/>
-          <w:color w:val="1F2A3A"/>
-          <w:sz w:val="24"/>
+          <w:color w:val="0B2447"/>
+          <w:sz w:val="28"/>
         </w:rPr>
-        <w:t>3.3 결과 화면 (2단 구성)</w:t>
+        <w:t>4. 검사하기 — 결과 보는 방법</w:t>
       </w:r>
     </w:p>
     <w:p>
-      <w:pPr>
-        <w:pStyle w:val="ListBullet"/>
-      </w:pPr>
+      <w:r>
+        <w:rPr>
+          <w:rFonts w:ascii="맑은 고딕" w:hAnsi="맑은 고딕" w:eastAsia="맑은 고딕"/>
+          <w:sz w:val="21"/>
+        </w:rPr>
+        <w:t xml:space="preserve">카드를 클릭하면 상세 화면이 </w:t>
+      </w:r>
+      <w:r>
+        <w:rPr>
+          <w:rFonts w:ascii="맑은 고딕" w:hAnsi="맑은 고딕" w:eastAsia="맑은 고딕"/>
+          <w:b/>
+          <w:sz w:val="21"/>
+        </w:rPr>
+        <w:t>좌우 2단</w:t>
+      </w:r>
+      <w:r>
+        <w:rPr>
+          <w:rFonts w:ascii="맑은 고딕" w:hAnsi="맑은 고딕" w:eastAsia="맑은 고딕"/>
+          <w:sz w:val="21"/>
+        </w:rPr>
+        <w:t>으로 열린다.</w:t>
+      </w:r>
+    </w:p>
+    <w:p>
       <w:r>
         <w:rPr>
           <w:rFonts w:ascii="맑은 고딕" w:hAnsi="맑은 고딕" w:eastAsia="맑은 고딕"/>
@@ -1182,7 +978,7 @@
           <w:rFonts w:ascii="맑은 고딕" w:hAnsi="맑은 고딕" w:eastAsia="맑은 고딕"/>
           <w:sz w:val="21"/>
         </w:rPr>
-        <w:t>: 파일명(다운로드 가능), 등록일, 등록자, 상태, 자체제작 여부</w:t>
+        <w:t>: 파일명(클릭 시 다운로드), 등록일, 등록자, 상태</w:t>
       </w:r>
     </w:p>
     <w:p>
@@ -1208,7 +1004,7 @@
           <w:rFonts w:ascii="맑은 고딕" w:hAnsi="맑은 고딕" w:eastAsia="맑은 고딕"/>
           <w:sz w:val="21"/>
         </w:rPr>
-        <w:t xml:space="preserve">: 공공누리 마크 + </w:t>
+        <w:t xml:space="preserve">: 공공누리 마크와 함께 </w:t>
       </w:r>
       <w:r>
         <w:rPr>
@@ -1223,7 +1019,7 @@
           <w:rFonts w:ascii="맑은 고딕" w:hAnsi="맑은 고딕" w:eastAsia="맑은 고딕"/>
           <w:sz w:val="21"/>
         </w:rPr>
-        <w:t xml:space="preserve"> + 유형 설명 + </w:t>
+        <w:t xml:space="preserve">, 유형 설명, </w:t>
       </w:r>
       <w:r>
         <w:rPr>
@@ -1238,22 +1034,7 @@
           <w:rFonts w:ascii="맑은 고딕" w:hAnsi="맑은 고딕" w:eastAsia="맑은 고딕"/>
           <w:sz w:val="21"/>
         </w:rPr>
-        <w:t xml:space="preserve">. 필요 시 </w:t>
-      </w:r>
-      <w:r>
-        <w:rPr>
-          <w:rFonts w:ascii="맑은 고딕" w:hAnsi="맑은 고딕" w:eastAsia="맑은 고딕"/>
-          <w:b/>
-          <w:sz w:val="21"/>
-        </w:rPr>
-        <w:t>[수정]</w:t>
-      </w:r>
-      <w:r>
-        <w:rPr>
-          <w:rFonts w:ascii="맑은 고딕" w:hAnsi="맑은 고딕" w:eastAsia="맑은 고딕"/>
-          <w:sz w:val="21"/>
-        </w:rPr>
-        <w:t xml:space="preserve"> 으로 관리자 보정</w:t>
+        <w:t xml:space="preserve"> 를 표시한다. 정확도는 모델이 이 유형을 확신하는 정도다.</w:t>
       </w:r>
     </w:p>
     <w:p>
@@ -1279,7 +1060,7 @@
           <w:rFonts w:ascii="맑은 고딕" w:hAnsi="맑은 고딕" w:eastAsia="맑은 고딕"/>
           <w:sz w:val="21"/>
         </w:rPr>
-        <w:t xml:space="preserve">: 유형, </w:t>
+        <w:t xml:space="preserve">: 계약서에서 추출한 유형·계약 제목 등 요약. </w:t>
       </w:r>
       <w:r>
         <w:rPr>
@@ -1287,46 +1068,17 @@
           <w:b/>
           <w:sz w:val="21"/>
         </w:rPr>
-        <w:t>계약 제목</w:t>
+        <w:t>[상세 보기]</w:t>
       </w:r>
       <w:r>
         <w:rPr>
           <w:rFonts w:ascii="맑은 고딕" w:hAnsi="맑은 고딕" w:eastAsia="맑은 고딕"/>
           <w:sz w:val="21"/>
         </w:rPr>
-        <w:t xml:space="preserve"> 등 (상세는 [상세 보기])</w:t>
+        <w:t xml:space="preserve"> 로 전체 항목 확인.</w:t>
       </w:r>
     </w:p>
     <w:p>
-      <w:pPr>
-        <w:pStyle w:val="ListBullet"/>
-      </w:pPr>
-      <w:r>
-        <w:rPr>
-          <w:rFonts w:ascii="맑은 고딕" w:hAnsi="맑은 고딕" w:eastAsia="맑은 고딕"/>
-          <w:sz w:val="21"/>
-        </w:rPr>
-      </w:r>
-      <w:r>
-        <w:rPr>
-          <w:rFonts w:ascii="맑은 고딕" w:hAnsi="맑은 고딕" w:eastAsia="맑은 고딕"/>
-          <w:b/>
-          <w:sz w:val="21"/>
-        </w:rPr>
-        <w:t>저작물 목록</w:t>
-      </w:r>
-      <w:r>
-        <w:rPr>
-          <w:rFonts w:ascii="맑은 고딕" w:hAnsi="맑은 고딕" w:eastAsia="맑은 고딕"/>
-          <w:sz w:val="21"/>
-        </w:rPr>
-        <w:t>: 업로드된 저작물 파일 목록</w:t>
-      </w:r>
-    </w:p>
-    <w:p>
-      <w:pPr>
-        <w:pStyle w:val="ListBullet"/>
-      </w:pPr>
       <w:r>
         <w:rPr>
           <w:rFonts w:ascii="맑은 고딕" w:hAnsi="맑은 고딕" w:eastAsia="맑은 고딕"/>
@@ -1371,7 +1123,22 @@
           <w:rFonts w:ascii="맑은 고딕" w:hAnsi="맑은 고딕" w:eastAsia="맑은 고딕"/>
           <w:sz w:val="21"/>
         </w:rPr>
-        <w:t>: 좌측 목록에서 저작물을 선택하면 20항목 메타데이터 표시</w:t>
+        <w:t xml:space="preserve">: 좌측 </w:t>
+      </w:r>
+      <w:r>
+        <w:rPr>
+          <w:rFonts w:ascii="맑은 고딕" w:hAnsi="맑은 고딕" w:eastAsia="맑은 고딕"/>
+          <w:b/>
+          <w:sz w:val="21"/>
+        </w:rPr>
+        <w:t>저작물 목록</w:t>
+      </w:r>
+      <w:r>
+        <w:rPr>
+          <w:rFonts w:ascii="맑은 고딕" w:hAnsi="맑은 고딕" w:eastAsia="맑은 고딕"/>
+          <w:sz w:val="21"/>
+        </w:rPr>
+        <w:t>에서 파일을 선택하면 해당 저작물의 20항목 메타데이터가 나타난다.</w:t>
       </w:r>
     </w:p>
     <w:p>
@@ -1403,7 +1170,7 @@
           <w:color w:val="555555"/>
           <w:sz w:val="19"/>
         </w:rPr>
-        <w:t>: 저작물명·유형·디지털화형태·설명·주제어·언어·제작일·제작자·저작권자·공동저작자·저작인접권자·공개유형·저작물성·비보호저작물·업무상저작물·상업적이용허락·저작재산권·공동저작자동의·유효기간·초상권</w:t>
+        <w:t>: 저작물명 · 유형 · 디지털화형태 · 설명 · 주제어 · 언어 · 제작일 · 제작자 · 저작권자 · 공동저작자 · 저작인접권자 · 공개유형 · 저작물성 · 비보호저작물 · 업무상저작물 · 상업적이용허락 · 저작재산권 · 공동저작자동의 · 유효기간 · 초상권</w:t>
       </w:r>
     </w:p>
     <w:p>
@@ -1427,119 +1194,16 @@
           <w:color w:val="0B2447"/>
           <w:sz w:val="28"/>
         </w:rPr>
-        <w:t>4. 권리추정</w:t>
+        <w:t>5. 권리추정 — 결과 보는 방법</w:t>
       </w:r>
     </w:p>
     <w:p>
-      <w:pPr>
-        <w:spacing w:before="200" w:after="80"/>
-      </w:pPr>
-      <w:r>
-        <w:rPr>
-          <w:rFonts w:ascii="맑은 고딕" w:hAnsi="맑은 고딕" w:eastAsia="맑은 고딕"/>
-          <w:b/>
-          <w:color w:val="1F2A3A"/>
-          <w:sz w:val="24"/>
-        </w:rPr>
-        <w:t>4.1 목록 화면</w:t>
-      </w:r>
-    </w:p>
-    <w:p>
-      <w:pPr>
-        <w:pStyle w:val="ListBullet"/>
-      </w:pPr>
       <w:r>
         <w:rPr>
           <w:rFonts w:ascii="맑은 고딕" w:hAnsi="맑은 고딕" w:eastAsia="맑은 고딕"/>
           <w:sz w:val="21"/>
         </w:rPr>
-        <w:t xml:space="preserve">카드마다 </w:t>
-      </w:r>
-      <w:r>
-        <w:rPr>
-          <w:rFonts w:ascii="맑은 고딕" w:hAnsi="맑은 고딕" w:eastAsia="맑은 고딕"/>
-          <w:b/>
-          <w:sz w:val="21"/>
-        </w:rPr>
-        <w:t>권리 요약 배지(허용 N / 확인필요 N)</w:t>
-      </w:r>
-      <w:r>
-        <w:rPr>
-          <w:rFonts w:ascii="맑은 고딕" w:hAnsi="맑은 고딕" w:eastAsia="맑은 고딕"/>
-          <w:sz w:val="21"/>
-        </w:rPr>
-        <w:t xml:space="preserve">, </w:t>
-      </w:r>
-      <w:r>
-        <w:rPr>
-          <w:rFonts w:ascii="맑은 고딕" w:hAnsi="맑은 고딕" w:eastAsia="맑은 고딕"/>
-          <w:b/>
-          <w:sz w:val="21"/>
-        </w:rPr>
-        <w:t>상태(완료/실패/처리중)</w:t>
-      </w:r>
-      <w:r>
-        <w:rPr>
-          <w:rFonts w:ascii="맑은 고딕" w:hAnsi="맑은 고딕" w:eastAsia="맑은 고딕"/>
-          <w:sz w:val="21"/>
-        </w:rPr>
-        <w:t xml:space="preserve">, </w:t>
-      </w:r>
-      <w:r>
-        <w:rPr>
-          <w:rFonts w:ascii="맑은 고딕" w:hAnsi="맑은 고딕" w:eastAsia="맑은 고딕"/>
-          <w:b/>
-          <w:sz w:val="21"/>
-        </w:rPr>
-        <w:t>근거 건수</w:t>
-      </w:r>
-      <w:r>
-        <w:rPr>
-          <w:rFonts w:ascii="맑은 고딕" w:hAnsi="맑은 고딕" w:eastAsia="맑은 고딕"/>
-          <w:sz w:val="21"/>
-        </w:rPr>
-        <w:t xml:space="preserve">, </w:t>
-      </w:r>
-      <w:r>
-        <w:rPr>
-          <w:rFonts w:ascii="맑은 고딕" w:hAnsi="맑은 고딕" w:eastAsia="맑은 고딕"/>
-          <w:b/>
-          <w:sz w:val="21"/>
-        </w:rPr>
-        <w:t>날짜</w:t>
-      </w:r>
-      <w:r>
-        <w:rPr>
-          <w:rFonts w:ascii="맑은 고딕" w:hAnsi="맑은 고딕" w:eastAsia="맑은 고딕"/>
-          <w:sz w:val="21"/>
-        </w:rPr>
-        <w:t xml:space="preserve"> 표시.</w:t>
-      </w:r>
-    </w:p>
-    <w:p>
-      <w:pPr>
-        <w:pStyle w:val="ListBullet"/>
-      </w:pPr>
-      <w:r>
-        <w:rPr>
-          <w:rFonts w:ascii="맑은 고딕" w:hAnsi="맑은 고딕" w:eastAsia="맑은 고딕"/>
-          <w:sz w:val="21"/>
-        </w:rPr>
-        <w:t>상단 검색창으로 검사명·파일명 검색.</w:t>
-      </w:r>
-    </w:p>
-    <w:p>
-      <w:pPr>
-        <w:spacing w:before="200" w:after="80"/>
-      </w:pPr>
-      <w:r>
-        <w:rPr>
-          <w:rFonts w:ascii="맑은 고딕" w:hAnsi="맑은 고딕" w:eastAsia="맑은 고딕"/>
-          <w:b/>
-          <w:color w:val="1F2A3A"/>
-          <w:sz w:val="24"/>
-        </w:rPr>
-        <w:t>4.2 새 권리추정 등록</w:t>
+        <w:t>상세 화면은 위에서 아래로 다음과 같이 구성된다.</w:t>
       </w:r>
     </w:p>
     <w:p>
@@ -1558,222 +1222,19 @@
           <w:b/>
           <w:sz w:val="21"/>
         </w:rPr>
-        <w:t>[새 권리추정]</w:t>
+        <w:t>판정 요약 밴드</w:t>
       </w:r>
       <w:r>
         <w:rPr>
           <w:rFonts w:ascii="맑은 고딕" w:hAnsi="맑은 고딕" w:eastAsia="맑은 고딕"/>
           <w:sz w:val="21"/>
         </w:rPr>
-        <w:t xml:space="preserve"> 카드 클릭</w:t>
+        <w:t>: 허용/확정 · 확인필요 · 없음 · 근거 건수를 한눈에 보여준다.</w:t>
       </w:r>
     </w:p>
     <w:p>
       <w:pPr>
         <w:pStyle w:val="ListNumber"/>
-      </w:pPr>
-      <w:r>
-        <w:rPr>
-          <w:rFonts w:ascii="맑은 고딕" w:hAnsi="맑은 고딕" w:eastAsia="맑은 고딕"/>
-          <w:sz w:val="21"/>
-        </w:rPr>
-        <w:t xml:space="preserve">입력 방식 선택 — </w:t>
-      </w:r>
-      <w:r>
-        <w:rPr>
-          <w:rFonts w:ascii="맑은 고딕" w:hAnsi="맑은 고딕" w:eastAsia="맑은 고딕"/>
-          <w:b/>
-          <w:sz w:val="21"/>
-        </w:rPr>
-        <w:t>[파일 업로드]</w:t>
-      </w:r>
-      <w:r>
-        <w:rPr>
-          <w:rFonts w:ascii="맑은 고딕" w:hAnsi="맑은 고딕" w:eastAsia="맑은 고딕"/>
-          <w:sz w:val="21"/>
-        </w:rPr>
-        <w:t xml:space="preserve"> 또는 </w:t>
-      </w:r>
-      <w:r>
-        <w:rPr>
-          <w:rFonts w:ascii="맑은 고딕" w:hAnsi="맑은 고딕" w:eastAsia="맑은 고딕"/>
-          <w:b/>
-          <w:sz w:val="21"/>
-        </w:rPr>
-        <w:t>[텍스트 입력]</w:t>
-      </w:r>
-      <w:r>
-        <w:rPr>
-          <w:rFonts w:ascii="맑은 고딕" w:hAnsi="맑은 고딕" w:eastAsia="맑은 고딕"/>
-          <w:sz w:val="21"/>
-        </w:rPr>
-      </w:r>
-    </w:p>
-    <w:p>
-      <w:pPr>
-        <w:pStyle w:val="ListNumber"/>
-      </w:pPr>
-      <w:r>
-        <w:rPr>
-          <w:rFonts w:ascii="맑은 고딕" w:hAnsi="맑은 고딕" w:eastAsia="맑은 고딕"/>
-          <w:sz w:val="21"/>
-        </w:rPr>
-      </w:r>
-      <w:r>
-        <w:rPr>
-          <w:rFonts w:ascii="맑은 고딕" w:hAnsi="맑은 고딕" w:eastAsia="맑은 고딕"/>
-          <w:b/>
-          <w:sz w:val="21"/>
-        </w:rPr>
-        <w:t>문서 유형</w:t>
-      </w:r>
-      <w:r>
-        <w:rPr>
-          <w:rFonts w:ascii="맑은 고딕" w:hAnsi="맑은 고딕" w:eastAsia="맑은 고딕"/>
-          <w:sz w:val="21"/>
-        </w:rPr>
-        <w:t xml:space="preserve"> 선택</w:t>
-      </w:r>
-    </w:p>
-    <w:p>
-      <w:pPr>
-        <w:pStyle w:val="ListNumber"/>
-      </w:pPr>
-      <w:r>
-        <w:rPr>
-          <w:rFonts w:ascii="맑은 고딕" w:hAnsi="맑은 고딕" w:eastAsia="맑은 고딕"/>
-          <w:sz w:val="21"/>
-        </w:rPr>
-        <w:t xml:space="preserve">(파일) </w:t>
-      </w:r>
-      <w:r>
-        <w:rPr>
-          <w:rFonts w:ascii="맑은 고딕" w:hAnsi="맑은 고딕" w:eastAsia="맑은 고딕"/>
-          <w:b/>
-          <w:sz w:val="21"/>
-        </w:rPr>
-        <w:t>검사 명칭</w:t>
-      </w:r>
-      <w:r>
-        <w:rPr>
-          <w:rFonts w:ascii="맑은 고딕" w:hAnsi="맑은 고딕" w:eastAsia="맑은 고딕"/>
-          <w:sz w:val="21"/>
-        </w:rPr>
-        <w:t xml:space="preserve"> 입력 + </w:t>
-      </w:r>
-      <w:r>
-        <w:rPr>
-          <w:rFonts w:ascii="맑은 고딕" w:hAnsi="맑은 고딕" w:eastAsia="맑은 고딕"/>
-          <w:b/>
-          <w:sz w:val="21"/>
-        </w:rPr>
-        <w:t>PDF 파일</w:t>
-      </w:r>
-      <w:r>
-        <w:rPr>
-          <w:rFonts w:ascii="맑은 고딕" w:hAnsi="맑은 고딕" w:eastAsia="맑은 고딕"/>
-          <w:sz w:val="21"/>
-        </w:rPr>
-        <w:t xml:space="preserve"> 선택 / (텍스트) </w:t>
-      </w:r>
-      <w:r>
-        <w:rPr>
-          <w:rFonts w:ascii="맑은 고딕" w:hAnsi="맑은 고딕" w:eastAsia="맑은 고딕"/>
-          <w:b/>
-          <w:sz w:val="21"/>
-        </w:rPr>
-        <w:t>계약서 본문</w:t>
-      </w:r>
-      <w:r>
-        <w:rPr>
-          <w:rFonts w:ascii="맑은 고딕" w:hAnsi="맑은 고딕" w:eastAsia="맑은 고딕"/>
-          <w:sz w:val="21"/>
-        </w:rPr>
-        <w:t xml:space="preserve"> 붙여넣기</w:t>
-      </w:r>
-    </w:p>
-    <w:p>
-      <w:pPr>
-        <w:pStyle w:val="ListNumber"/>
-      </w:pPr>
-      <w:r>
-        <w:rPr>
-          <w:rFonts w:ascii="맑은 고딕" w:hAnsi="맑은 고딕" w:eastAsia="맑은 고딕"/>
-          <w:sz w:val="21"/>
-        </w:rPr>
-      </w:r>
-      <w:r>
-        <w:rPr>
-          <w:rFonts w:ascii="맑은 고딕" w:hAnsi="맑은 고딕" w:eastAsia="맑은 고딕"/>
-          <w:b/>
-          <w:sz w:val="21"/>
-        </w:rPr>
-        <w:t>[권리추정 실행]</w:t>
-      </w:r>
-      <w:r>
-        <w:rPr>
-          <w:rFonts w:ascii="맑은 고딕" w:hAnsi="맑은 고딕" w:eastAsia="맑은 고딕"/>
-          <w:sz w:val="21"/>
-        </w:rPr>
-      </w:r>
-    </w:p>
-    <w:p>
-      <w:pPr>
-        <w:ind w:left="240"/>
-      </w:pPr>
-      <w:r>
-        <w:rPr>
-          <w:rFonts w:ascii="맑은 고딕" w:hAnsi="맑은 고딕" w:eastAsia="맑은 고딕"/>
-          <w:i/>
-          <w:color w:val="555555"/>
-          <w:sz w:val="19"/>
-        </w:rPr>
-        <w:t>파일 업로드 시 숭실대 API로 OCR·메타데이터를 먼저 추출한 뒤 권리를 추정한다. 텍스트 입력 시 OCR을 건너뛰고 바로 추정한다.</w:t>
-      </w:r>
-    </w:p>
-    <w:p>
-      <w:pPr>
-        <w:spacing w:before="200" w:after="80"/>
-      </w:pPr>
-      <w:r>
-        <w:rPr>
-          <w:rFonts w:ascii="맑은 고딕" w:hAnsi="맑은 고딕" w:eastAsia="맑은 고딕"/>
-          <w:b/>
-          <w:color w:val="1F2A3A"/>
-          <w:sz w:val="24"/>
-        </w:rPr>
-        <w:t>4.3 결과 화면</w:t>
-      </w:r>
-    </w:p>
-    <w:p>
-      <w:pPr>
-        <w:pStyle w:val="ListBullet"/>
-      </w:pPr>
-      <w:r>
-        <w:rPr>
-          <w:rFonts w:ascii="맑은 고딕" w:hAnsi="맑은 고딕" w:eastAsia="맑은 고딕"/>
-          <w:sz w:val="21"/>
-        </w:rPr>
-      </w:r>
-      <w:r>
-        <w:rPr>
-          <w:rFonts w:ascii="맑은 고딕" w:hAnsi="맑은 고딕" w:eastAsia="맑은 고딕"/>
-          <w:b/>
-          <w:sz w:val="21"/>
-        </w:rPr>
-        <w:t>요약 밴드</w:t>
-      </w:r>
-      <w:r>
-        <w:rPr>
-          <w:rFonts w:ascii="맑은 고딕" w:hAnsi="맑은 고딕" w:eastAsia="맑은 고딕"/>
-          <w:sz w:val="21"/>
-        </w:rPr>
-        <w:t>: 허용/확정 · 확인필요 · 없음 · 근거 건수</w:t>
-      </w:r>
-    </w:p>
-    <w:p>
-      <w:pPr>
-        <w:pStyle w:val="ListBullet"/>
       </w:pPr>
       <w:r>
         <w:rPr>
@@ -1794,22 +1255,7 @@
           <w:rFonts w:ascii="맑은 고딕" w:hAnsi="맑은 고딕" w:eastAsia="맑은 고딕"/>
           <w:sz w:val="21"/>
         </w:rPr>
-        <w:t xml:space="preserve">: 저작재산권·이용조건·계약성격·이용범위·대가조건 그룹별로 </w:t>
-      </w:r>
-      <w:r>
-        <w:rPr>
-          <w:rFonts w:ascii="맑은 고딕" w:hAnsi="맑은 고딕" w:eastAsia="맑은 고딕"/>
-          <w:b/>
-          <w:sz w:val="21"/>
-        </w:rPr>
-        <w:t>권리 / 판정(허용·금지·확인필요) / 신뢰도 / 근거번호</w:t>
-      </w:r>
-      <w:r>
-        <w:rPr>
-          <w:rFonts w:ascii="맑은 고딕" w:hAnsi="맑은 고딕" w:eastAsia="맑은 고딕"/>
-          <w:sz w:val="21"/>
-        </w:rPr>
-        <w:t xml:space="preserve"> 표시</w:t>
+        <w:t>: 권리를 그룹(저작재산권 · 이용조건 · 계약성격 · 이용범위 · 대가조건)별로 묶어 아래 항목을 표시한다.</w:t>
       </w:r>
     </w:p>
     <w:p>
@@ -1821,7 +1267,6 @@
           <w:rFonts w:ascii="맑은 고딕" w:hAnsi="맑은 고딕" w:eastAsia="맑은 고딕"/>
           <w:sz w:val="21"/>
         </w:rPr>
-        <w:t xml:space="preserve">처리 중이면 </w:t>
       </w:r>
       <w:r>
         <w:rPr>
@@ -1829,14 +1274,106 @@
           <w:b/>
           <w:sz w:val="21"/>
         </w:rPr>
-        <w:t>진행 단계 표시(스텝퍼)</w:t>
+        <w:t>권리</w:t>
       </w:r>
       <w:r>
         <w:rPr>
           <w:rFonts w:ascii="맑은 고딕" w:hAnsi="맑은 고딕" w:eastAsia="맑은 고딕"/>
           <w:sz w:val="21"/>
         </w:rPr>
-        <w:t xml:space="preserve"> 가 나타나고, 완료되면 자동으로 결과로 전환된다.</w:t>
+        <w:t>: 복제권·전시권·상업적 이용 등</w:t>
+      </w:r>
+    </w:p>
+    <w:p>
+      <w:pPr>
+        <w:pStyle w:val="ListBullet"/>
+      </w:pPr>
+      <w:r>
+        <w:rPr>
+          <w:rFonts w:ascii="맑은 고딕" w:hAnsi="맑은 고딕" w:eastAsia="맑은 고딕"/>
+          <w:sz w:val="21"/>
+        </w:rPr>
+      </w:r>
+      <w:r>
+        <w:rPr>
+          <w:rFonts w:ascii="맑은 고딕" w:hAnsi="맑은 고딕" w:eastAsia="맑은 고딕"/>
+          <w:b/>
+          <w:sz w:val="21"/>
+        </w:rPr>
+        <w:t>판정</w:t>
+      </w:r>
+      <w:r>
+        <w:rPr>
+          <w:rFonts w:ascii="맑은 고딕" w:hAnsi="맑은 고딕" w:eastAsia="맑은 고딕"/>
+          <w:sz w:val="21"/>
+        </w:rPr>
+        <w:t>: 허용 · 금지 · 확인필요 · -(없음)</w:t>
+      </w:r>
+    </w:p>
+    <w:p>
+      <w:pPr>
+        <w:pStyle w:val="ListBullet"/>
+      </w:pPr>
+      <w:r>
+        <w:rPr>
+          <w:rFonts w:ascii="맑은 고딕" w:hAnsi="맑은 고딕" w:eastAsia="맑은 고딕"/>
+          <w:sz w:val="21"/>
+        </w:rPr>
+      </w:r>
+      <w:r>
+        <w:rPr>
+          <w:rFonts w:ascii="맑은 고딕" w:hAnsi="맑은 고딕" w:eastAsia="맑은 고딕"/>
+          <w:b/>
+          <w:sz w:val="21"/>
+        </w:rPr>
+        <w:t>신뢰도</w:t>
+      </w:r>
+      <w:r>
+        <w:rPr>
+          <w:rFonts w:ascii="맑은 고딕" w:hAnsi="맑은 고딕" w:eastAsia="맑은 고딕"/>
+          <w:sz w:val="21"/>
+        </w:rPr>
+        <w:t>: 판정을 확신하는 정도(%)</w:t>
+      </w:r>
+    </w:p>
+    <w:p>
+      <w:pPr>
+        <w:pStyle w:val="ListBullet"/>
+      </w:pPr>
+      <w:r>
+        <w:rPr>
+          <w:rFonts w:ascii="맑은 고딕" w:hAnsi="맑은 고딕" w:eastAsia="맑은 고딕"/>
+          <w:sz w:val="21"/>
+        </w:rPr>
+      </w:r>
+      <w:r>
+        <w:rPr>
+          <w:rFonts w:ascii="맑은 고딕" w:hAnsi="맑은 고딕" w:eastAsia="맑은 고딕"/>
+          <w:b/>
+          <w:sz w:val="21"/>
+        </w:rPr>
+        <w:t>근거번호</w:t>
+      </w:r>
+      <w:r>
+        <w:rPr>
+          <w:rFonts w:ascii="맑은 고딕" w:hAnsi="맑은 고딕" w:eastAsia="맑은 고딕"/>
+          <w:sz w:val="21"/>
+        </w:rPr>
+        <w:t>: 판정의 근거가 된 문장 번호</w:t>
+      </w:r>
+    </w:p>
+    <w:p>
+      <w:pPr>
+        <w:ind w:left="240"/>
+      </w:pPr>
+      <w:r>
+        <w:rPr>
+          <w:rFonts w:ascii="맑은 고딕" w:hAnsi="맑은 고딕" w:eastAsia="맑은 고딕"/>
+          <w:i/>
+          <w:color w:val="555555"/>
+          <w:sz w:val="19"/>
+        </w:rPr>
+        <w:t>처리 중이면 진행 단계(스텝퍼)가 먼저 보이고, 완료되면 자동으로 결과로 바뀐다.</w:t>
       </w:r>
     </w:p>
     <w:p>
@@ -1860,7 +1397,7 @@
           <w:color w:val="0B2447"/>
           <w:sz w:val="28"/>
         </w:rPr>
-        <w:t>5. 통합검사</w:t>
+        <w:t>6. 통합검사 — 결과 보는 방법</w:t>
       </w:r>
     </w:p>
     <w:p>
@@ -1869,7 +1406,7 @@
           <w:rFonts w:ascii="맑은 고딕" w:hAnsi="맑은 고딕" w:eastAsia="맑은 고딕"/>
           <w:sz w:val="21"/>
         </w:rPr>
-        <w:t xml:space="preserve">계약서와 저작물을 함께 올려 </w:t>
+        <w:t xml:space="preserve">계약서와 저작물을 함께 올리면, </w:t>
       </w:r>
       <w:r>
         <w:rPr>
@@ -1877,206 +1414,14 @@
           <w:b/>
           <w:sz w:val="21"/>
         </w:rPr>
-        <w:t>메타데이터 · 공공누리 유형 · 권리 판정 · 근거 하이라이트</w:t>
+        <w:t>한 화면에서</w:t>
       </w:r>
       <w:r>
         <w:rPr>
           <w:rFonts w:ascii="맑은 고딕" w:hAnsi="맑은 고딕" w:eastAsia="맑은 고딕"/>
           <w:sz w:val="21"/>
         </w:rPr>
-        <w:t>를 한 화면에서 확인한다.</w:t>
-      </w:r>
-    </w:p>
-    <w:p>
-      <w:pPr>
-        <w:spacing w:before="200" w:after="80"/>
-      </w:pPr>
-      <w:r>
-        <w:rPr>
-          <w:rFonts w:ascii="맑은 고딕" w:hAnsi="맑은 고딕" w:eastAsia="맑은 고딕"/>
-          <w:b/>
-          <w:color w:val="1F2A3A"/>
-          <w:sz w:val="24"/>
-        </w:rPr>
-        <w:t>5.1 새 통합검사 등록</w:t>
-      </w:r>
-    </w:p>
-    <w:p>
-      <w:pPr>
-        <w:pStyle w:val="ListNumber"/>
-      </w:pPr>
-      <w:r>
-        <w:rPr>
-          <w:rFonts w:ascii="맑은 고딕" w:hAnsi="맑은 고딕" w:eastAsia="맑은 고딕"/>
-          <w:sz w:val="21"/>
-        </w:rPr>
-      </w:r>
-      <w:r>
-        <w:rPr>
-          <w:rFonts w:ascii="맑은 고딕" w:hAnsi="맑은 고딕" w:eastAsia="맑은 고딕"/>
-          <w:b/>
-          <w:sz w:val="21"/>
-        </w:rPr>
-        <w:t>[새 통합 검사]</w:t>
-      </w:r>
-      <w:r>
-        <w:rPr>
-          <w:rFonts w:ascii="맑은 고딕" w:hAnsi="맑은 고딕" w:eastAsia="맑은 고딕"/>
-          <w:sz w:val="21"/>
-        </w:rPr>
-        <w:t xml:space="preserve"> 카드 클릭</w:t>
-      </w:r>
-    </w:p>
-    <w:p>
-      <w:pPr>
-        <w:pStyle w:val="ListNumber"/>
-      </w:pPr>
-      <w:r>
-        <w:rPr>
-          <w:rFonts w:ascii="맑은 고딕" w:hAnsi="맑은 고딕" w:eastAsia="맑은 고딕"/>
-          <w:sz w:val="21"/>
-        </w:rPr>
-      </w:r>
-      <w:r>
-        <w:rPr>
-          <w:rFonts w:ascii="맑은 고딕" w:hAnsi="맑은 고딕" w:eastAsia="맑은 고딕"/>
-          <w:b/>
-          <w:sz w:val="21"/>
-        </w:rPr>
-        <w:t>문서 유형</w:t>
-      </w:r>
-      <w:r>
-        <w:rPr>
-          <w:rFonts w:ascii="맑은 고딕" w:hAnsi="맑은 고딕" w:eastAsia="맑은 고딕"/>
-          <w:sz w:val="21"/>
-        </w:rPr>
-        <w:t xml:space="preserve"> 선택</w:t>
-      </w:r>
-    </w:p>
-    <w:p>
-      <w:pPr>
-        <w:pStyle w:val="ListNumber"/>
-      </w:pPr>
-      <w:r>
-        <w:rPr>
-          <w:rFonts w:ascii="맑은 고딕" w:hAnsi="맑은 고딕" w:eastAsia="맑은 고딕"/>
-          <w:sz w:val="21"/>
-        </w:rPr>
-      </w:r>
-      <w:r>
-        <w:rPr>
-          <w:rFonts w:ascii="맑은 고딕" w:hAnsi="맑은 고딕" w:eastAsia="맑은 고딕"/>
-          <w:b/>
-          <w:sz w:val="21"/>
-        </w:rPr>
-        <w:t>검사 명칭</w:t>
-      </w:r>
-      <w:r>
-        <w:rPr>
-          <w:rFonts w:ascii="맑은 고딕" w:hAnsi="맑은 고딕" w:eastAsia="맑은 고딕"/>
-          <w:sz w:val="21"/>
-        </w:rPr>
-        <w:t xml:space="preserve"> 입력(필수)</w:t>
-      </w:r>
-    </w:p>
-    <w:p>
-      <w:pPr>
-        <w:pStyle w:val="ListNumber"/>
-      </w:pPr>
-      <w:r>
-        <w:rPr>
-          <w:rFonts w:ascii="맑은 고딕" w:hAnsi="맑은 고딕" w:eastAsia="맑은 고딕"/>
-          <w:sz w:val="21"/>
-        </w:rPr>
-      </w:r>
-      <w:r>
-        <w:rPr>
-          <w:rFonts w:ascii="맑은 고딕" w:hAnsi="맑은 고딕" w:eastAsia="맑은 고딕"/>
-          <w:b/>
-          <w:sz w:val="21"/>
-        </w:rPr>
-        <w:t>계약서 파일</w:t>
-      </w:r>
-      <w:r>
-        <w:rPr>
-          <w:rFonts w:ascii="맑은 고딕" w:hAnsi="맑은 고딕" w:eastAsia="맑은 고딕"/>
-          <w:sz w:val="21"/>
-        </w:rPr>
-        <w:t xml:space="preserve"> 업로드(필수) — 계약서 추출정보·공공누리 유형·권리 판정에 사용</w:t>
-      </w:r>
-    </w:p>
-    <w:p>
-      <w:pPr>
-        <w:pStyle w:val="ListNumber"/>
-      </w:pPr>
-      <w:r>
-        <w:rPr>
-          <w:rFonts w:ascii="맑은 고딕" w:hAnsi="맑은 고딕" w:eastAsia="맑은 고딕"/>
-          <w:sz w:val="21"/>
-        </w:rPr>
-      </w:r>
-      <w:r>
-        <w:rPr>
-          <w:rFonts w:ascii="맑은 고딕" w:hAnsi="맑은 고딕" w:eastAsia="맑은 고딕"/>
-          <w:b/>
-          <w:sz w:val="21"/>
-        </w:rPr>
-        <w:t>저작물 파일</w:t>
-      </w:r>
-      <w:r>
-        <w:rPr>
-          <w:rFonts w:ascii="맑은 고딕" w:hAnsi="맑은 고딕" w:eastAsia="맑은 고딕"/>
-          <w:sz w:val="21"/>
-        </w:rPr>
-        <w:t xml:space="preserve"> 업로드(선택, 복수) — 저작물별 20항목 메타데이터 추출에 사용</w:t>
-      </w:r>
-    </w:p>
-    <w:p>
-      <w:pPr>
-        <w:pStyle w:val="ListNumber"/>
-      </w:pPr>
-      <w:r>
-        <w:rPr>
-          <w:rFonts w:ascii="맑은 고딕" w:hAnsi="맑은 고딕" w:eastAsia="맑은 고딕"/>
-          <w:sz w:val="21"/>
-        </w:rPr>
-      </w:r>
-      <w:r>
-        <w:rPr>
-          <w:rFonts w:ascii="맑은 고딕" w:hAnsi="맑은 고딕" w:eastAsia="맑은 고딕"/>
-          <w:b/>
-          <w:sz w:val="21"/>
-        </w:rPr>
-        <w:t>[통합 검사 실행]</w:t>
-      </w:r>
-      <w:r>
-        <w:rPr>
-          <w:rFonts w:ascii="맑은 고딕" w:hAnsi="맑은 고딕" w:eastAsia="맑은 고딕"/>
-          <w:sz w:val="21"/>
-        </w:rPr>
-      </w:r>
-    </w:p>
-    <w:p>
-      <w:pPr>
-        <w:spacing w:before="200" w:after="80"/>
-      </w:pPr>
-      <w:r>
-        <w:rPr>
-          <w:rFonts w:ascii="맑은 고딕" w:hAnsi="맑은 고딕" w:eastAsia="맑은 고딕"/>
-          <w:b/>
-          <w:color w:val="1F2A3A"/>
-          <w:sz w:val="24"/>
-        </w:rPr>
-        <w:t>5.2 결과 화면 (한 화면 통합)</w:t>
-      </w:r>
-    </w:p>
-    <w:p>
-      <w:r>
-        <w:rPr>
-          <w:rFonts w:ascii="맑은 고딕" w:hAnsi="맑은 고딕" w:eastAsia="맑은 고딕"/>
-          <w:sz w:val="21"/>
-        </w:rPr>
-        <w:t>위에서 아래로 다음 순서로 표시된다.</w:t>
+        <w:t xml:space="preserve"> 메타데이터·유형·권리·근거를 모두 확인할 수 있다. 위에서 아래 순서로 본다.</w:t>
       </w:r>
     </w:p>
     <w:p>
@@ -2102,7 +1447,7 @@
           <w:rFonts w:ascii="맑은 고딕" w:hAnsi="맑은 고딕" w:eastAsia="맑은 고딕"/>
           <w:sz w:val="21"/>
         </w:rPr>
-        <w:t>: 주제어·당사자·언어·계약 제목·기관명·설명·제작일·계약서 유형 등</w:t>
+        <w:t>: 주제어 · 당사자 · 언어 · 계약 제목 · 기관명 · 설명 · 제작일 · 계약서 유형 등</w:t>
       </w:r>
     </w:p>
     <w:p>
@@ -2121,7 +1466,7 @@
           <w:b/>
           <w:sz w:val="21"/>
         </w:rPr>
-        <w:t>공공누리 유형 (유형분류 모델)</w:t>
+        <w:t>공공누리 유형</w:t>
       </w:r>
       <w:r>
         <w:rPr>
@@ -2180,7 +1525,22 @@
           <w:rFonts w:ascii="맑은 고딕" w:hAnsi="맑은 고딕" w:eastAsia="맑은 고딕"/>
           <w:sz w:val="21"/>
         </w:rPr>
-        <w:t>: OCR 원문 위에 근거를 색으로 표시</w:t>
+        <w:t xml:space="preserve">: OCR 원문 위에 판정 근거를 </w:t>
+      </w:r>
+      <w:r>
+        <w:rPr>
+          <w:rFonts w:ascii="맑은 고딕" w:hAnsi="맑은 고딕" w:eastAsia="맑은 고딕"/>
+          <w:b/>
+          <w:sz w:val="21"/>
+        </w:rPr>
+        <w:t>색으로 표시</w:t>
+      </w:r>
+      <w:r>
+        <w:rPr>
+          <w:rFonts w:ascii="맑은 고딕" w:hAnsi="맑은 고딕" w:eastAsia="맑은 고딕"/>
+          <w:sz w:val="21"/>
+        </w:rPr>
+        <w:t>한다.</w:t>
       </w:r>
     </w:p>
     <w:p>
@@ -2192,7 +1552,40 @@
           <w:rFonts w:ascii="맑은 고딕" w:hAnsi="맑은 고딕" w:eastAsia="맑은 고딕"/>
           <w:sz w:val="21"/>
         </w:rPr>
-        <w:t>파랑 = 유형 근거 · 초록 = 권리 허용 · 빨강 = 권리 금지</w:t>
+        <w:t>🔵 파랑 = 유형 근거</w:t>
+      </w:r>
+    </w:p>
+    <w:p>
+      <w:pPr>
+        <w:pStyle w:val="ListBullet"/>
+      </w:pPr>
+      <w:r>
+        <w:rPr>
+          <w:rFonts w:ascii="맑은 고딕" w:hAnsi="맑은 고딕" w:eastAsia="맑은 고딕"/>
+          <w:sz w:val="21"/>
+        </w:rPr>
+        <w:t>🟢 초록 = 권리 허용</w:t>
+      </w:r>
+    </w:p>
+    <w:p>
+      <w:pPr>
+        <w:pStyle w:val="ListBullet"/>
+      </w:pPr>
+      <w:r>
+        <w:rPr>
+          <w:rFonts w:ascii="맑은 고딕" w:hAnsi="맑은 고딕" w:eastAsia="맑은 고딕"/>
+          <w:sz w:val="21"/>
+        </w:rPr>
+        <w:t>🔴 빨강 = 권리 금지</w:t>
+      </w:r>
+    </w:p>
+    <w:p>
+      <w:r>
+        <w:rPr>
+          <w:rFonts w:ascii="맑은 고딕" w:hAnsi="맑은 고딕" w:eastAsia="맑은 고딕"/>
+          <w:sz w:val="21"/>
+        </w:rPr>
+        <w:t>→ "왜 이 판정인가"를 원문에서 바로 확인할 수 있다.</w:t>
       </w:r>
     </w:p>
     <w:p>
@@ -2218,7 +1611,7 @@
           <w:rFonts w:ascii="맑은 고딕" w:hAnsi="맑은 고딕" w:eastAsia="맑은 고딕"/>
           <w:sz w:val="21"/>
         </w:rPr>
-        <w:t>: 권리별 판정·신뢰도·근거번호</w:t>
+        <w:t>: 권리별 판정 · 신뢰도 · 근거번호 (§5와 동일)</w:t>
       </w:r>
     </w:p>
     <w:p>
@@ -2268,7 +1661,7 @@
           <w:color w:val="0B2447"/>
           <w:sz w:val="28"/>
         </w:rPr>
-        <w:t>6. 결과 이해하기</w:t>
+        <w:t>7. 결과 이해하기 (공통)</w:t>
       </w:r>
     </w:p>
     <w:p>
@@ -2282,7 +1675,7 @@
           <w:color w:val="1F2A3A"/>
           <w:sz w:val="24"/>
         </w:rPr>
-        <w:t>6.1 공공누리 유형</w:t>
+        <w:t>7.1 공공누리 유형</w:t>
       </w:r>
     </w:p>
     <w:tbl>
@@ -2460,7 +1853,7 @@
           <w:color w:val="1F2A3A"/>
           <w:sz w:val="24"/>
         </w:rPr>
-        <w:t>6.2 권리 판정 상태</w:t>
+        <w:t>7.2 권리 판정 상태</w:t>
       </w:r>
     </w:p>
     <w:tbl>
@@ -2590,7 +1983,7 @@
                 <w:rFonts w:ascii="맑은 고딕" w:hAnsi="맑은 고딕" w:eastAsia="맑은 고딕"/>
                 <w:sz w:val="19"/>
               </w:rPr>
-              <w:t>자동 판정이 모호하여 관리자 확인 권장</w:t>
+              <w:t>자동 판정이 모호하여 담당자 확인을 권장</w:t>
             </w:r>
           </w:p>
         </w:tc>
@@ -2638,7 +2031,7 @@
           <w:color w:val="1F2A3A"/>
           <w:sz w:val="24"/>
         </w:rPr>
-        <w:t>6.3 신뢰도와 근거</w:t>
+        <w:t>7.3 신뢰도와 근거</w:t>
       </w:r>
     </w:p>
     <w:p>
@@ -2664,7 +2057,22 @@
           <w:rFonts w:ascii="맑은 고딕" w:hAnsi="맑은 고딕" w:eastAsia="맑은 고딕"/>
           <w:sz w:val="21"/>
         </w:rPr>
-        <w:t>: 모델이 해당 판정을 확신하는 정도(0~100%). 낮으면 근거를 함께 확인한다.</w:t>
+        <w:t xml:space="preserve">: 모델이 해당 판정을 확신하는 정도(0~100%). 신뢰도가 낮으면 </w:t>
+      </w:r>
+      <w:r>
+        <w:rPr>
+          <w:rFonts w:ascii="맑은 고딕" w:hAnsi="맑은 고딕" w:eastAsia="맑은 고딕"/>
+          <w:b/>
+          <w:sz w:val="21"/>
+        </w:rPr>
+        <w:t>근거 문장을 함께 확인</w:t>
+      </w:r>
+      <w:r>
+        <w:rPr>
+          <w:rFonts w:ascii="맑은 고딕" w:hAnsi="맑은 고딕" w:eastAsia="맑은 고딕"/>
+          <w:sz w:val="21"/>
+        </w:rPr>
+        <w:t>한다.</w:t>
       </w:r>
     </w:p>
     <w:p>
@@ -2683,50 +2091,14 @@
           <w:b/>
           <w:sz w:val="21"/>
         </w:rPr>
-        <w:t>근거번호</w:t>
+        <w:t>근거번호 · 하이라이트</w:t>
       </w:r>
       <w:r>
         <w:rPr>
           <w:rFonts w:ascii="맑은 고딕" w:hAnsi="맑은 고딕" w:eastAsia="맑은 고딕"/>
           <w:sz w:val="21"/>
         </w:rPr>
-        <w:t>: 판정과 연결된 근거 문장 번호. 통합검사에서는 원문 하이라이트로 위치를 함께 보여준다.</w:t>
-      </w:r>
-    </w:p>
-    <w:p>
-      <w:pPr>
-        <w:spacing w:before="200" w:after="80"/>
-      </w:pPr>
-      <w:r>
-        <w:rPr>
-          <w:rFonts w:ascii="맑은 고딕" w:hAnsi="맑은 고딕" w:eastAsia="맑은 고딕"/>
-          <w:b/>
-          <w:color w:val="1F2A3A"/>
-          <w:sz w:val="24"/>
-        </w:rPr>
-        <w:t>6.4 처리 진행 단계</w:t>
-      </w:r>
-    </w:p>
-    <w:p>
-      <w:r>
-        <w:rPr>
-          <w:rFonts w:ascii="맑은 고딕" w:hAnsi="맑은 고딕" w:eastAsia="맑은 고딕"/>
-          <w:sz w:val="21"/>
-        </w:rPr>
-        <w:t>검사는 다음 단계로 진행되며, 상세 화면에서 실시간으로 표시된다.</w:t>
-      </w:r>
-    </w:p>
-    <w:p>
-      <w:pPr>
-        <w:ind w:left="240"/>
-      </w:pPr>
-      <w:r>
-        <w:rPr>
-          <w:rFonts w:ascii="Consolas" w:hAnsi="Consolas" w:eastAsia="맑은 고딕"/>
-          <w:color w:val="333333"/>
-          <w:sz w:val="18"/>
-        </w:rPr>
-        <w:t>업로드 → OCR·메타데이터 → (공공누리 유형) → 권리 판정 → 완료</w:t>
+        <w:t>: 판정과 연결된 근거의 위치. 통합검사에서는 원문에 색으로 표시되어 즉시 대조할 수 있다.</w:t>
       </w:r>
     </w:p>
     <w:p>
@@ -2738,19 +2110,21 @@
           <w:rFonts w:ascii="맑은 고딕" w:hAnsi="맑은 고딕" w:eastAsia="맑은 고딕"/>
           <w:sz w:val="21"/>
         </w:rPr>
-        <w:t>처리 중에는 목록/상세가 자동 갱신된다.</w:t>
       </w:r>
-    </w:p>
-    <w:p>
-      <w:pPr>
-        <w:pStyle w:val="ListBullet"/>
-      </w:pPr>
+      <w:r>
+        <w:rPr>
+          <w:rFonts w:ascii="맑은 고딕" w:hAnsi="맑은 고딕" w:eastAsia="맑은 고딕"/>
+          <w:b/>
+          <w:sz w:val="21"/>
+        </w:rPr>
+        <w:t>확인필요</w:t>
+      </w:r>
       <w:r>
         <w:rPr>
           <w:rFonts w:ascii="맑은 고딕" w:hAnsi="맑은 고딕" w:eastAsia="맑은 고딕"/>
           <w:sz w:val="21"/>
         </w:rPr>
-        <w:t>실패 시 해당 단계에 오류 표시가 나타난다 → 파일 상태를 확인하고 재시도한다.</w:t>
+        <w:t xml:space="preserve"> 항목은 자동 판정을 그대로 신뢰하기보다 원문 근거를 보고 담당자가 최종 판단한다.</w:t>
       </w:r>
     </w:p>
     <w:p>
@@ -2774,7 +2148,7 @@
           <w:color w:val="0B2447"/>
           <w:sz w:val="28"/>
         </w:rPr>
-        <w:t>7. 자주 묻는 질문 (FAQ)</w:t>
+        <w:t>8. 자주 묻는 질문 (FAQ)</w:t>
       </w:r>
     </w:p>
     <w:p>
@@ -2805,22 +2179,7 @@
           <w:rFonts w:ascii="맑은 고딕" w:hAnsi="맑은 고딕" w:eastAsia="맑은 고딕"/>
           <w:sz w:val="21"/>
         </w:rPr>
-        <w:t xml:space="preserve">A. 일반 계정은 본인이 등록한 검사만 보입니다. 전체 결과 확인은 </w:t>
-      </w:r>
-      <w:r>
-        <w:rPr>
-          <w:rFonts w:ascii="맑은 고딕" w:hAnsi="맑은 고딕" w:eastAsia="맑은 고딕"/>
-          <w:b/>
-          <w:sz w:val="21"/>
-        </w:rPr>
-        <w:t>관리자 계정</w:t>
-      </w:r>
-      <w:r>
-        <w:rPr>
-          <w:rFonts w:ascii="맑은 고딕" w:hAnsi="맑은 고딕" w:eastAsia="맑은 고딕"/>
-          <w:sz w:val="21"/>
-        </w:rPr>
-        <w:t>으로 로그인하세요.</w:t>
+        <w:t>A. 계정별로 접근 범위가 다릅니다. 담당 계정으로 로그인했는지 확인하세요.</w:t>
       </w:r>
     </w:p>
     <w:p>
@@ -2882,7 +2241,7 @@
           <w:rFonts w:ascii="맑은 고딕" w:hAnsi="맑은 고딕" w:eastAsia="맑은 고딕"/>
           <w:sz w:val="21"/>
         </w:rPr>
-        <w:t>A. OCR·모델 분석에 시간이 걸릴 수 있습니다(문서 크기에 따라 수십 초~수 분). 상세 화면은 자동 갱신되며, 실패 표시가 뜨면 재시도하세요.</w:t>
+        <w:t>A. OCR·분석에 시간이 걸릴 수 있습니다. 상세 화면은 자동 갱신되며, 실패 표시가 뜨면 다시 시도하세요.</w:t>
       </w:r>
     </w:p>
     <w:p>
@@ -2898,7 +2257,7 @@
           <w:b/>
           <w:sz w:val="21"/>
         </w:rPr>
-        <w:t>Q. 표시된 유형/권리를 수정할 수 있나요?</w:t>
+        <w:t>Q. "계약 제목"과 "저작물명"의 차이는?</w:t>
       </w:r>
       <w:r>
         <w:rPr>
@@ -2913,7 +2272,7 @@
           <w:rFonts w:ascii="맑은 고딕" w:hAnsi="맑은 고딕" w:eastAsia="맑은 고딕"/>
           <w:sz w:val="21"/>
         </w:rPr>
-        <w:t xml:space="preserve">A. 검사하기 상세의 </w:t>
+        <w:t xml:space="preserve">A. </w:t>
       </w:r>
       <w:r>
         <w:rPr>
@@ -2921,14 +2280,29 @@
           <w:b/>
           <w:sz w:val="21"/>
         </w:rPr>
-        <w:t>[수정]</w:t>
+        <w:t>계약 제목</w:t>
       </w:r>
       <w:r>
         <w:rPr>
           <w:rFonts w:ascii="맑은 고딕" w:hAnsi="맑은 고딕" w:eastAsia="맑은 고딕"/>
           <w:sz w:val="21"/>
         </w:rPr>
-        <w:t xml:space="preserve"> 으로 공공누리 유형·메타데이터를 관리자가 보정할 수 있습니다. 원본 자동 판정값은 API 응답값과 동일하게 저장됩니다.</w:t>
+        <w:t xml:space="preserve">은 계약서가 다루는 대상의 제목(계약서 추출 정보)이고, </w:t>
+      </w:r>
+      <w:r>
+        <w:rPr>
+          <w:rFonts w:ascii="맑은 고딕" w:hAnsi="맑은 고딕" w:eastAsia="맑은 고딕"/>
+          <w:b/>
+          <w:sz w:val="21"/>
+        </w:rPr>
+        <w:t>저작물명</w:t>
+      </w:r>
+      <w:r>
+        <w:rPr>
+          <w:rFonts w:ascii="맑은 고딕" w:hAnsi="맑은 고딕" w:eastAsia="맑은 고딕"/>
+          <w:sz w:val="21"/>
+        </w:rPr>
+        <w:t>은 개별 저작물 각각의 이름(저작물 메타데이터)입니다.</w:t>
       </w:r>
     </w:p>
     <w:p>
@@ -2944,7 +2318,7 @@
           <w:b/>
           <w:sz w:val="21"/>
         </w:rPr>
-        <w:t>Q. 통합검사의 "계약 제목"은 무엇인가요?</w:t>
+        <w:t>Q. 신뢰도가 낮은 판정은 어떻게 하나요?</w:t>
       </w:r>
       <w:r>
         <w:rPr>
@@ -2959,67 +2333,7 @@
           <w:rFonts w:ascii="맑은 고딕" w:hAnsi="맑은 고딕" w:eastAsia="맑은 고딕"/>
           <w:sz w:val="21"/>
         </w:rPr>
-        <w:t>A. 계약서 추출 정보에 표시되는, 계약서가 다루는 대상의 제목입니다. 아래 "저작물 메타데이터"의 개별 저작물명과는 구분됩니다.</w:t>
-      </w:r>
-    </w:p>
-    <w:p>
-      <w:r>
-        <w:rPr>
-          <w:rFonts w:ascii="맑은 고딕" w:hAnsi="맑은 고딕" w:eastAsia="맑은 고딕"/>
-          <w:color w:val="BBBBBB"/>
-          <w:sz w:val="16"/>
-        </w:rPr>
-        <w:t>────────────────────────────────────────</w:t>
-      </w:r>
-    </w:p>
-    <w:p>
-      <w:pPr>
-        <w:spacing w:before="200" w:after="80"/>
-      </w:pPr>
-      <w:r>
-        <w:rPr>
-          <w:rFonts w:ascii="맑은 고딕" w:hAnsi="맑은 고딕" w:eastAsia="맑은 고딕"/>
-          <w:b/>
-          <w:color w:val="0B2447"/>
-          <w:sz w:val="28"/>
-        </w:rPr>
-        <w:t>8. 문의</w:t>
-      </w:r>
-    </w:p>
-    <w:p>
-      <w:pPr>
-        <w:pStyle w:val="ListBullet"/>
-      </w:pPr>
-      <w:r>
-        <w:rPr>
-          <w:rFonts w:ascii="맑은 고딕" w:hAnsi="맑은 고딕" w:eastAsia="맑은 고딕"/>
-          <w:sz w:val="21"/>
-        </w:rPr>
-        <w:t>서비스/기능 문의: 무하유(주관)</w:t>
-      </w:r>
-    </w:p>
-    <w:p>
-      <w:pPr>
-        <w:pStyle w:val="ListBullet"/>
-      </w:pPr>
-      <w:r>
-        <w:rPr>
-          <w:rFonts w:ascii="맑은 고딕" w:hAnsi="맑은 고딕" w:eastAsia="맑은 고딕"/>
-          <w:sz w:val="21"/>
-        </w:rPr>
-        <w:t>모델·API 문의: HM컴퍼니(유형·권리), 숭실대 산학협력단(OCR·메타데이터)</w:t>
-      </w:r>
-    </w:p>
-    <w:p>
-      <w:pPr>
-        <w:pStyle w:val="ListBullet"/>
-      </w:pPr>
-      <w:r>
-        <w:rPr>
-          <w:rFonts w:ascii="맑은 고딕" w:hAnsi="맑은 고딕" w:eastAsia="맑은 고딕"/>
-          <w:sz w:val="21"/>
-        </w:rPr>
-        <w:t>API 연동 규격: docs/API_명세서.md 참조</w:t>
+        <w:t>A. 원문 근거(하이라이트·근거 문장)를 확인해 담당자가 최종 판단하세요. "확인필요" 항목도 동일합니다.</w:t>
       </w:r>
     </w:p>
     <w:sectPr>

--- a/docs/이용매뉴얼.docx
+++ b/docs/이용매뉴얼.docx
@@ -1637,7 +1637,22 @@
           <w:rFonts w:ascii="맑은 고딕" w:hAnsi="맑은 고딕" w:eastAsia="맑은 고딕"/>
           <w:sz w:val="21"/>
         </w:rPr>
-        <w:t>: 업로드한 저작물별 20항목</w:t>
+        <w:t xml:space="preserve">: 저작물이 여러 건이면 </w:t>
+      </w:r>
+      <w:r>
+        <w:rPr>
+          <w:rFonts w:ascii="맑은 고딕" w:hAnsi="맑은 고딕" w:eastAsia="맑은 고딕"/>
+          <w:b/>
+          <w:sz w:val="21"/>
+        </w:rPr>
+        <w:t>좌측 목록에서 파일을 선택</w:t>
+      </w:r>
+      <w:r>
+        <w:rPr>
+          <w:rFonts w:ascii="맑은 고딕" w:hAnsi="맑은 고딕" w:eastAsia="맑은 고딕"/>
+          <w:sz w:val="21"/>
+        </w:rPr>
+        <w:t>하면 해당 저작물의 20항목이 우측에 표시된다(검사하기와 동일 방식). 건수는 제목에 "(N건)"으로 표기된다.</w:t>
       </w:r>
     </w:p>
     <w:p>

--- a/docs/이용매뉴얼.docx
+++ b/docs/이용매뉴얼.docx
@@ -617,7 +617,22 @@
           <w:rFonts w:ascii="맑은 고딕" w:hAnsi="맑은 고딕" w:eastAsia="맑은 고딕"/>
           <w:sz w:val="21"/>
         </w:rPr>
-        <w:t xml:space="preserve"> 을 누르면 자동으로 처리된다.</w:t>
+        <w:t xml:space="preserve"> 을 누르면 검사가 </w:t>
+      </w:r>
+      <w:r>
+        <w:rPr>
+          <w:rFonts w:ascii="맑은 고딕" w:hAnsi="맑은 고딕" w:eastAsia="맑은 고딕"/>
+          <w:b/>
+          <w:sz w:val="21"/>
+        </w:rPr>
+        <w:t>접수되고 목록 화면으로 돌아온다</w:t>
+      </w:r>
+      <w:r>
+        <w:rPr>
+          <w:rFonts w:ascii="맑은 고딕" w:hAnsi="맑은 고딕" w:eastAsia="맑은 고딕"/>
+          <w:sz w:val="21"/>
+        </w:rPr>
+        <w:t>(접수 안내 메시지 표시).</w:t>
       </w:r>
     </w:p>
     <w:p>
@@ -629,7 +644,7 @@
           <w:rFonts w:ascii="맑은 고딕" w:hAnsi="맑은 고딕" w:eastAsia="맑은 고딕"/>
           <w:sz w:val="21"/>
         </w:rPr>
-        <w:t xml:space="preserve">처리가 끝나면 카드 또는 상세 화면에서 </w:t>
+        <w:t xml:space="preserve">처리는 </w:t>
       </w:r>
       <w:r>
         <w:rPr>
@@ -637,14 +652,29 @@
           <w:b/>
           <w:sz w:val="21"/>
         </w:rPr>
-        <w:t>결과를 확인</w:t>
+        <w:t>백그라운드로 진행</w:t>
       </w:r>
       <w:r>
         <w:rPr>
           <w:rFonts w:ascii="맑은 고딕" w:hAnsi="맑은 고딕" w:eastAsia="맑은 고딕"/>
           <w:sz w:val="21"/>
         </w:rPr>
-        <w:t>한다.</w:t>
+        <w:t xml:space="preserve">되며, 목록 카드의 상태가 처리중 → 완료로 </w:t>
+      </w:r>
+      <w:r>
+        <w:rPr>
+          <w:rFonts w:ascii="맑은 고딕" w:hAnsi="맑은 고딕" w:eastAsia="맑은 고딕"/>
+          <w:b/>
+          <w:sz w:val="21"/>
+        </w:rPr>
+        <w:t>자동 갱신</w:t>
+      </w:r>
+      <w:r>
+        <w:rPr>
+          <w:rFonts w:ascii="맑은 고딕" w:hAnsi="맑은 고딕" w:eastAsia="맑은 고딕"/>
+          <w:sz w:val="21"/>
+        </w:rPr>
+        <w:t>된다. 완료된 카드를 누르면 결과를 확인한다.</w:t>
       </w:r>
     </w:p>
     <w:p>
@@ -667,22 +697,7 @@
           <w:rFonts w:ascii="맑은 고딕" w:hAnsi="맑은 고딕" w:eastAsia="맑은 고딕"/>
           <w:sz w:val="21"/>
         </w:rPr>
-        <w:t xml:space="preserve">실행하면 아래 단계로 진행되며, 상세 화면에 </w:t>
-      </w:r>
-      <w:r>
-        <w:rPr>
-          <w:rFonts w:ascii="맑은 고딕" w:hAnsi="맑은 고딕" w:eastAsia="맑은 고딕"/>
-          <w:b/>
-          <w:sz w:val="21"/>
-        </w:rPr>
-        <w:t>실시간으로</w:t>
-      </w:r>
-      <w:r>
-        <w:rPr>
-          <w:rFonts w:ascii="맑은 고딕" w:hAnsi="맑은 고딕" w:eastAsia="맑은 고딕"/>
-          <w:sz w:val="21"/>
-        </w:rPr>
-        <w:t xml:space="preserve"> 표시된다.</w:t>
+        <w:t>검사는 아래 단계로 백그라운드 처리되며, 목록의 상태 배지가 자동으로 바뀐다. (처리중 카드를 눌러 상세로 들어가면 진행 단계가 실시간 표시된다.)</w:t>
       </w:r>
     </w:p>
     <w:p>
@@ -707,7 +722,7 @@
           <w:rFonts w:ascii="맑은 고딕" w:hAnsi="맑은 고딕" w:eastAsia="맑은 고딕"/>
           <w:sz w:val="21"/>
         </w:rPr>
-        <w:t>처리 중에는 화면이 자동으로 갱신된다(별도 새로고침 불필요).</w:t>
+        <w:t>처리 중에도 다른 작업을 계속할 수 있다. 목록은 자동으로 갱신된다(별도 새로고침 불필요).</w:t>
       </w:r>
     </w:p>
     <w:p>
@@ -719,7 +734,22 @@
           <w:rFonts w:ascii="맑은 고딕" w:hAnsi="맑은 고딕" w:eastAsia="맑은 고딕"/>
           <w:sz w:val="21"/>
         </w:rPr>
-        <w:t>문서 크기에 따라 수십 초~수 분 걸릴 수 있다.</w:t>
+        <w:t xml:space="preserve">문서 크기에 따라 수십 초~수 분 걸릴 수 있다. </w:t>
+      </w:r>
+      <w:r>
+        <w:rPr>
+          <w:rFonts w:ascii="맑은 고딕" w:hAnsi="맑은 고딕" w:eastAsia="맑은 고딕"/>
+          <w:b/>
+          <w:sz w:val="21"/>
+        </w:rPr>
+        <w:t>처리 시간이 길어도 오류가 아니며</w:t>
+      </w:r>
+      <w:r>
+        <w:rPr>
+          <w:rFonts w:ascii="맑은 고딕" w:hAnsi="맑은 고딕" w:eastAsia="맑은 고딕"/>
+          <w:sz w:val="21"/>
+        </w:rPr>
+        <w:t>, 완료되면 상태가 자동으로 바뀐다.</w:t>
       </w:r>
     </w:p>
     <w:p>
@@ -731,7 +761,7 @@
           <w:rFonts w:ascii="맑은 고딕" w:hAnsi="맑은 고딕" w:eastAsia="맑은 고딕"/>
           <w:sz w:val="21"/>
         </w:rPr>
-        <w:t>실패 시 해당 단계에 오류 표시가 나타난다 → 파일을 확인하고 다시 시도한다.</w:t>
+        <w:t>실패 시 상태가 "실패"로 표시된다 → 파일을 확인하고 다시 시도한다.</w:t>
       </w:r>
     </w:p>
     <w:p>

--- a/docs/이용매뉴얼.docx
+++ b/docs/이용매뉴얼.docx
@@ -120,7 +120,7 @@
           <w:b/>
           <w:sz w:val="21"/>
         </w:rPr>
-        <w:t>공공누리 유형(제1~4유형)</w:t>
+        <w:t>공공누리 유형(제0~4유형)</w:t>
       </w:r>
       <w:r>
         <w:rPr>
@@ -128,6 +128,21 @@
           <w:sz w:val="21"/>
         </w:rPr>
         <w:t xml:space="preserve"> 과 </w:t>
+      </w:r>
+      <w:r>
+        <w:rPr>
+          <w:rFonts w:ascii="맑은 고딕" w:hAnsi="맑은 고딕" w:eastAsia="맑은 고딕"/>
+          <w:b/>
+          <w:sz w:val="21"/>
+        </w:rPr>
+        <w:t>AI 학습 활용 여부</w:t>
+      </w:r>
+      <w:r>
+        <w:rPr>
+          <w:rFonts w:ascii="맑은 고딕" w:hAnsi="맑은 고딕" w:eastAsia="맑은 고딕"/>
+          <w:sz w:val="21"/>
+        </w:rPr>
+        <w:t xml:space="preserve">, </w:t>
       </w:r>
       <w:r>
         <w:rPr>
@@ -270,7 +285,7 @@
                 <w:rFonts w:ascii="맑은 고딕" w:hAnsi="맑은 고딕" w:eastAsia="맑은 고딕"/>
                 <w:sz w:val="19"/>
               </w:rPr>
-              <w:t>공공누리 유형 + 저작물 메타데이터</w:t>
+              <w:t>공공누리 유형 + 저작물별 유형·AI 판정 + 메타데이터</w:t>
             </w:r>
           </w:p>
         </w:tc>
@@ -384,7 +399,7 @@
                 <w:rFonts w:ascii="맑은 고딕" w:hAnsi="맑은 고딕" w:eastAsia="맑은 고딕"/>
                 <w:sz w:val="19"/>
               </w:rPr>
-              <w:t>메타데이터 + 유형 + 권리 + 근거 하이라이트</w:t>
+              <w:t>메타데이터 + 유형·AI + 권리 + 근거 하이라이트</w:t>
             </w:r>
           </w:p>
         </w:tc>
@@ -392,6 +407,76 @@
     </w:tbl>
     <w:p/>
     <w:p>
+      <w:pPr>
+        <w:ind w:left="240"/>
+      </w:pPr>
+      <w:r>
+        <w:rPr>
+          <w:rFonts w:ascii="맑은 고딕" w:hAnsi="맑은 고딕" w:eastAsia="맑은 고딕"/>
+          <w:i/>
+          <w:color w:val="555555"/>
+          <w:sz w:val="19"/>
+        </w:rPr>
+      </w:r>
+      <w:r>
+        <w:rPr>
+          <w:rFonts w:ascii="맑은 고딕" w:hAnsi="맑은 고딕" w:eastAsia="맑은 고딕"/>
+          <w:b/>
+          <w:i/>
+          <w:color w:val="555555"/>
+          <w:sz w:val="19"/>
+        </w:rPr>
+        <w:t>자동 판정 + 사람 보정 원칙</w:t>
+      </w:r>
+      <w:r>
+        <w:rPr>
+          <w:rFonts w:ascii="맑은 고딕" w:hAnsi="맑은 고딕" w:eastAsia="맑은 고딕"/>
+          <w:i/>
+          <w:color w:val="555555"/>
+          <w:sz w:val="19"/>
+        </w:rPr>
+        <w:t xml:space="preserve">: 모든 판정(유형·AI·권리)은 </w:t>
+      </w:r>
+      <w:r>
+        <w:rPr>
+          <w:rFonts w:ascii="맑은 고딕" w:hAnsi="맑은 고딕" w:eastAsia="맑은 고딕"/>
+          <w:b/>
+          <w:i/>
+          <w:color w:val="555555"/>
+          <w:sz w:val="19"/>
+        </w:rPr>
+        <w:t>자동으로 판정값을 먼저 제시</w:t>
+      </w:r>
+      <w:r>
+        <w:rPr>
+          <w:rFonts w:ascii="맑은 고딕" w:hAnsi="맑은 고딕" w:eastAsia="맑은 고딕"/>
+          <w:i/>
+          <w:color w:val="555555"/>
+          <w:sz w:val="19"/>
+        </w:rPr>
+        <w:t xml:space="preserve">하고, 담당자가 </w:t>
+      </w:r>
+      <w:r>
+        <w:rPr>
+          <w:rFonts w:ascii="맑은 고딕" w:hAnsi="맑은 고딕" w:eastAsia="맑은 고딕"/>
+          <w:b/>
+          <w:i/>
+          <w:color w:val="555555"/>
+          <w:sz w:val="19"/>
+        </w:rPr>
+        <w:t>[수정]으로 확정·보정</w:t>
+      </w:r>
+      <w:r>
+        <w:rPr>
+          <w:rFonts w:ascii="맑은 고딕" w:hAnsi="맑은 고딕" w:eastAsia="맑은 고딕"/>
+          <w:i/>
+          <w:color w:val="555555"/>
+          <w:sz w:val="19"/>
+        </w:rPr>
+        <w:t>한다. 최초 자동판정은 보존되며, 사람이 바꾸면 그 이력(사유 포함)이 누적된다.</w:t>
+      </w:r>
+    </w:p>
+    <w:p>
       <w:r>
         <w:rPr>
           <w:rFonts w:ascii="맑은 고딕" w:hAnsi="맑은 고딕" w:eastAsia="맑은 고딕"/>
@@ -550,7 +635,7 @@
           <w:rFonts w:ascii="맑은 고딕" w:hAnsi="맑은 고딕" w:eastAsia="맑은 고딕"/>
           <w:sz w:val="21"/>
         </w:rPr>
-        <w:t xml:space="preserve">에서 첫 번째 </w:t>
+        <w:t xml:space="preserve">에서 </w:t>
       </w:r>
       <w:r>
         <w:rPr>
@@ -565,7 +650,7 @@
           <w:rFonts w:ascii="맑은 고딕" w:hAnsi="맑은 고딕" w:eastAsia="맑은 고딕"/>
           <w:sz w:val="21"/>
         </w:rPr>
-        <w:t xml:space="preserve"> 카드를 누른다.</w:t>
+        <w:t>(또는 새 통합 검사/새 권리추정) 카드를 누른다.</w:t>
       </w:r>
     </w:p>
     <w:p>
@@ -692,12 +777,647 @@
       </w:r>
     </w:p>
     <w:p>
+      <w:pPr>
+        <w:ind w:left="240"/>
+      </w:pPr>
+      <w:r>
+        <w:rPr>
+          <w:rFonts w:ascii="Consolas" w:hAnsi="Consolas" w:eastAsia="맑은 고딕"/>
+          <w:color w:val="333333"/>
+          <w:sz w:val="18"/>
+        </w:rPr>
+        <w:t>업로드 → OCR·메타데이터 → (공공누리 유형·AI 판정) → 권리 판정 → 완료</w:t>
+      </w:r>
+    </w:p>
+    <w:p>
+      <w:pPr>
+        <w:pStyle w:val="ListBullet"/>
+      </w:pPr>
       <w:r>
         <w:rPr>
           <w:rFonts w:ascii="맑은 고딕" w:hAnsi="맑은 고딕" w:eastAsia="맑은 고딕"/>
           <w:sz w:val="21"/>
         </w:rPr>
-        <w:t>검사는 아래 단계로 백그라운드 처리되며, 목록의 상태 배지가 자동으로 바뀐다. (처리중 카드를 눌러 상세로 들어가면 진행 단계가 실시간 표시된다.)</w:t>
+        <w:t>처리 중에도 다른 작업을 계속할 수 있다. 목록은 자동으로 갱신된다(별도 새로고침 불필요).</w:t>
+      </w:r>
+    </w:p>
+    <w:p>
+      <w:pPr>
+        <w:pStyle w:val="ListBullet"/>
+      </w:pPr>
+      <w:r>
+        <w:rPr>
+          <w:rFonts w:ascii="맑은 고딕" w:hAnsi="맑은 고딕" w:eastAsia="맑은 고딕"/>
+          <w:sz w:val="21"/>
+        </w:rPr>
+        <w:t xml:space="preserve">문서 크기에 따라 수십 초~수 분 걸릴 수 있다. </w:t>
+      </w:r>
+      <w:r>
+        <w:rPr>
+          <w:rFonts w:ascii="맑은 고딕" w:hAnsi="맑은 고딕" w:eastAsia="맑은 고딕"/>
+          <w:b/>
+          <w:sz w:val="21"/>
+        </w:rPr>
+        <w:t>처리 시간이 길어도 오류가 아니며</w:t>
+      </w:r>
+      <w:r>
+        <w:rPr>
+          <w:rFonts w:ascii="맑은 고딕" w:hAnsi="맑은 고딕" w:eastAsia="맑은 고딕"/>
+          <w:sz w:val="21"/>
+        </w:rPr>
+        <w:t>, 완료되면 상태가 자동으로 바뀐다.</w:t>
+      </w:r>
+    </w:p>
+    <w:p>
+      <w:pPr>
+        <w:pStyle w:val="ListBullet"/>
+      </w:pPr>
+      <w:r>
+        <w:rPr>
+          <w:rFonts w:ascii="맑은 고딕" w:hAnsi="맑은 고딕" w:eastAsia="맑은 고딕"/>
+          <w:sz w:val="21"/>
+        </w:rPr>
+        <w:t>실패 시 상태가 "실패"로 표시된다 → 파일을 확인하고 다시 시도한다.</w:t>
+      </w:r>
+    </w:p>
+    <w:p>
+      <w:pPr>
+        <w:spacing w:before="200" w:after="80"/>
+      </w:pPr>
+      <w:r>
+        <w:rPr>
+          <w:rFonts w:ascii="맑은 고딕" w:hAnsi="맑은 고딕" w:eastAsia="맑은 고딕"/>
+          <w:b/>
+          <w:color w:val="1F2A3A"/>
+          <w:sz w:val="24"/>
+        </w:rPr>
+        <w:t>목록 카드 보는 법 (공통)</w:t>
+      </w:r>
+    </w:p>
+    <w:p>
+      <w:pPr>
+        <w:pStyle w:val="ListBullet"/>
+      </w:pPr>
+      <w:r>
+        <w:rPr>
+          <w:rFonts w:ascii="맑은 고딕" w:hAnsi="맑은 고딕" w:eastAsia="맑은 고딕"/>
+          <w:sz w:val="21"/>
+        </w:rPr>
+      </w:r>
+      <w:r>
+        <w:rPr>
+          <w:rFonts w:ascii="맑은 고딕" w:hAnsi="맑은 고딕" w:eastAsia="맑은 고딕"/>
+          <w:b/>
+          <w:sz w:val="21"/>
+        </w:rPr>
+        <w:t>제목</w:t>
+      </w:r>
+      <w:r>
+        <w:rPr>
+          <w:rFonts w:ascii="맑은 고딕" w:hAnsi="맑은 고딕" w:eastAsia="맑은 고딕"/>
+          <w:sz w:val="21"/>
+        </w:rPr>
+        <w:t>: 검사 명칭(또는 파일명)</w:t>
+      </w:r>
+    </w:p>
+    <w:p>
+      <w:pPr>
+        <w:pStyle w:val="ListBullet"/>
+      </w:pPr>
+      <w:r>
+        <w:rPr>
+          <w:rFonts w:ascii="맑은 고딕" w:hAnsi="맑은 고딕" w:eastAsia="맑은 고딕"/>
+          <w:sz w:val="21"/>
+        </w:rPr>
+      </w:r>
+      <w:r>
+        <w:rPr>
+          <w:rFonts w:ascii="맑은 고딕" w:hAnsi="맑은 고딕" w:eastAsia="맑은 고딕"/>
+          <w:b/>
+          <w:sz w:val="21"/>
+        </w:rPr>
+        <w:t>배지</w:t>
+      </w:r>
+      <w:r>
+        <w:rPr>
+          <w:rFonts w:ascii="맑은 고딕" w:hAnsi="맑은 고딕" w:eastAsia="맑은 고딕"/>
+          <w:sz w:val="21"/>
+        </w:rPr>
+        <w:t>: 공공누리 유형(제N유형) 또는 권리 요약(허용 N / 확인필요 N)</w:t>
+      </w:r>
+    </w:p>
+    <w:p>
+      <w:pPr>
+        <w:pStyle w:val="ListBullet"/>
+      </w:pPr>
+      <w:r>
+        <w:rPr>
+          <w:rFonts w:ascii="맑은 고딕" w:hAnsi="맑은 고딕" w:eastAsia="맑은 고딕"/>
+          <w:sz w:val="21"/>
+        </w:rPr>
+      </w:r>
+      <w:r>
+        <w:rPr>
+          <w:rFonts w:ascii="맑은 고딕" w:hAnsi="맑은 고딕" w:eastAsia="맑은 고딕"/>
+          <w:b/>
+          <w:sz w:val="21"/>
+        </w:rPr>
+        <w:t>상태</w:t>
+      </w:r>
+      <w:r>
+        <w:rPr>
+          <w:rFonts w:ascii="맑은 고딕" w:hAnsi="맑은 고딕" w:eastAsia="맑은 고딕"/>
+          <w:sz w:val="21"/>
+        </w:rPr>
+        <w:t>: 완료 · 처리중 · 실패</w:t>
+      </w:r>
+    </w:p>
+    <w:p>
+      <w:pPr>
+        <w:pStyle w:val="ListBullet"/>
+      </w:pPr>
+      <w:r>
+        <w:rPr>
+          <w:rFonts w:ascii="맑은 고딕" w:hAnsi="맑은 고딕" w:eastAsia="맑은 고딕"/>
+          <w:sz w:val="21"/>
+        </w:rPr>
+      </w:r>
+      <w:r>
+        <w:rPr>
+          <w:rFonts w:ascii="맑은 고딕" w:hAnsi="맑은 고딕" w:eastAsia="맑은 고딕"/>
+          <w:b/>
+          <w:sz w:val="21"/>
+        </w:rPr>
+        <w:t>하단</w:t>
+      </w:r>
+      <w:r>
+        <w:rPr>
+          <w:rFonts w:ascii="맑은 고딕" w:hAnsi="맑은 고딕" w:eastAsia="맑은 고딕"/>
+          <w:sz w:val="21"/>
+        </w:rPr>
+        <w:t>: 저작물/근거 건수 · 등록자 · 날짜</w:t>
+      </w:r>
+    </w:p>
+    <w:p>
+      <w:r>
+        <w:rPr>
+          <w:rFonts w:ascii="맑은 고딕" w:hAnsi="맑은 고딕" w:eastAsia="맑은 고딕"/>
+          <w:sz w:val="21"/>
+        </w:rPr>
+        <w:t xml:space="preserve">상단 </w:t>
+      </w:r>
+      <w:r>
+        <w:rPr>
+          <w:rFonts w:ascii="맑은 고딕" w:hAnsi="맑은 고딕" w:eastAsia="맑은 고딕"/>
+          <w:b/>
+          <w:sz w:val="21"/>
+        </w:rPr>
+        <w:t>검색창</w:t>
+      </w:r>
+      <w:r>
+        <w:rPr>
+          <w:rFonts w:ascii="맑은 고딕" w:hAnsi="맑은 고딕" w:eastAsia="맑은 고딕"/>
+          <w:sz w:val="21"/>
+        </w:rPr>
+        <w:t>에 검사명·파일명을 입력해 원하는 건을 빠르게 찾을 수 있다.</w:t>
+      </w:r>
+    </w:p>
+    <w:p>
+      <w:r>
+        <w:rPr>
+          <w:rFonts w:ascii="맑은 고딕" w:hAnsi="맑은 고딕" w:eastAsia="맑은 고딕"/>
+          <w:color w:val="BBBBBB"/>
+          <w:sz w:val="16"/>
+        </w:rPr>
+        <w:t>────────────────────────────────────────</w:t>
+      </w:r>
+    </w:p>
+    <w:p>
+      <w:pPr>
+        <w:spacing w:before="200" w:after="80"/>
+      </w:pPr>
+      <w:r>
+        <w:rPr>
+          <w:rFonts w:ascii="맑은 고딕" w:hAnsi="맑은 고딕" w:eastAsia="맑은 고딕"/>
+          <w:b/>
+          <w:color w:val="0B2447"/>
+          <w:sz w:val="28"/>
+        </w:rPr>
+        <w:t>4. 상세 화면 공통 구조 — 좌우 2단 콘솔</w:t>
+      </w:r>
+    </w:p>
+    <w:p>
+      <w:r>
+        <w:rPr>
+          <w:rFonts w:ascii="맑은 고딕" w:hAnsi="맑은 고딕" w:eastAsia="맑은 고딕"/>
+          <w:sz w:val="21"/>
+        </w:rPr>
+      </w:r>
+      <w:r>
+        <w:rPr>
+          <w:rFonts w:ascii="맑은 고딕" w:hAnsi="맑은 고딕" w:eastAsia="맑은 고딕"/>
+          <w:b/>
+          <w:sz w:val="21"/>
+        </w:rPr>
+        <w:t>검사하기와 통합검사는 동일한 상세 화면 구조</w:t>
+      </w:r>
+      <w:r>
+        <w:rPr>
+          <w:rFonts w:ascii="맑은 고딕" w:hAnsi="맑은 고딕" w:eastAsia="맑은 고딕"/>
+          <w:sz w:val="21"/>
+        </w:rPr>
+        <w:t xml:space="preserve">를 사용한다. 카드를 클릭하면 화면이 </w:t>
+      </w:r>
+      <w:r>
+        <w:rPr>
+          <w:rFonts w:ascii="맑은 고딕" w:hAnsi="맑은 고딕" w:eastAsia="맑은 고딕"/>
+          <w:b/>
+          <w:sz w:val="21"/>
+        </w:rPr>
+        <w:t>좌우 2단</w:t>
+      </w:r>
+      <w:r>
+        <w:rPr>
+          <w:rFonts w:ascii="맑은 고딕" w:hAnsi="맑은 고딕" w:eastAsia="맑은 고딕"/>
+          <w:sz w:val="21"/>
+        </w:rPr>
+        <w:t>으로 열린다.</w:t>
+      </w:r>
+    </w:p>
+    <w:p>
+      <w:pPr>
+        <w:spacing w:before="200" w:after="80"/>
+      </w:pPr>
+      <w:r>
+        <w:rPr>
+          <w:rFonts w:ascii="맑은 고딕" w:hAnsi="맑은 고딕" w:eastAsia="맑은 고딕"/>
+          <w:b/>
+          <w:color w:val="1F2A3A"/>
+          <w:sz w:val="24"/>
+        </w:rPr>
+        <w:t>좌측 — 정보 + 선택 목록</w:t>
+      </w:r>
+    </w:p>
+    <w:p>
+      <w:pPr>
+        <w:pStyle w:val="ListBullet"/>
+      </w:pPr>
+      <w:r>
+        <w:rPr>
+          <w:rFonts w:ascii="맑은 고딕" w:hAnsi="맑은 고딕" w:eastAsia="맑은 고딕"/>
+          <w:sz w:val="21"/>
+        </w:rPr>
+        <w:t xml:space="preserve">상단 </w:t>
+      </w:r>
+      <w:r>
+        <w:rPr>
+          <w:rFonts w:ascii="맑은 고딕" w:hAnsi="맑은 고딕" w:eastAsia="맑은 고딕"/>
+          <w:b/>
+          <w:sz w:val="21"/>
+        </w:rPr>
+        <w:t>"계약서·저작물" 목록</w:t>
+      </w:r>
+      <w:r>
+        <w:rPr>
+          <w:rFonts w:ascii="맑은 고딕" w:hAnsi="맑은 고딕" w:eastAsia="맑은 고딕"/>
+          <w:sz w:val="21"/>
+        </w:rPr>
+        <w:t xml:space="preserve">: 여기서 항목을 </w:t>
+      </w:r>
+      <w:r>
+        <w:rPr>
+          <w:rFonts w:ascii="맑은 고딕" w:hAnsi="맑은 고딕" w:eastAsia="맑은 고딕"/>
+          <w:b/>
+          <w:sz w:val="21"/>
+        </w:rPr>
+        <w:t>클릭하면 우측에 상세가 열린다.</w:t>
+      </w:r>
+      <w:r>
+        <w:rPr>
+          <w:rFonts w:ascii="맑은 고딕" w:hAnsi="맑은 고딕" w:eastAsia="맑은 고딕"/>
+          <w:sz w:val="21"/>
+        </w:rPr>
+      </w:r>
+    </w:p>
+    <w:p>
+      <w:pPr>
+        <w:pStyle w:val="ListBullet"/>
+      </w:pPr>
+      <w:r>
+        <w:rPr>
+          <w:rFonts w:ascii="맑은 고딕" w:hAnsi="맑은 고딕" w:eastAsia="맑은 고딕"/>
+          <w:sz w:val="21"/>
+        </w:rPr>
+      </w:r>
+      <w:r>
+        <w:rPr>
+          <w:rFonts w:ascii="맑은 고딕" w:hAnsi="맑은 고딕" w:eastAsia="맑은 고딕"/>
+          <w:b/>
+          <w:sz w:val="21"/>
+        </w:rPr>
+        <w:t>[계약서 추출 메타데이터]</w:t>
+      </w:r>
+      <w:r>
+        <w:rPr>
+          <w:rFonts w:ascii="맑은 고딕" w:hAnsi="맑은 고딕" w:eastAsia="맑은 고딕"/>
+          <w:sz w:val="21"/>
+        </w:rPr>
+        <w:t xml:space="preserve"> → 우측에 계약서에서 추출한 메타데이터</w:t>
+      </w:r>
+    </w:p>
+    <w:p>
+      <w:pPr>
+        <w:pStyle w:val="ListBullet"/>
+      </w:pPr>
+      <w:r>
+        <w:rPr>
+          <w:rFonts w:ascii="맑은 고딕" w:hAnsi="맑은 고딕" w:eastAsia="맑은 고딕"/>
+          <w:sz w:val="21"/>
+        </w:rPr>
+      </w:r>
+      <w:r>
+        <w:rPr>
+          <w:rFonts w:ascii="맑은 고딕" w:hAnsi="맑은 고딕" w:eastAsia="맑은 고딕"/>
+          <w:b/>
+          <w:sz w:val="21"/>
+        </w:rPr>
+        <w:t>저작물 목록(1, 2, 3 …)</w:t>
+      </w:r>
+      <w:r>
+        <w:rPr>
+          <w:rFonts w:ascii="맑은 고딕" w:hAnsi="맑은 고딕" w:eastAsia="맑은 고딕"/>
+          <w:sz w:val="21"/>
+        </w:rPr>
+        <w:t xml:space="preserve"> → 클릭한 저작물의 메타데이터·판정</w:t>
+      </w:r>
+    </w:p>
+    <w:p>
+      <w:pPr>
+        <w:pStyle w:val="ListBullet"/>
+      </w:pPr>
+      <w:r>
+        <w:rPr>
+          <w:rFonts w:ascii="맑은 고딕" w:hAnsi="맑은 고딕" w:eastAsia="맑은 고딕"/>
+          <w:sz w:val="21"/>
+        </w:rPr>
+        <w:t xml:space="preserve">(각 항목 우측의 </w:t>
+      </w:r>
+      <w:r>
+        <w:rPr>
+          <w:rFonts w:ascii="맑은 고딕" w:hAnsi="맑은 고딕" w:eastAsia="맑은 고딕"/>
+          <w:b/>
+          <w:sz w:val="21"/>
+        </w:rPr>
+        <w:t>&gt; 화살표</w:t>
+      </w:r>
+      <w:r>
+        <w:rPr>
+          <w:rFonts w:ascii="맑은 고딕" w:hAnsi="맑은 고딕" w:eastAsia="맑은 고딕"/>
+          <w:sz w:val="21"/>
+        </w:rPr>
+        <w:t>와 "조회" 표시가 클릭 가능함을 나타낸다.)</w:t>
+      </w:r>
+    </w:p>
+    <w:p>
+      <w:pPr>
+        <w:pStyle w:val="ListBullet"/>
+      </w:pPr>
+      <w:r>
+        <w:rPr>
+          <w:rFonts w:ascii="맑은 고딕" w:hAnsi="맑은 고딕" w:eastAsia="맑은 고딕"/>
+          <w:sz w:val="21"/>
+        </w:rPr>
+        <w:t>그 아래로 계약서 기본정보·공공누리 자동분류 정보(대표 유형)·근거(검사하기), 또는 유형·권리 판정·근거 하이라이트(통합검사)가 표시된다.</w:t>
+      </w:r>
+    </w:p>
+    <w:p>
+      <w:pPr>
+        <w:spacing w:before="200" w:after="80"/>
+      </w:pPr>
+      <w:r>
+        <w:rPr>
+          <w:rFonts w:ascii="맑은 고딕" w:hAnsi="맑은 고딕" w:eastAsia="맑은 고딕"/>
+          <w:b/>
+          <w:color w:val="1F2A3A"/>
+          <w:sz w:val="24"/>
+        </w:rPr>
+        <w:t>우측 — 공유 상세 패널</w:t>
+      </w:r>
+    </w:p>
+    <w:p>
+      <w:r>
+        <w:rPr>
+          <w:rFonts w:ascii="맑은 고딕" w:hAnsi="맑은 고딕" w:eastAsia="맑은 고딕"/>
+          <w:sz w:val="21"/>
+        </w:rPr>
+        <w:t>좌측에서 무엇을 클릭했는지에 따라 내용이 바뀐다.</w:t>
+      </w:r>
+    </w:p>
+    <w:p>
+      <w:pPr>
+        <w:pStyle w:val="ListBullet"/>
+      </w:pPr>
+      <w:r>
+        <w:rPr>
+          <w:rFonts w:ascii="맑은 고딕" w:hAnsi="맑은 고딕" w:eastAsia="맑은 고딕"/>
+          <w:sz w:val="21"/>
+        </w:rPr>
+      </w:r>
+      <w:r>
+        <w:rPr>
+          <w:rFonts w:ascii="맑은 고딕" w:hAnsi="맑은 고딕" w:eastAsia="맑은 고딕"/>
+          <w:b/>
+          <w:sz w:val="21"/>
+        </w:rPr>
+        <w:t>계약서</w:t>
+      </w:r>
+      <w:r>
+        <w:rPr>
+          <w:rFonts w:ascii="맑은 고딕" w:hAnsi="맑은 고딕" w:eastAsia="맑은 고딕"/>
+          <w:sz w:val="21"/>
+        </w:rPr>
+        <w:t>를 클릭 → 계약서 추출 메타데이터(항목/값)</w:t>
+      </w:r>
+    </w:p>
+    <w:p>
+      <w:pPr>
+        <w:pStyle w:val="ListBullet"/>
+      </w:pPr>
+      <w:r>
+        <w:rPr>
+          <w:rFonts w:ascii="맑은 고딕" w:hAnsi="맑은 고딕" w:eastAsia="맑은 고딕"/>
+          <w:sz w:val="21"/>
+        </w:rPr>
+      </w:r>
+      <w:r>
+        <w:rPr>
+          <w:rFonts w:ascii="맑은 고딕" w:hAnsi="맑은 고딕" w:eastAsia="맑은 고딕"/>
+          <w:b/>
+          <w:sz w:val="21"/>
+        </w:rPr>
+        <w:t>저작물</w:t>
+      </w:r>
+      <w:r>
+        <w:rPr>
+          <w:rFonts w:ascii="맑은 고딕" w:hAnsi="맑은 고딕" w:eastAsia="맑은 고딕"/>
+          <w:sz w:val="21"/>
+        </w:rPr>
+        <w:t xml:space="preserve">을 클릭 → 그 저작물의 </w:t>
+      </w:r>
+      <w:r>
+        <w:rPr>
+          <w:rFonts w:ascii="맑은 고딕" w:hAnsi="맑은 고딕" w:eastAsia="맑은 고딕"/>
+          <w:b/>
+          <w:sz w:val="21"/>
+        </w:rPr>
+        <w:t>공공누리 유형 판정 + 20항목 메타데이터</w:t>
+      </w:r>
+      <w:r>
+        <w:rPr>
+          <w:rFonts w:ascii="맑은 고딕" w:hAnsi="맑은 고딕" w:eastAsia="맑은 고딕"/>
+          <w:sz w:val="21"/>
+        </w:rPr>
+      </w:r>
+    </w:p>
+    <w:p>
+      <w:pPr>
+        <w:spacing w:before="200" w:after="80"/>
+      </w:pPr>
+      <w:r>
+        <w:rPr>
+          <w:rFonts w:ascii="맑은 고딕" w:hAnsi="맑은 고딕" w:eastAsia="맑은 고딕"/>
+          <w:b/>
+          <w:color w:val="1F2A3A"/>
+          <w:sz w:val="24"/>
+        </w:rPr>
+        <w:t>저작물 "공공누리 유형 판정" 배너</w:t>
+      </w:r>
+    </w:p>
+    <w:p>
+      <w:r>
+        <w:rPr>
+          <w:rFonts w:ascii="맑은 고딕" w:hAnsi="맑은 고딕" w:eastAsia="맑은 고딕"/>
+          <w:sz w:val="21"/>
+        </w:rPr>
+        <w:t>저작물을 선택하면 우측 상단에 판정 배너가 나온다.</w:t>
+      </w:r>
+    </w:p>
+    <w:p>
+      <w:pPr>
+        <w:pStyle w:val="ListBullet"/>
+      </w:pPr>
+      <w:r>
+        <w:rPr>
+          <w:rFonts w:ascii="맑은 고딕" w:hAnsi="맑은 고딕" w:eastAsia="맑은 고딕"/>
+          <w:sz w:val="21"/>
+        </w:rPr>
+      </w:r>
+      <w:r>
+        <w:rPr>
+          <w:rFonts w:ascii="맑은 고딕" w:hAnsi="맑은 고딕" w:eastAsia="맑은 고딕"/>
+          <w:b/>
+          <w:sz w:val="21"/>
+        </w:rPr>
+        <w:t>유형 배지</w:t>
+      </w:r>
+      <w:r>
+        <w:rPr>
+          <w:rFonts w:ascii="맑은 고딕" w:hAnsi="맑은 고딕" w:eastAsia="맑은 고딕"/>
+          <w:sz w:val="21"/>
+        </w:rPr>
+        <w:t>: 제0~4유형 (예: 제3유형 · 출처표시 + 변경금지)</w:t>
+      </w:r>
+    </w:p>
+    <w:p>
+      <w:pPr>
+        <w:pStyle w:val="ListBullet"/>
+      </w:pPr>
+      <w:r>
+        <w:rPr>
+          <w:rFonts w:ascii="맑은 고딕" w:hAnsi="맑은 고딕" w:eastAsia="맑은 고딕"/>
+          <w:sz w:val="21"/>
+        </w:rPr>
+      </w:r>
+      <w:r>
+        <w:rPr>
+          <w:rFonts w:ascii="맑은 고딕" w:hAnsi="맑은 고딕" w:eastAsia="맑은 고딕"/>
+          <w:b/>
+          <w:sz w:val="21"/>
+        </w:rPr>
+        <w:t>AI 배지</w:t>
+      </w:r>
+      <w:r>
+        <w:rPr>
+          <w:rFonts w:ascii="맑은 고딕" w:hAnsi="맑은 고딕" w:eastAsia="맑은 고딕"/>
+          <w:sz w:val="21"/>
+        </w:rPr>
+        <w:t xml:space="preserve">(제1~4유형에만 병기): AI 활용 가능 / AI 활용 불가 / AI 판단 불가 — </w:t>
+      </w:r>
+      <w:r>
+        <w:rPr>
+          <w:rFonts w:ascii="맑은 고딕" w:hAnsi="맑은 고딕" w:eastAsia="맑은 고딕"/>
+          <w:b/>
+          <w:sz w:val="21"/>
+        </w:rPr>
+        <w:t>제0유형은 AI 해당 없음</w:t>
+      </w:r>
+      <w:r>
+        <w:rPr>
+          <w:rFonts w:ascii="맑은 고딕" w:hAnsi="맑은 고딕" w:eastAsia="맑은 고딕"/>
+          <w:sz w:val="21"/>
+        </w:rPr>
+      </w:r>
+    </w:p>
+    <w:p>
+      <w:pPr>
+        <w:pStyle w:val="ListBullet"/>
+      </w:pPr>
+      <w:r>
+        <w:rPr>
+          <w:rFonts w:ascii="맑은 고딕" w:hAnsi="맑은 고딕" w:eastAsia="맑은 고딕"/>
+          <w:sz w:val="21"/>
+        </w:rPr>
+      </w:r>
+      <w:r>
+        <w:rPr>
+          <w:rFonts w:ascii="맑은 고딕" w:hAnsi="맑은 고딕" w:eastAsia="맑은 고딕"/>
+          <w:b/>
+          <w:sz w:val="21"/>
+        </w:rPr>
+        <w:t>자동 추정 · 확인 권장</w:t>
+      </w:r>
+      <w:r>
+        <w:rPr>
+          <w:rFonts w:ascii="맑은 고딕" w:hAnsi="맑은 고딕" w:eastAsia="맑은 고딕"/>
+          <w:sz w:val="21"/>
+        </w:rPr>
+        <w:t>: 자동 판정 신호가 약할 때 표시(담당자 확인 권장)</w:t>
+      </w:r>
+    </w:p>
+    <w:p>
+      <w:pPr>
+        <w:pStyle w:val="ListBullet"/>
+      </w:pPr>
+      <w:r>
+        <w:rPr>
+          <w:rFonts w:ascii="맑은 고딕" w:hAnsi="맑은 고딕" w:eastAsia="맑은 고딕"/>
+          <w:sz w:val="21"/>
+        </w:rPr>
+      </w:r>
+      <w:r>
+        <w:rPr>
+          <w:rFonts w:ascii="맑은 고딕" w:hAnsi="맑은 고딕" w:eastAsia="맑은 고딕"/>
+          <w:b/>
+          <w:sz w:val="21"/>
+        </w:rPr>
+        <w:t>사람 수정됨(자동판정과 다름)</w:t>
+      </w:r>
+      <w:r>
+        <w:rPr>
+          <w:rFonts w:ascii="맑은 고딕" w:hAnsi="맑은 고딕" w:eastAsia="맑은 고딕"/>
+          <w:sz w:val="21"/>
+        </w:rPr>
+        <w:t>: 담당자가 최초 자동판정을 바꾼 경우 표시</w:t>
       </w:r>
     </w:p>
     <w:p>
@@ -706,11 +1426,144 @@
       </w:pPr>
       <w:r>
         <w:rPr>
-          <w:rFonts w:ascii="Consolas" w:hAnsi="Consolas" w:eastAsia="맑은 고딕"/>
-          <w:color w:val="333333"/>
-          <w:sz w:val="18"/>
-        </w:rPr>
-        <w:t>업로드 → OCR·메타데이터 → (공공누리 유형) → 권리 판정 → 완료</w:t>
+          <w:rFonts w:ascii="맑은 고딕" w:hAnsi="맑은 고딕" w:eastAsia="맑은 고딕"/>
+          <w:i/>
+          <w:color w:val="555555"/>
+          <w:sz w:val="19"/>
+        </w:rPr>
+      </w:r>
+      <w:r>
+        <w:rPr>
+          <w:rFonts w:ascii="맑은 고딕" w:hAnsi="맑은 고딕" w:eastAsia="맑은 고딕"/>
+          <w:b/>
+          <w:i/>
+          <w:color w:val="555555"/>
+          <w:sz w:val="19"/>
+        </w:rPr>
+        <w:t>저작물 메타데이터 20항목</w:t>
+      </w:r>
+      <w:r>
+        <w:rPr>
+          <w:rFonts w:ascii="맑은 고딕" w:hAnsi="맑은 고딕" w:eastAsia="맑은 고딕"/>
+          <w:i/>
+          <w:color w:val="555555"/>
+          <w:sz w:val="19"/>
+        </w:rPr>
+        <w:t>: 저작물명 · 유형 · 디지털화형태 · 설명 · 주제어 · 언어 · 제작일 · 제작자 · 저작권자 · 공동저작자 · 저작인접권자 · 공개유형 · 저작물성 · 비보호저작물 · 업무상저작물 · 상업적이용허락 · 저작재산권 · 공동저작자동의 · 유효기간 · 초상권</w:t>
+      </w:r>
+    </w:p>
+    <w:p>
+      <w:r>
+        <w:rPr>
+          <w:rFonts w:ascii="맑은 고딕" w:hAnsi="맑은 고딕" w:eastAsia="맑은 고딕"/>
+          <w:color w:val="BBBBBB"/>
+          <w:sz w:val="16"/>
+        </w:rPr>
+        <w:t>────────────────────────────────────────</w:t>
+      </w:r>
+    </w:p>
+    <w:p>
+      <w:pPr>
+        <w:spacing w:before="200" w:after="80"/>
+      </w:pPr>
+      <w:r>
+        <w:rPr>
+          <w:rFonts w:ascii="맑은 고딕" w:hAnsi="맑은 고딕" w:eastAsia="맑은 고딕"/>
+          <w:b/>
+          <w:color w:val="0B2447"/>
+          <w:sz w:val="28"/>
+        </w:rPr>
+        <w:t>5. 판정 수정하기 (유형 · AI · 메타데이터)</w:t>
+      </w:r>
+    </w:p>
+    <w:p>
+      <w:r>
+        <w:rPr>
+          <w:rFonts w:ascii="맑은 고딕" w:hAnsi="맑은 고딕" w:eastAsia="맑은 고딕"/>
+          <w:sz w:val="21"/>
+        </w:rPr>
+        <w:t xml:space="preserve">자동 판정값을 담당자가 보정할 수 있다. </w:t>
+      </w:r>
+      <w:r>
+        <w:rPr>
+          <w:rFonts w:ascii="맑은 고딕" w:hAnsi="맑은 고딕" w:eastAsia="맑은 고딕"/>
+          <w:b/>
+          <w:sz w:val="21"/>
+        </w:rPr>
+        <w:t>본인이 등록한 검사만 수정 가능</w:t>
+      </w:r>
+      <w:r>
+        <w:rPr>
+          <w:rFonts w:ascii="맑은 고딕" w:hAnsi="맑은 고딕" w:eastAsia="맑은 고딕"/>
+          <w:sz w:val="21"/>
+        </w:rPr>
+        <w:t>하며, 타인 검사에는 "본인 검사만 수정 가능합니다" 안내가 표시된다.</w:t>
+      </w:r>
+    </w:p>
+    <w:p>
+      <w:pPr>
+        <w:pStyle w:val="ListNumber"/>
+      </w:pPr>
+      <w:r>
+        <w:rPr>
+          <w:rFonts w:ascii="맑은 고딕" w:hAnsi="맑은 고딕" w:eastAsia="맑은 고딕"/>
+          <w:sz w:val="21"/>
+        </w:rPr>
+        <w:t xml:space="preserve">좌측 목록에서 </w:t>
+      </w:r>
+      <w:r>
+        <w:rPr>
+          <w:rFonts w:ascii="맑은 고딕" w:hAnsi="맑은 고딕" w:eastAsia="맑은 고딕"/>
+          <w:b/>
+          <w:sz w:val="21"/>
+        </w:rPr>
+        <w:t>저작물을 선택</w:t>
+      </w:r>
+      <w:r>
+        <w:rPr>
+          <w:rFonts w:ascii="맑은 고딕" w:hAnsi="맑은 고딕" w:eastAsia="맑은 고딕"/>
+          <w:sz w:val="21"/>
+        </w:rPr>
+        <w:t>한다.</w:t>
+      </w:r>
+    </w:p>
+    <w:p>
+      <w:pPr>
+        <w:pStyle w:val="ListNumber"/>
+      </w:pPr>
+      <w:r>
+        <w:rPr>
+          <w:rFonts w:ascii="맑은 고딕" w:hAnsi="맑은 고딕" w:eastAsia="맑은 고딕"/>
+          <w:sz w:val="21"/>
+        </w:rPr>
+        <w:t xml:space="preserve">우측 패널 우상단 </w:t>
+      </w:r>
+      <w:r>
+        <w:rPr>
+          <w:rFonts w:ascii="맑은 고딕" w:hAnsi="맑은 고딕" w:eastAsia="맑은 고딕"/>
+          <w:b/>
+          <w:sz w:val="21"/>
+        </w:rPr>
+        <w:t>[수정]</w:t>
+      </w:r>
+      <w:r>
+        <w:rPr>
+          <w:rFonts w:ascii="맑은 고딕" w:hAnsi="맑은 고딕" w:eastAsia="맑은 고딕"/>
+          <w:sz w:val="21"/>
+        </w:rPr>
+        <w:t xml:space="preserve"> 을 누른다.</w:t>
+      </w:r>
+    </w:p>
+    <w:p>
+      <w:pPr>
+        <w:pStyle w:val="ListNumber"/>
+      </w:pPr>
+      <w:r>
+        <w:rPr>
+          <w:rFonts w:ascii="맑은 고딕" w:hAnsi="맑은 고딕" w:eastAsia="맑은 고딕"/>
+          <w:sz w:val="21"/>
+        </w:rPr>
+        <w:t>"공공누리 유형 판정"에서 값을 고른다.</w:t>
       </w:r>
     </w:p>
     <w:p>
@@ -722,7 +1575,21 @@
           <w:rFonts w:ascii="맑은 고딕" w:hAnsi="맑은 고딕" w:eastAsia="맑은 고딕"/>
           <w:sz w:val="21"/>
         </w:rPr>
-        <w:t>처리 중에도 다른 작업을 계속할 수 있다. 목록은 자동으로 갱신된다(별도 새로고침 불필요).</w:t>
+      </w:r>
+      <w:r>
+        <w:rPr>
+          <w:rFonts w:ascii="맑은 고딕" w:hAnsi="맑은 고딕" w:eastAsia="맑은 고딕"/>
+          <w:b/>
+          <w:sz w:val="21"/>
+        </w:rPr>
+        <w:t>공공누리 유형</w:t>
+      </w:r>
+      <w:r>
+        <w:rPr>
+          <w:rFonts w:ascii="맑은 고딕" w:hAnsi="맑은 고딕" w:eastAsia="맑은 고딕"/>
+          <w:sz w:val="21"/>
+        </w:rPr>
+        <w:t>: 미판정 / 제0~4유형</w:t>
       </w:r>
     </w:p>
     <w:p>
@@ -734,7 +1601,6 @@
           <w:rFonts w:ascii="맑은 고딕" w:hAnsi="맑은 고딕" w:eastAsia="맑은 고딕"/>
           <w:sz w:val="21"/>
         </w:rPr>
-        <w:t xml:space="preserve">문서 크기에 따라 수십 초~수 분 걸릴 수 있다. </w:t>
       </w:r>
       <w:r>
         <w:rPr>
@@ -742,14 +1608,14 @@
           <w:b/>
           <w:sz w:val="21"/>
         </w:rPr>
-        <w:t>처리 시간이 길어도 오류가 아니며</w:t>
+        <w:t>AI 학습 활용</w:t>
       </w:r>
       <w:r>
         <w:rPr>
           <w:rFonts w:ascii="맑은 고딕" w:hAnsi="맑은 고딕" w:eastAsia="맑은 고딕"/>
           <w:sz w:val="21"/>
         </w:rPr>
-        <w:t>, 완료되면 상태가 자동으로 바뀐다.</w:t>
+        <w:t>: 활용 가능 / 활용 불가 / 판단 불가 (제0유형 선택 시 자동 비활성)</w:t>
       </w:r>
     </w:p>
     <w:p>
@@ -761,7 +1627,139 @@
           <w:rFonts w:ascii="맑은 고딕" w:hAnsi="맑은 고딕" w:eastAsia="맑은 고딕"/>
           <w:sz w:val="21"/>
         </w:rPr>
-        <w:t>실패 시 상태가 "실패"로 표시된다 → 파일을 확인하고 다시 시도한다.</w:t>
+      </w:r>
+      <w:r>
+        <w:rPr>
+          <w:rFonts w:ascii="맑은 고딕" w:hAnsi="맑은 고딕" w:eastAsia="맑은 고딕"/>
+          <w:b/>
+          <w:sz w:val="21"/>
+        </w:rPr>
+        <w:t>수정 사유</w:t>
+      </w:r>
+      <w:r>
+        <w:rPr>
+          <w:rFonts w:ascii="맑은 고딕" w:hAnsi="맑은 고딕" w:eastAsia="맑은 고딕"/>
+          <w:sz w:val="21"/>
+        </w:rPr>
+        <w:t>(선택): 왜 바꾸는지 근거를 적는다. 예) "계약서 제6조에 상업적 이용 명시"</w:t>
+      </w:r>
+    </w:p>
+    <w:p>
+      <w:pPr>
+        <w:pStyle w:val="ListBullet"/>
+      </w:pPr>
+      <w:r>
+        <w:rPr>
+          <w:rFonts w:ascii="맑은 고딕" w:hAnsi="맑은 고딕" w:eastAsia="맑은 고딕"/>
+          <w:sz w:val="21"/>
+        </w:rPr>
+        <w:t>아래 20항목 메타데이터도 이 편집 화면에서 직접 채우거나 수정할 수 있다(빈 항목은 빈 입력칸으로 표시).</w:t>
+      </w:r>
+    </w:p>
+    <w:p>
+      <w:pPr>
+        <w:pStyle w:val="ListNumber"/>
+      </w:pPr>
+      <w:r>
+        <w:rPr>
+          <w:rFonts w:ascii="맑은 고딕" w:hAnsi="맑은 고딕" w:eastAsia="맑은 고딕"/>
+          <w:sz w:val="21"/>
+        </w:rPr>
+      </w:r>
+      <w:r>
+        <w:rPr>
+          <w:rFonts w:ascii="맑은 고딕" w:hAnsi="맑은 고딕" w:eastAsia="맑은 고딕"/>
+          <w:b/>
+          <w:sz w:val="21"/>
+        </w:rPr>
+        <w:t>[저장]</w:t>
+      </w:r>
+      <w:r>
+        <w:rPr>
+          <w:rFonts w:ascii="맑은 고딕" w:hAnsi="맑은 고딕" w:eastAsia="맑은 고딕"/>
+          <w:sz w:val="21"/>
+        </w:rPr>
+        <w:t xml:space="preserve"> 을 누른다.</w:t>
+      </w:r>
+    </w:p>
+    <w:p>
+      <w:pPr>
+        <w:ind w:left="240"/>
+      </w:pPr>
+      <w:r>
+        <w:rPr>
+          <w:rFonts w:ascii="맑은 고딕" w:hAnsi="맑은 고딕" w:eastAsia="맑은 고딕"/>
+          <w:i/>
+          <w:color w:val="555555"/>
+          <w:sz w:val="19"/>
+        </w:rPr>
+      </w:r>
+      <w:r>
+        <w:rPr>
+          <w:rFonts w:ascii="맑은 고딕" w:hAnsi="맑은 고딕" w:eastAsia="맑은 고딕"/>
+          <w:b/>
+          <w:i/>
+          <w:color w:val="555555"/>
+          <w:sz w:val="19"/>
+        </w:rPr>
+        <w:t>왜 사유를 적나?</w:t>
+      </w:r>
+      <w:r>
+        <w:rPr>
+          <w:rFonts w:ascii="맑은 고딕" w:hAnsi="맑은 고딕" w:eastAsia="맑은 고딕"/>
+          <w:i/>
+          <w:color w:val="555555"/>
+          <w:sz w:val="19"/>
+        </w:rPr>
+        <w:t xml:space="preserve"> 최초 자동판정과 사람 확정값, 그리고 사유가 </w:t>
+      </w:r>
+      <w:r>
+        <w:rPr>
+          <w:rFonts w:ascii="맑은 고딕" w:hAnsi="맑은 고딕" w:eastAsia="맑은 고딕"/>
+          <w:b/>
+          <w:i/>
+          <w:color w:val="555555"/>
+          <w:sz w:val="19"/>
+        </w:rPr>
+        <w:t>이력으로 누적</w:t>
+      </w:r>
+      <w:r>
+        <w:rPr>
+          <w:rFonts w:ascii="맑은 고딕" w:hAnsi="맑은 고딕" w:eastAsia="맑은 고딕"/>
+          <w:i/>
+          <w:color w:val="555555"/>
+          <w:sz w:val="19"/>
+        </w:rPr>
+        <w:t xml:space="preserve">되어 향후 </w:t>
+      </w:r>
+      <w:r>
+        <w:rPr>
+          <w:rFonts w:ascii="맑은 고딕" w:hAnsi="맑은 고딕" w:eastAsia="맑은 고딕"/>
+          <w:b/>
+          <w:i/>
+          <w:color w:val="555555"/>
+          <w:sz w:val="19"/>
+        </w:rPr>
+        <w:t>판정 모델의 품질 개선(재학습·규칙 보정)</w:t>
+      </w:r>
+      <w:r>
+        <w:rPr>
+          <w:rFonts w:ascii="맑은 고딕" w:hAnsi="맑은 고딕" w:eastAsia="맑은 고딕"/>
+          <w:i/>
+          <w:color w:val="555555"/>
+          <w:sz w:val="19"/>
+        </w:rPr>
+        <w:t xml:space="preserve"> 근거로 활용된다. 즉 담당자가 쓰면서 자연스럽게 라벨링이 이뤄진다.</w:t>
+      </w:r>
+    </w:p>
+    <w:p>
+      <w:r>
+        <w:rPr>
+          <w:rFonts w:ascii="맑은 고딕" w:hAnsi="맑은 고딕" w:eastAsia="맑은 고딕"/>
+          <w:color w:val="BBBBBB"/>
+          <w:sz w:val="16"/>
+        </w:rPr>
+        <w:t>────────────────────────────────────────</w:t>
       </w:r>
     </w:p>
     <w:p>
@@ -772,10 +1770,10 @@
         <w:rPr>
           <w:rFonts w:ascii="맑은 고딕" w:hAnsi="맑은 고딕" w:eastAsia="맑은 고딕"/>
           <w:b/>
-          <w:color w:val="1F2A3A"/>
-          <w:sz w:val="24"/>
-        </w:rPr>
-        <w:t>목록 카드 보는 법 (공통)</w:t>
+          <w:color w:val="0B2447"/>
+          <w:sz w:val="28"/>
+        </w:rPr>
+        <w:t>6. 권리추정 — 결과 보는 방법</w:t>
       </w:r>
     </w:p>
     <w:p>
@@ -784,7 +1782,59 @@
           <w:rFonts w:ascii="맑은 고딕" w:hAnsi="맑은 고딕" w:eastAsia="맑은 고딕"/>
           <w:sz w:val="21"/>
         </w:rPr>
-        <w:t>목록의 각 카드에는 핵심 결과가 요약되어 있다.</w:t>
+        <w:t>상세 화면은 위에서 아래로 다음과 같이 구성된다.</w:t>
+      </w:r>
+    </w:p>
+    <w:p>
+      <w:pPr>
+        <w:pStyle w:val="ListNumber"/>
+      </w:pPr>
+      <w:r>
+        <w:rPr>
+          <w:rFonts w:ascii="맑은 고딕" w:hAnsi="맑은 고딕" w:eastAsia="맑은 고딕"/>
+          <w:sz w:val="21"/>
+        </w:rPr>
+      </w:r>
+      <w:r>
+        <w:rPr>
+          <w:rFonts w:ascii="맑은 고딕" w:hAnsi="맑은 고딕" w:eastAsia="맑은 고딕"/>
+          <w:b/>
+          <w:sz w:val="21"/>
+        </w:rPr>
+        <w:t>판정 요약 밴드</w:t>
+      </w:r>
+      <w:r>
+        <w:rPr>
+          <w:rFonts w:ascii="맑은 고딕" w:hAnsi="맑은 고딕" w:eastAsia="맑은 고딕"/>
+          <w:sz w:val="21"/>
+        </w:rPr>
+        <w:t>: 허용/확정 · 확인필요 · 없음 · 근거 건수를 한눈에 보여준다.</w:t>
+      </w:r>
+    </w:p>
+    <w:p>
+      <w:pPr>
+        <w:pStyle w:val="ListNumber"/>
+      </w:pPr>
+      <w:r>
+        <w:rPr>
+          <w:rFonts w:ascii="맑은 고딕" w:hAnsi="맑은 고딕" w:eastAsia="맑은 고딕"/>
+          <w:sz w:val="21"/>
+        </w:rPr>
+      </w:r>
+      <w:r>
+        <w:rPr>
+          <w:rFonts w:ascii="맑은 고딕" w:hAnsi="맑은 고딕" w:eastAsia="맑은 고딕"/>
+          <w:b/>
+          <w:sz w:val="21"/>
+        </w:rPr>
+        <w:t>권리 그룹 테이블</w:t>
+      </w:r>
+      <w:r>
+        <w:rPr>
+          <w:rFonts w:ascii="맑은 고딕" w:hAnsi="맑은 고딕" w:eastAsia="맑은 고딕"/>
+          <w:sz w:val="21"/>
+        </w:rPr>
+        <w:t>: 권리를 그룹(저작재산권 · 이용조건 · 계약성격 · 이용범위 · 대가조건)별로 묶어 표시한다.</w:t>
       </w:r>
     </w:p>
     <w:p>
@@ -803,14 +1853,14 @@
           <w:b/>
           <w:sz w:val="21"/>
         </w:rPr>
-        <w:t>제목</w:t>
+        <w:t>권리</w:t>
       </w:r>
       <w:r>
         <w:rPr>
           <w:rFonts w:ascii="맑은 고딕" w:hAnsi="맑은 고딕" w:eastAsia="맑은 고딕"/>
           <w:sz w:val="21"/>
         </w:rPr>
-        <w:t>: 검사 명칭(또는 파일명)</w:t>
+        <w:t>: 복제권·전시권·상업적 이용 등</w:t>
       </w:r>
     </w:p>
     <w:p>
@@ -829,14 +1879,14 @@
           <w:b/>
           <w:sz w:val="21"/>
         </w:rPr>
-        <w:t>배지</w:t>
+        <w:t>판정</w:t>
       </w:r>
       <w:r>
         <w:rPr>
           <w:rFonts w:ascii="맑은 고딕" w:hAnsi="맑은 고딕" w:eastAsia="맑은 고딕"/>
           <w:sz w:val="21"/>
         </w:rPr>
-        <w:t>: 공공누리 유형(제N유형) 또는 권리 요약(허용 N / 확인필요 N)</w:t>
+        <w:t>: 허용 · 금지 · 확인필요 · -(없음)</w:t>
       </w:r>
     </w:p>
     <w:p>
@@ -855,14 +1905,14 @@
           <w:b/>
           <w:sz w:val="21"/>
         </w:rPr>
-        <w:t>상태</w:t>
+        <w:t>신뢰도</w:t>
       </w:r>
       <w:r>
         <w:rPr>
           <w:rFonts w:ascii="맑은 고딕" w:hAnsi="맑은 고딕" w:eastAsia="맑은 고딕"/>
           <w:sz w:val="21"/>
         </w:rPr>
-        <w:t>: 완료 · 처리중 · 실패</w:t>
+        <w:t>: 판정을 확신하는 정도(%)</w:t>
       </w:r>
     </w:p>
     <w:p>
@@ -881,38 +1931,28 @@
           <w:b/>
           <w:sz w:val="21"/>
         </w:rPr>
-        <w:t>하단</w:t>
+        <w:t>근거번호</w:t>
       </w:r>
       <w:r>
         <w:rPr>
           <w:rFonts w:ascii="맑은 고딕" w:hAnsi="맑은 고딕" w:eastAsia="맑은 고딕"/>
           <w:sz w:val="21"/>
         </w:rPr>
-        <w:t>: 저작물/근거 건수 · 등록자 · 날짜</w:t>
+        <w:t>: 판정의 근거가 된 문장 번호</w:t>
       </w:r>
     </w:p>
     <w:p>
-      <w:r>
-        <w:rPr>
-          <w:rFonts w:ascii="맑은 고딕" w:hAnsi="맑은 고딕" w:eastAsia="맑은 고딕"/>
-          <w:sz w:val="21"/>
-        </w:rPr>
-        <w:t xml:space="preserve">상단 </w:t>
-      </w:r>
-      <w:r>
-        <w:rPr>
-          <w:rFonts w:ascii="맑은 고딕" w:hAnsi="맑은 고딕" w:eastAsia="맑은 고딕"/>
-          <w:b/>
-          <w:sz w:val="21"/>
-        </w:rPr>
-        <w:t>검색창</w:t>
-      </w:r>
-      <w:r>
-        <w:rPr>
-          <w:rFonts w:ascii="맑은 고딕" w:hAnsi="맑은 고딕" w:eastAsia="맑은 고딕"/>
-          <w:sz w:val="21"/>
-        </w:rPr>
-        <w:t>에 검사명·파일명을 입력해 원하는 건을 빠르게 찾을 수 있다.</w:t>
+      <w:pPr>
+        <w:ind w:left="240"/>
+      </w:pPr>
+      <w:r>
+        <w:rPr>
+          <w:rFonts w:ascii="맑은 고딕" w:hAnsi="맑은 고딕" w:eastAsia="맑은 고딕"/>
+          <w:i/>
+          <w:color w:val="555555"/>
+          <w:sz w:val="19"/>
+        </w:rPr>
+        <w:t>처리 중이면 진행 단계(스텝퍼)가 먼저 보이고, 완료되면 자동으로 결과로 바뀐다.</w:t>
       </w:r>
     </w:p>
     <w:p>
@@ -936,7 +1976,7 @@
           <w:color w:val="0B2447"/>
           <w:sz w:val="28"/>
         </w:rPr>
-        <w:t>4. 검사하기 — 결과 보는 방법</w:t>
+        <w:t>7. 통합검사 — 결과 보는 방법</w:t>
       </w:r>
     </w:p>
     <w:p>
@@ -945,7 +1985,7 @@
           <w:rFonts w:ascii="맑은 고딕" w:hAnsi="맑은 고딕" w:eastAsia="맑은 고딕"/>
           <w:sz w:val="21"/>
         </w:rPr>
-        <w:t xml:space="preserve">카드를 클릭하면 상세 화면이 </w:t>
+        <w:t xml:space="preserve">계약서와 저작물을 함께 올리면 </w:t>
       </w:r>
       <w:r>
         <w:rPr>
@@ -953,36 +1993,14 @@
           <w:b/>
           <w:sz w:val="21"/>
         </w:rPr>
-        <w:t>좌우 2단</w:t>
+        <w:t>한 화면(§4 좌우 2단 콘솔)</w:t>
       </w:r>
       <w:r>
         <w:rPr>
           <w:rFonts w:ascii="맑은 고딕" w:hAnsi="맑은 고딕" w:eastAsia="맑은 고딕"/>
           <w:sz w:val="21"/>
         </w:rPr>
-        <w:t>으로 열린다.</w:t>
-      </w:r>
-    </w:p>
-    <w:p>
-      <w:r>
-        <w:rPr>
-          <w:rFonts w:ascii="맑은 고딕" w:hAnsi="맑은 고딕" w:eastAsia="맑은 고딕"/>
-          <w:sz w:val="21"/>
-        </w:rPr>
-      </w:r>
-      <w:r>
-        <w:rPr>
-          <w:rFonts w:ascii="맑은 고딕" w:hAnsi="맑은 고딕" w:eastAsia="맑은 고딕"/>
-          <w:b/>
-          <w:sz w:val="21"/>
-        </w:rPr>
-        <w:t>좌측</w:t>
-      </w:r>
-      <w:r>
-        <w:rPr>
-          <w:rFonts w:ascii="맑은 고딕" w:hAnsi="맑은 고딕" w:eastAsia="맑은 고딕"/>
-          <w:sz w:val="21"/>
-        </w:rPr>
+        <w:t xml:space="preserve"> 에서 메타데이터·유형·AI·권리·근거를 모두 확인할 수 있다.</w:t>
       </w:r>
     </w:p>
     <w:p>
@@ -1001,14 +2019,44 @@
           <w:b/>
           <w:sz w:val="21"/>
         </w:rPr>
-        <w:t>계약서 기본정보</w:t>
+        <w:t>좌측</w:t>
       </w:r>
       <w:r>
         <w:rPr>
           <w:rFonts w:ascii="맑은 고딕" w:hAnsi="맑은 고딕" w:eastAsia="맑은 고딕"/>
           <w:sz w:val="21"/>
         </w:rPr>
-        <w:t>: 파일명(클릭 시 다운로드), 등록일, 등록자, 상태</w:t>
+        <w:t xml:space="preserve">: 공공누리 유형(유형분류 모델) · 권리 판정 요약 · </w:t>
+      </w:r>
+      <w:r>
+        <w:rPr>
+          <w:rFonts w:ascii="맑은 고딕" w:hAnsi="맑은 고딕" w:eastAsia="맑은 고딕"/>
+          <w:b/>
+          <w:sz w:val="21"/>
+        </w:rPr>
+        <w:t>원본 문서(근거 하이라이트)</w:t>
+      </w:r>
+      <w:r>
+        <w:rPr>
+          <w:rFonts w:ascii="맑은 고딕" w:hAnsi="맑은 고딕" w:eastAsia="맑은 고딕"/>
+          <w:sz w:val="21"/>
+        </w:rPr>
+        <w:t xml:space="preserve"> · 권리 그룹 테이블, 그리고 상단의 </w:t>
+      </w:r>
+      <w:r>
+        <w:rPr>
+          <w:rFonts w:ascii="맑은 고딕" w:hAnsi="맑은 고딕" w:eastAsia="맑은 고딕"/>
+          <w:b/>
+          <w:sz w:val="21"/>
+        </w:rPr>
+        <w:t>계약서·저작물 목록</w:t>
+      </w:r>
+      <w:r>
+        <w:rPr>
+          <w:rFonts w:ascii="맑은 고딕" w:hAnsi="맑은 고딕" w:eastAsia="맑은 고딕"/>
+          <w:sz w:val="21"/>
+        </w:rPr>
+        <w:t>.</w:t>
       </w:r>
     </w:p>
     <w:p>
@@ -1027,14 +2075,22 @@
           <w:b/>
           <w:sz w:val="21"/>
         </w:rPr>
-        <w:t>공공누리 자동분류 정보</w:t>
+        <w:t>우측(공유 패널)</w:t>
       </w:r>
       <w:r>
         <w:rPr>
           <w:rFonts w:ascii="맑은 고딕" w:hAnsi="맑은 고딕" w:eastAsia="맑은 고딕"/>
           <w:sz w:val="21"/>
         </w:rPr>
-        <w:t xml:space="preserve">: 공공누리 마크와 함께 </w:t>
+        <w:t>: 계약서 클릭 시 계약서 메타데이터 / 저작물 클릭 시 그 저작물의 유형·AI 판정 + 20항목.</w:t>
+      </w:r>
+    </w:p>
+    <w:p>
+      <w:r>
+        <w:rPr>
+          <w:rFonts w:ascii="맑은 고딕" w:hAnsi="맑은 고딕" w:eastAsia="맑은 고딕"/>
+          <w:sz w:val="21"/>
+        </w:rPr>
       </w:r>
       <w:r>
         <w:rPr>
@@ -1042,14 +2098,14 @@
           <w:b/>
           <w:sz w:val="21"/>
         </w:rPr>
-        <w:t>제N유형</w:t>
+        <w:t>원본 문서 (근거 하이라이트)</w:t>
       </w:r>
       <w:r>
         <w:rPr>
           <w:rFonts w:ascii="맑은 고딕" w:hAnsi="맑은 고딕" w:eastAsia="맑은 고딕"/>
           <w:sz w:val="21"/>
         </w:rPr>
-        <w:t xml:space="preserve">, 유형 설명, </w:t>
+        <w:t xml:space="preserve"> — OCR 원문 위에 판정 근거를 </w:t>
       </w:r>
       <w:r>
         <w:rPr>
@@ -1057,14 +2113,14 @@
           <w:b/>
           <w:sz w:val="21"/>
         </w:rPr>
-        <w:t>분류 정확도(%)</w:t>
+        <w:t>색으로 표시</w:t>
       </w:r>
       <w:r>
         <w:rPr>
           <w:rFonts w:ascii="맑은 고딕" w:hAnsi="맑은 고딕" w:eastAsia="맑은 고딕"/>
           <w:sz w:val="21"/>
         </w:rPr>
-        <w:t xml:space="preserve"> 를 표시한다. 정확도는 모델이 이 유형을 확신하는 정도다.</w:t>
+        <w:t>한다.</w:t>
       </w:r>
     </w:p>
     <w:p>
@@ -1076,58 +2132,7 @@
           <w:rFonts w:ascii="맑은 고딕" w:hAnsi="맑은 고딕" w:eastAsia="맑은 고딕"/>
           <w:sz w:val="21"/>
         </w:rPr>
-      </w:r>
-      <w:r>
-        <w:rPr>
-          <w:rFonts w:ascii="맑은 고딕" w:hAnsi="맑은 고딕" w:eastAsia="맑은 고딕"/>
-          <w:b/>
-          <w:sz w:val="21"/>
-        </w:rPr>
-        <w:t>계약서 추출 메타데이터</w:t>
-      </w:r>
-      <w:r>
-        <w:rPr>
-          <w:rFonts w:ascii="맑은 고딕" w:hAnsi="맑은 고딕" w:eastAsia="맑은 고딕"/>
-          <w:sz w:val="21"/>
-        </w:rPr>
-        <w:t xml:space="preserve">: 계약서에서 추출한 유형·계약 제목 등 요약. </w:t>
-      </w:r>
-      <w:r>
-        <w:rPr>
-          <w:rFonts w:ascii="맑은 고딕" w:hAnsi="맑은 고딕" w:eastAsia="맑은 고딕"/>
-          <w:b/>
-          <w:sz w:val="21"/>
-        </w:rPr>
-        <w:t>[상세 보기]</w:t>
-      </w:r>
-      <w:r>
-        <w:rPr>
-          <w:rFonts w:ascii="맑은 고딕" w:hAnsi="맑은 고딕" w:eastAsia="맑은 고딕"/>
-          <w:sz w:val="21"/>
-        </w:rPr>
-        <w:t xml:space="preserve"> 로 전체 항목 확인.</w:t>
-      </w:r>
-    </w:p>
-    <w:p>
-      <w:r>
-        <w:rPr>
-          <w:rFonts w:ascii="맑은 고딕" w:hAnsi="맑은 고딕" w:eastAsia="맑은 고딕"/>
-          <w:sz w:val="21"/>
-        </w:rPr>
-      </w:r>
-      <w:r>
-        <w:rPr>
-          <w:rFonts w:ascii="맑은 고딕" w:hAnsi="맑은 고딕" w:eastAsia="맑은 고딕"/>
-          <w:b/>
-          <w:sz w:val="21"/>
-        </w:rPr>
-        <w:t>우측</w:t>
-      </w:r>
-      <w:r>
-        <w:rPr>
-          <w:rFonts w:ascii="맑은 고딕" w:hAnsi="맑은 고딕" w:eastAsia="맑은 고딕"/>
-          <w:sz w:val="21"/>
-        </w:rPr>
+        <w:t>🔵 파랑 = 유형 근거 · 🟢 초록 = 권리 허용 · 🔴 빨강 = 권리 금지</w:t>
       </w:r>
     </w:p>
     <w:p>
@@ -1139,36 +2144,7 @@
           <w:rFonts w:ascii="맑은 고딕" w:hAnsi="맑은 고딕" w:eastAsia="맑은 고딕"/>
           <w:sz w:val="21"/>
         </w:rPr>
-      </w:r>
-      <w:r>
-        <w:rPr>
-          <w:rFonts w:ascii="맑은 고딕" w:hAnsi="맑은 고딕" w:eastAsia="맑은 고딕"/>
-          <w:b/>
-          <w:sz w:val="21"/>
-        </w:rPr>
-        <w:t>저작물 메타데이터</w:t>
-      </w:r>
-      <w:r>
-        <w:rPr>
-          <w:rFonts w:ascii="맑은 고딕" w:hAnsi="맑은 고딕" w:eastAsia="맑은 고딕"/>
-          <w:sz w:val="21"/>
-        </w:rPr>
-        <w:t xml:space="preserve">: 좌측 </w:t>
-      </w:r>
-      <w:r>
-        <w:rPr>
-          <w:rFonts w:ascii="맑은 고딕" w:hAnsi="맑은 고딕" w:eastAsia="맑은 고딕"/>
-          <w:b/>
-          <w:sz w:val="21"/>
-        </w:rPr>
-        <w:t>저작물 목록</w:t>
-      </w:r>
-      <w:r>
-        <w:rPr>
-          <w:rFonts w:ascii="맑은 고딕" w:hAnsi="맑은 고딕" w:eastAsia="맑은 고딕"/>
-          <w:sz w:val="21"/>
-        </w:rPr>
-        <w:t>에서 파일을 선택하면 해당 저작물의 20항목 메타데이터가 나타난다.</w:t>
+        <w:t>→ "왜 이 판정인가"를 원문에서 바로 확인할 수 있다.</w:t>
       </w:r>
     </w:p>
     <w:p>
@@ -1182,6 +2158,7 @@
           <w:color w:val="555555"/>
           <w:sz w:val="19"/>
         </w:rPr>
+        <w:t xml:space="preserve">계약서 추출 메타데이터의 </w:t>
       </w:r>
       <w:r>
         <w:rPr>
@@ -1191,7 +2168,7 @@
           <w:color w:val="555555"/>
           <w:sz w:val="19"/>
         </w:rPr>
-        <w:t>저작물 메타데이터 20항목</w:t>
+        <w:t>항목은 문서 유형에 따라 다르다</w:t>
       </w:r>
       <w:r>
         <w:rPr>
@@ -1200,7 +2177,7 @@
           <w:color w:val="555555"/>
           <w:sz w:val="19"/>
         </w:rPr>
-        <w:t>: 저작물명 · 유형 · 디지털화형태 · 설명 · 주제어 · 언어 · 제작일 · 제작자 · 저작권자 · 공동저작자 · 저작인접권자 · 공개유형 · 저작물성 · 비보호저작물 · 업무상저작물 · 상업적이용허락 · 저작재산권 · 공동저작자동의 · 유효기간 · 초상권</w:t>
+        <w:t>(고정 목록이 아님). 계약서마다 뽑히는 필드가 다를 수 있다.</w:t>
       </w:r>
     </w:p>
     <w:p>
@@ -1224,196 +2201,7 @@
           <w:color w:val="0B2447"/>
           <w:sz w:val="28"/>
         </w:rPr>
-        <w:t>5. 권리추정 — 결과 보는 방법</w:t>
-      </w:r>
-    </w:p>
-    <w:p>
-      <w:r>
-        <w:rPr>
-          <w:rFonts w:ascii="맑은 고딕" w:hAnsi="맑은 고딕" w:eastAsia="맑은 고딕"/>
-          <w:sz w:val="21"/>
-        </w:rPr>
-        <w:t>상세 화면은 위에서 아래로 다음과 같이 구성된다.</w:t>
-      </w:r>
-    </w:p>
-    <w:p>
-      <w:pPr>
-        <w:pStyle w:val="ListNumber"/>
-      </w:pPr>
-      <w:r>
-        <w:rPr>
-          <w:rFonts w:ascii="맑은 고딕" w:hAnsi="맑은 고딕" w:eastAsia="맑은 고딕"/>
-          <w:sz w:val="21"/>
-        </w:rPr>
-      </w:r>
-      <w:r>
-        <w:rPr>
-          <w:rFonts w:ascii="맑은 고딕" w:hAnsi="맑은 고딕" w:eastAsia="맑은 고딕"/>
-          <w:b/>
-          <w:sz w:val="21"/>
-        </w:rPr>
-        <w:t>판정 요약 밴드</w:t>
-      </w:r>
-      <w:r>
-        <w:rPr>
-          <w:rFonts w:ascii="맑은 고딕" w:hAnsi="맑은 고딕" w:eastAsia="맑은 고딕"/>
-          <w:sz w:val="21"/>
-        </w:rPr>
-        <w:t>: 허용/확정 · 확인필요 · 없음 · 근거 건수를 한눈에 보여준다.</w:t>
-      </w:r>
-    </w:p>
-    <w:p>
-      <w:pPr>
-        <w:pStyle w:val="ListNumber"/>
-      </w:pPr>
-      <w:r>
-        <w:rPr>
-          <w:rFonts w:ascii="맑은 고딕" w:hAnsi="맑은 고딕" w:eastAsia="맑은 고딕"/>
-          <w:sz w:val="21"/>
-        </w:rPr>
-      </w:r>
-      <w:r>
-        <w:rPr>
-          <w:rFonts w:ascii="맑은 고딕" w:hAnsi="맑은 고딕" w:eastAsia="맑은 고딕"/>
-          <w:b/>
-          <w:sz w:val="21"/>
-        </w:rPr>
-        <w:t>권리 그룹 테이블</w:t>
-      </w:r>
-      <w:r>
-        <w:rPr>
-          <w:rFonts w:ascii="맑은 고딕" w:hAnsi="맑은 고딕" w:eastAsia="맑은 고딕"/>
-          <w:sz w:val="21"/>
-        </w:rPr>
-        <w:t>: 권리를 그룹(저작재산권 · 이용조건 · 계약성격 · 이용범위 · 대가조건)별로 묶어 아래 항목을 표시한다.</w:t>
-      </w:r>
-    </w:p>
-    <w:p>
-      <w:pPr>
-        <w:pStyle w:val="ListBullet"/>
-      </w:pPr>
-      <w:r>
-        <w:rPr>
-          <w:rFonts w:ascii="맑은 고딕" w:hAnsi="맑은 고딕" w:eastAsia="맑은 고딕"/>
-          <w:sz w:val="21"/>
-        </w:rPr>
-      </w:r>
-      <w:r>
-        <w:rPr>
-          <w:rFonts w:ascii="맑은 고딕" w:hAnsi="맑은 고딕" w:eastAsia="맑은 고딕"/>
-          <w:b/>
-          <w:sz w:val="21"/>
-        </w:rPr>
-        <w:t>권리</w:t>
-      </w:r>
-      <w:r>
-        <w:rPr>
-          <w:rFonts w:ascii="맑은 고딕" w:hAnsi="맑은 고딕" w:eastAsia="맑은 고딕"/>
-          <w:sz w:val="21"/>
-        </w:rPr>
-        <w:t>: 복제권·전시권·상업적 이용 등</w:t>
-      </w:r>
-    </w:p>
-    <w:p>
-      <w:pPr>
-        <w:pStyle w:val="ListBullet"/>
-      </w:pPr>
-      <w:r>
-        <w:rPr>
-          <w:rFonts w:ascii="맑은 고딕" w:hAnsi="맑은 고딕" w:eastAsia="맑은 고딕"/>
-          <w:sz w:val="21"/>
-        </w:rPr>
-      </w:r>
-      <w:r>
-        <w:rPr>
-          <w:rFonts w:ascii="맑은 고딕" w:hAnsi="맑은 고딕" w:eastAsia="맑은 고딕"/>
-          <w:b/>
-          <w:sz w:val="21"/>
-        </w:rPr>
-        <w:t>판정</w:t>
-      </w:r>
-      <w:r>
-        <w:rPr>
-          <w:rFonts w:ascii="맑은 고딕" w:hAnsi="맑은 고딕" w:eastAsia="맑은 고딕"/>
-          <w:sz w:val="21"/>
-        </w:rPr>
-        <w:t>: 허용 · 금지 · 확인필요 · -(없음)</w:t>
-      </w:r>
-    </w:p>
-    <w:p>
-      <w:pPr>
-        <w:pStyle w:val="ListBullet"/>
-      </w:pPr>
-      <w:r>
-        <w:rPr>
-          <w:rFonts w:ascii="맑은 고딕" w:hAnsi="맑은 고딕" w:eastAsia="맑은 고딕"/>
-          <w:sz w:val="21"/>
-        </w:rPr>
-      </w:r>
-      <w:r>
-        <w:rPr>
-          <w:rFonts w:ascii="맑은 고딕" w:hAnsi="맑은 고딕" w:eastAsia="맑은 고딕"/>
-          <w:b/>
-          <w:sz w:val="21"/>
-        </w:rPr>
-        <w:t>신뢰도</w:t>
-      </w:r>
-      <w:r>
-        <w:rPr>
-          <w:rFonts w:ascii="맑은 고딕" w:hAnsi="맑은 고딕" w:eastAsia="맑은 고딕"/>
-          <w:sz w:val="21"/>
-        </w:rPr>
-        <w:t>: 판정을 확신하는 정도(%)</w:t>
-      </w:r>
-    </w:p>
-    <w:p>
-      <w:pPr>
-        <w:pStyle w:val="ListBullet"/>
-      </w:pPr>
-      <w:r>
-        <w:rPr>
-          <w:rFonts w:ascii="맑은 고딕" w:hAnsi="맑은 고딕" w:eastAsia="맑은 고딕"/>
-          <w:sz w:val="21"/>
-        </w:rPr>
-      </w:r>
-      <w:r>
-        <w:rPr>
-          <w:rFonts w:ascii="맑은 고딕" w:hAnsi="맑은 고딕" w:eastAsia="맑은 고딕"/>
-          <w:b/>
-          <w:sz w:val="21"/>
-        </w:rPr>
-        <w:t>근거번호</w:t>
-      </w:r>
-      <w:r>
-        <w:rPr>
-          <w:rFonts w:ascii="맑은 고딕" w:hAnsi="맑은 고딕" w:eastAsia="맑은 고딕"/>
-          <w:sz w:val="21"/>
-        </w:rPr>
-        <w:t>: 판정의 근거가 된 문장 번호</w:t>
-      </w:r>
-    </w:p>
-    <w:p>
-      <w:pPr>
-        <w:ind w:left="240"/>
-      </w:pPr>
-      <w:r>
-        <w:rPr>
-          <w:rFonts w:ascii="맑은 고딕" w:hAnsi="맑은 고딕" w:eastAsia="맑은 고딕"/>
-          <w:i/>
-          <w:color w:val="555555"/>
-          <w:sz w:val="19"/>
-        </w:rPr>
-        <w:t>처리 중이면 진행 단계(스텝퍼)가 먼저 보이고, 완료되면 자동으로 결과로 바뀐다.</w:t>
-      </w:r>
-    </w:p>
-    <w:p>
-      <w:r>
-        <w:rPr>
-          <w:rFonts w:ascii="맑은 고딕" w:hAnsi="맑은 고딕" w:eastAsia="맑은 고딕"/>
-          <w:color w:val="BBBBBB"/>
-          <w:sz w:val="16"/>
-        </w:rPr>
-        <w:t>────────────────────────────────────────</w:t>
+        <w:t>8. 결과 이해하기 (공통)</w:t>
       </w:r>
     </w:p>
     <w:p>
@@ -1424,303 +2212,10 @@
         <w:rPr>
           <w:rFonts w:ascii="맑은 고딕" w:hAnsi="맑은 고딕" w:eastAsia="맑은 고딕"/>
           <w:b/>
-          <w:color w:val="0B2447"/>
-          <w:sz w:val="28"/>
-        </w:rPr>
-        <w:t>6. 통합검사 — 결과 보는 방법</w:t>
-      </w:r>
-    </w:p>
-    <w:p>
-      <w:r>
-        <w:rPr>
-          <w:rFonts w:ascii="맑은 고딕" w:hAnsi="맑은 고딕" w:eastAsia="맑은 고딕"/>
-          <w:sz w:val="21"/>
-        </w:rPr>
-        <w:t xml:space="preserve">계약서와 저작물을 함께 올리면, </w:t>
-      </w:r>
-      <w:r>
-        <w:rPr>
-          <w:rFonts w:ascii="맑은 고딕" w:hAnsi="맑은 고딕" w:eastAsia="맑은 고딕"/>
-          <w:b/>
-          <w:sz w:val="21"/>
-        </w:rPr>
-        <w:t>한 화면에서</w:t>
-      </w:r>
-      <w:r>
-        <w:rPr>
-          <w:rFonts w:ascii="맑은 고딕" w:hAnsi="맑은 고딕" w:eastAsia="맑은 고딕"/>
-          <w:sz w:val="21"/>
-        </w:rPr>
-        <w:t xml:space="preserve"> 메타데이터·유형·권리·근거를 모두 확인할 수 있다. 위에서 아래 순서로 본다.</w:t>
-      </w:r>
-    </w:p>
-    <w:p>
-      <w:pPr>
-        <w:pStyle w:val="ListNumber"/>
-      </w:pPr>
-      <w:r>
-        <w:rPr>
-          <w:rFonts w:ascii="맑은 고딕" w:hAnsi="맑은 고딕" w:eastAsia="맑은 고딕"/>
-          <w:sz w:val="21"/>
-        </w:rPr>
-      </w:r>
-      <w:r>
-        <w:rPr>
-          <w:rFonts w:ascii="맑은 고딕" w:hAnsi="맑은 고딕" w:eastAsia="맑은 고딕"/>
-          <w:b/>
-          <w:sz w:val="21"/>
-        </w:rPr>
-        <w:t>계약서 추출 정보</w:t>
-      </w:r>
-      <w:r>
-        <w:rPr>
-          <w:rFonts w:ascii="맑은 고딕" w:hAnsi="맑은 고딕" w:eastAsia="맑은 고딕"/>
-          <w:sz w:val="21"/>
-        </w:rPr>
-        <w:t>: 주제어 · 당사자 · 언어 · 계약 제목 · 기관명 · 설명 · 제작일 · 계약서 유형 등</w:t>
-      </w:r>
-    </w:p>
-    <w:p>
-      <w:pPr>
-        <w:pStyle w:val="ListNumber"/>
-      </w:pPr>
-      <w:r>
-        <w:rPr>
-          <w:rFonts w:ascii="맑은 고딕" w:hAnsi="맑은 고딕" w:eastAsia="맑은 고딕"/>
-          <w:sz w:val="21"/>
-        </w:rPr>
-      </w:r>
-      <w:r>
-        <w:rPr>
-          <w:rFonts w:ascii="맑은 고딕" w:hAnsi="맑은 고딕" w:eastAsia="맑은 고딕"/>
-          <w:b/>
-          <w:sz w:val="21"/>
-        </w:rPr>
-        <w:t>공공누리 유형</w:t>
-      </w:r>
-      <w:r>
-        <w:rPr>
-          <w:rFonts w:ascii="맑은 고딕" w:hAnsi="맑은 고딕" w:eastAsia="맑은 고딕"/>
-          <w:sz w:val="21"/>
-        </w:rPr>
-        <w:t>: 제N유형 배지 + 설명 + 신뢰도 + 유형 근거 문장</w:t>
-      </w:r>
-    </w:p>
-    <w:p>
-      <w:pPr>
-        <w:pStyle w:val="ListNumber"/>
-      </w:pPr>
-      <w:r>
-        <w:rPr>
-          <w:rFonts w:ascii="맑은 고딕" w:hAnsi="맑은 고딕" w:eastAsia="맑은 고딕"/>
-          <w:sz w:val="21"/>
-        </w:rPr>
-      </w:r>
-      <w:r>
-        <w:rPr>
-          <w:rFonts w:ascii="맑은 고딕" w:hAnsi="맑은 고딕" w:eastAsia="맑은 고딕"/>
-          <w:b/>
-          <w:sz w:val="21"/>
-        </w:rPr>
-        <w:t>판정 요약</w:t>
-      </w:r>
-      <w:r>
-        <w:rPr>
-          <w:rFonts w:ascii="맑은 고딕" w:hAnsi="맑은 고딕" w:eastAsia="맑은 고딕"/>
-          <w:sz w:val="21"/>
-        </w:rPr>
-        <w:t>: 허용/확정 · 확인필요 · 없음 · 근거</w:t>
-      </w:r>
-    </w:p>
-    <w:p>
-      <w:pPr>
-        <w:pStyle w:val="ListNumber"/>
-      </w:pPr>
-      <w:r>
-        <w:rPr>
-          <w:rFonts w:ascii="맑은 고딕" w:hAnsi="맑은 고딕" w:eastAsia="맑은 고딕"/>
-          <w:sz w:val="21"/>
-        </w:rPr>
-      </w:r>
-      <w:r>
-        <w:rPr>
-          <w:rFonts w:ascii="맑은 고딕" w:hAnsi="맑은 고딕" w:eastAsia="맑은 고딕"/>
-          <w:b/>
-          <w:sz w:val="21"/>
-        </w:rPr>
-        <w:t>원본 문서 (근거 하이라이트)</w:t>
-      </w:r>
-      <w:r>
-        <w:rPr>
-          <w:rFonts w:ascii="맑은 고딕" w:hAnsi="맑은 고딕" w:eastAsia="맑은 고딕"/>
-          <w:sz w:val="21"/>
-        </w:rPr>
-        <w:t xml:space="preserve">: OCR 원문 위에 판정 근거를 </w:t>
-      </w:r>
-      <w:r>
-        <w:rPr>
-          <w:rFonts w:ascii="맑은 고딕" w:hAnsi="맑은 고딕" w:eastAsia="맑은 고딕"/>
-          <w:b/>
-          <w:sz w:val="21"/>
-        </w:rPr>
-        <w:t>색으로 표시</w:t>
-      </w:r>
-      <w:r>
-        <w:rPr>
-          <w:rFonts w:ascii="맑은 고딕" w:hAnsi="맑은 고딕" w:eastAsia="맑은 고딕"/>
-          <w:sz w:val="21"/>
-        </w:rPr>
-        <w:t>한다.</w:t>
-      </w:r>
-    </w:p>
-    <w:p>
-      <w:pPr>
-        <w:pStyle w:val="ListBullet"/>
-      </w:pPr>
-      <w:r>
-        <w:rPr>
-          <w:rFonts w:ascii="맑은 고딕" w:hAnsi="맑은 고딕" w:eastAsia="맑은 고딕"/>
-          <w:sz w:val="21"/>
-        </w:rPr>
-        <w:t>🔵 파랑 = 유형 근거</w:t>
-      </w:r>
-    </w:p>
-    <w:p>
-      <w:pPr>
-        <w:pStyle w:val="ListBullet"/>
-      </w:pPr>
-      <w:r>
-        <w:rPr>
-          <w:rFonts w:ascii="맑은 고딕" w:hAnsi="맑은 고딕" w:eastAsia="맑은 고딕"/>
-          <w:sz w:val="21"/>
-        </w:rPr>
-        <w:t>🟢 초록 = 권리 허용</w:t>
-      </w:r>
-    </w:p>
-    <w:p>
-      <w:pPr>
-        <w:pStyle w:val="ListBullet"/>
-      </w:pPr>
-      <w:r>
-        <w:rPr>
-          <w:rFonts w:ascii="맑은 고딕" w:hAnsi="맑은 고딕" w:eastAsia="맑은 고딕"/>
-          <w:sz w:val="21"/>
-        </w:rPr>
-        <w:t>🔴 빨강 = 권리 금지</w:t>
-      </w:r>
-    </w:p>
-    <w:p>
-      <w:r>
-        <w:rPr>
-          <w:rFonts w:ascii="맑은 고딕" w:hAnsi="맑은 고딕" w:eastAsia="맑은 고딕"/>
-          <w:sz w:val="21"/>
-        </w:rPr>
-        <w:t>→ "왜 이 판정인가"를 원문에서 바로 확인할 수 있다.</w:t>
-      </w:r>
-    </w:p>
-    <w:p>
-      <w:pPr>
-        <w:pStyle w:val="ListNumber"/>
-      </w:pPr>
-      <w:r>
-        <w:rPr>
-          <w:rFonts w:ascii="맑은 고딕" w:hAnsi="맑은 고딕" w:eastAsia="맑은 고딕"/>
-          <w:sz w:val="21"/>
-        </w:rPr>
-      </w:r>
-      <w:r>
-        <w:rPr>
-          <w:rFonts w:ascii="맑은 고딕" w:hAnsi="맑은 고딕" w:eastAsia="맑은 고딕"/>
-          <w:b/>
-          <w:sz w:val="21"/>
-        </w:rPr>
-        <w:t>권리 그룹 테이블</w:t>
-      </w:r>
-      <w:r>
-        <w:rPr>
-          <w:rFonts w:ascii="맑은 고딕" w:hAnsi="맑은 고딕" w:eastAsia="맑은 고딕"/>
-          <w:sz w:val="21"/>
-        </w:rPr>
-        <w:t>: 권리별 판정 · 신뢰도 · 근거번호 (§5와 동일)</w:t>
-      </w:r>
-    </w:p>
-    <w:p>
-      <w:pPr>
-        <w:pStyle w:val="ListNumber"/>
-      </w:pPr>
-      <w:r>
-        <w:rPr>
-          <w:rFonts w:ascii="맑은 고딕" w:hAnsi="맑은 고딕" w:eastAsia="맑은 고딕"/>
-          <w:sz w:val="21"/>
-        </w:rPr>
-      </w:r>
-      <w:r>
-        <w:rPr>
-          <w:rFonts w:ascii="맑은 고딕" w:hAnsi="맑은 고딕" w:eastAsia="맑은 고딕"/>
-          <w:b/>
-          <w:sz w:val="21"/>
-        </w:rPr>
-        <w:t>저작물 메타데이터</w:t>
-      </w:r>
-      <w:r>
-        <w:rPr>
-          <w:rFonts w:ascii="맑은 고딕" w:hAnsi="맑은 고딕" w:eastAsia="맑은 고딕"/>
-          <w:sz w:val="21"/>
-        </w:rPr>
-        <w:t xml:space="preserve">: 저작물이 여러 건이면 </w:t>
-      </w:r>
-      <w:r>
-        <w:rPr>
-          <w:rFonts w:ascii="맑은 고딕" w:hAnsi="맑은 고딕" w:eastAsia="맑은 고딕"/>
-          <w:b/>
-          <w:sz w:val="21"/>
-        </w:rPr>
-        <w:t>좌측 목록에서 파일을 선택</w:t>
-      </w:r>
-      <w:r>
-        <w:rPr>
-          <w:rFonts w:ascii="맑은 고딕" w:hAnsi="맑은 고딕" w:eastAsia="맑은 고딕"/>
-          <w:sz w:val="21"/>
-        </w:rPr>
-        <w:t>하면 해당 저작물의 20항목이 우측에 표시된다(검사하기와 동일 방식). 건수는 제목에 "(N건)"으로 표기된다.</w:t>
-      </w:r>
-    </w:p>
-    <w:p>
-      <w:r>
-        <w:rPr>
-          <w:rFonts w:ascii="맑은 고딕" w:hAnsi="맑은 고딕" w:eastAsia="맑은 고딕"/>
-          <w:color w:val="BBBBBB"/>
-          <w:sz w:val="16"/>
-        </w:rPr>
-        <w:t>────────────────────────────────────────</w:t>
-      </w:r>
-    </w:p>
-    <w:p>
-      <w:pPr>
-        <w:spacing w:before="200" w:after="80"/>
-      </w:pPr>
-      <w:r>
-        <w:rPr>
-          <w:rFonts w:ascii="맑은 고딕" w:hAnsi="맑은 고딕" w:eastAsia="맑은 고딕"/>
-          <w:b/>
-          <w:color w:val="0B2447"/>
-          <w:sz w:val="28"/>
-        </w:rPr>
-        <w:t>7. 결과 이해하기 (공통)</w:t>
-      </w:r>
-    </w:p>
-    <w:p>
-      <w:pPr>
-        <w:spacing w:before="200" w:after="80"/>
-      </w:pPr>
-      <w:r>
-        <w:rPr>
-          <w:rFonts w:ascii="맑은 고딕" w:hAnsi="맑은 고딕" w:eastAsia="맑은 고딕"/>
-          <w:b/>
           <w:color w:val="1F2A3A"/>
           <w:sz w:val="24"/>
         </w:rPr>
-        <w:t>7.1 공공누리 유형</w:t>
+        <w:t>8.1 공공누리 유형</w:t>
       </w:r>
     </w:p>
     <w:tbl>
@@ -1761,6 +2256,63 @@
                 <w:sz w:val="19"/>
               </w:rPr>
               <w:t>의미</w:t>
+            </w:r>
+          </w:p>
+        </w:tc>
+      </w:tr>
+      <w:tr>
+        <w:tc>
+          <w:tcPr>
+            <w:tcW w:type="dxa" w:w="4320"/>
+          </w:tcPr>
+          <w:p>
+            <w:r>
+              <w:rPr>
+                <w:rFonts w:ascii="맑은 고딕" w:hAnsi="맑은 고딕" w:eastAsia="맑은 고딕"/>
+                <w:sz w:val="19"/>
+              </w:rPr>
+            </w:r>
+            <w:r>
+              <w:rPr>
+                <w:rFonts w:ascii="맑은 고딕" w:hAnsi="맑은 고딕" w:eastAsia="맑은 고딕"/>
+                <w:b/>
+                <w:sz w:val="19"/>
+              </w:rPr>
+              <w:t>제0유형</w:t>
+            </w:r>
+            <w:r>
+              <w:rPr>
+                <w:rFonts w:ascii="맑은 고딕" w:hAnsi="맑은 고딕" w:eastAsia="맑은 고딕"/>
+                <w:sz w:val="19"/>
+              </w:rPr>
+            </w:r>
+          </w:p>
+        </w:tc>
+        <w:tc>
+          <w:tcPr>
+            <w:tcW w:type="dxa" w:w="4320"/>
+          </w:tcPr>
+          <w:p>
+            <w:r>
+              <w:rPr>
+                <w:rFonts w:ascii="맑은 고딕" w:hAnsi="맑은 고딕" w:eastAsia="맑은 고딕"/>
+                <w:sz w:val="19"/>
+              </w:rPr>
+            </w:r>
+            <w:r>
+              <w:rPr>
+                <w:rFonts w:ascii="맑은 고딕" w:hAnsi="맑은 고딕" w:eastAsia="맑은 고딕"/>
+                <w:b/>
+                <w:sz w:val="19"/>
+              </w:rPr>
+              <w:t>자유이용</w:t>
+            </w:r>
+            <w:r>
+              <w:rPr>
+                <w:rFonts w:ascii="맑은 고딕" w:hAnsi="맑은 고딕" w:eastAsia="맑은 고딕"/>
+                <w:sz w:val="19"/>
+              </w:rPr>
+              <w:t xml:space="preserve"> (비보호·만료 저작물, 초상권 없는 업무상저작물 등)</w:t>
             </w:r>
           </w:p>
         </w:tc>
@@ -1898,7 +2450,211 @@
           <w:color w:val="1F2A3A"/>
           <w:sz w:val="24"/>
         </w:rPr>
-        <w:t>7.2 권리 판정 상태</w:t>
+        <w:t>8.2 AI 학습 활용 여부 (AI유형)</w:t>
+      </w:r>
+    </w:p>
+    <w:p>
+      <w:r>
+        <w:rPr>
+          <w:rFonts w:ascii="맑은 고딕" w:hAnsi="맑은 고딕" w:eastAsia="맑은 고딕"/>
+          <w:sz w:val="21"/>
+        </w:rPr>
+        <w:t xml:space="preserve">제1~4유형에 </w:t>
+      </w:r>
+      <w:r>
+        <w:rPr>
+          <w:rFonts w:ascii="맑은 고딕" w:hAnsi="맑은 고딕" w:eastAsia="맑은 고딕"/>
+          <w:b/>
+          <w:sz w:val="21"/>
+        </w:rPr>
+        <w:t>병행</w:t>
+      </w:r>
+      <w:r>
+        <w:rPr>
+          <w:rFonts w:ascii="맑은 고딕" w:hAnsi="맑은 고딕" w:eastAsia="맑은 고딕"/>
+          <w:sz w:val="21"/>
+        </w:rPr>
+        <w:t>해서 해당 저작물을 AI 학습에 활용할 수 있는지 표시한다.</w:t>
+      </w:r>
+    </w:p>
+    <w:tbl>
+      <w:tblPr>
+        <w:tblStyle w:val="LightGrid-Accent1"/>
+        <w:tblW w:type="auto" w:w="0"/>
+        <w:tblLook w:firstColumn="1" w:firstRow="1" w:lastColumn="0" w:lastRow="0" w:noHBand="0" w:noVBand="1" w:val="04A0"/>
+      </w:tblPr>
+      <w:tblGrid>
+        <w:gridCol w:w="4320"/>
+        <w:gridCol w:w="4320"/>
+      </w:tblGrid>
+      <w:tr>
+        <w:tc>
+          <w:tcPr>
+            <w:tcW w:type="dxa" w:w="4320"/>
+          </w:tcPr>
+          <w:p>
+            <w:r>
+              <w:rPr>
+                <w:rFonts w:ascii="맑은 고딕" w:hAnsi="맑은 고딕" w:eastAsia="맑은 고딕"/>
+                <w:b/>
+                <w:sz w:val="19"/>
+              </w:rPr>
+              <w:t>표시</w:t>
+            </w:r>
+          </w:p>
+        </w:tc>
+        <w:tc>
+          <w:tcPr>
+            <w:tcW w:type="dxa" w:w="4320"/>
+          </w:tcPr>
+          <w:p>
+            <w:r>
+              <w:rPr>
+                <w:rFonts w:ascii="맑은 고딕" w:hAnsi="맑은 고딕" w:eastAsia="맑은 고딕"/>
+                <w:b/>
+                <w:sz w:val="19"/>
+              </w:rPr>
+              <w:t>의미</w:t>
+            </w:r>
+          </w:p>
+        </w:tc>
+      </w:tr>
+      <w:tr>
+        <w:tc>
+          <w:tcPr>
+            <w:tcW w:type="dxa" w:w="4320"/>
+          </w:tcPr>
+          <w:p>
+            <w:r>
+              <w:rPr>
+                <w:rFonts w:ascii="맑은 고딕" w:hAnsi="맑은 고딕" w:eastAsia="맑은 고딕"/>
+                <w:sz w:val="19"/>
+              </w:rPr>
+              <w:t>AI 활용 가능</w:t>
+            </w:r>
+          </w:p>
+        </w:tc>
+        <w:tc>
+          <w:tcPr>
+            <w:tcW w:type="dxa" w:w="4320"/>
+          </w:tcPr>
+          <w:p>
+            <w:r>
+              <w:rPr>
+                <w:rFonts w:ascii="맑은 고딕" w:hAnsi="맑은 고딕" w:eastAsia="맑은 고딕"/>
+                <w:sz w:val="19"/>
+              </w:rPr>
+              <w:t>권리자 동의 등 근거로 AI 학습 활용 가능</w:t>
+            </w:r>
+          </w:p>
+        </w:tc>
+      </w:tr>
+      <w:tr>
+        <w:tc>
+          <w:tcPr>
+            <w:tcW w:type="dxa" w:w="4320"/>
+          </w:tcPr>
+          <w:p>
+            <w:r>
+              <w:rPr>
+                <w:rFonts w:ascii="맑은 고딕" w:hAnsi="맑은 고딕" w:eastAsia="맑은 고딕"/>
+                <w:sz w:val="19"/>
+              </w:rPr>
+              <w:t>AI 활용 불가</w:t>
+            </w:r>
+          </w:p>
+        </w:tc>
+        <w:tc>
+          <w:tcPr>
+            <w:tcW w:type="dxa" w:w="4320"/>
+          </w:tcPr>
+          <w:p>
+            <w:r>
+              <w:rPr>
+                <w:rFonts w:ascii="맑은 고딕" w:hAnsi="맑은 고딕" w:eastAsia="맑은 고딕"/>
+                <w:sz w:val="19"/>
+              </w:rPr>
+              <w:t>미동의 등으로 활용 불가</w:t>
+            </w:r>
+          </w:p>
+        </w:tc>
+      </w:tr>
+      <w:tr>
+        <w:tc>
+          <w:tcPr>
+            <w:tcW w:type="dxa" w:w="4320"/>
+          </w:tcPr>
+          <w:p>
+            <w:r>
+              <w:rPr>
+                <w:rFonts w:ascii="맑은 고딕" w:hAnsi="맑은 고딕" w:eastAsia="맑은 고딕"/>
+                <w:sz w:val="19"/>
+              </w:rPr>
+              <w:t>AI 판단 불가</w:t>
+            </w:r>
+          </w:p>
+        </w:tc>
+        <w:tc>
+          <w:tcPr>
+            <w:tcW w:type="dxa" w:w="4320"/>
+          </w:tcPr>
+          <w:p>
+            <w:r>
+              <w:rPr>
+                <w:rFonts w:ascii="맑은 고딕" w:hAnsi="맑은 고딕" w:eastAsia="맑은 고딕"/>
+                <w:sz w:val="19"/>
+              </w:rPr>
+              <w:t>근거가 없어 판단 보류(담당자 확인 권장)</w:t>
+            </w:r>
+          </w:p>
+        </w:tc>
+      </w:tr>
+    </w:tbl>
+    <w:p/>
+    <w:p>
+      <w:pPr>
+        <w:ind w:left="240"/>
+      </w:pPr>
+      <w:r>
+        <w:rPr>
+          <w:rFonts w:ascii="맑은 고딕" w:hAnsi="맑은 고딕" w:eastAsia="맑은 고딕"/>
+          <w:i/>
+          <w:color w:val="555555"/>
+          <w:sz w:val="19"/>
+        </w:rPr>
+      </w:r>
+      <w:r>
+        <w:rPr>
+          <w:rFonts w:ascii="맑은 고딕" w:hAnsi="맑은 고딕" w:eastAsia="맑은 고딕"/>
+          <w:b/>
+          <w:i/>
+          <w:color w:val="555555"/>
+          <w:sz w:val="19"/>
+        </w:rPr>
+        <w:t>제0유형(자유이용)은 AI유형 해당 없음</w:t>
+      </w:r>
+      <w:r>
+        <w:rPr>
+          <w:rFonts w:ascii="맑은 고딕" w:hAnsi="맑은 고딕" w:eastAsia="맑은 고딕"/>
+          <w:i/>
+          <w:color w:val="555555"/>
+          <w:sz w:val="19"/>
+        </w:rPr>
+        <w:t>(자유이용에 AI 학습 포함).</w:t>
+      </w:r>
+    </w:p>
+    <w:p>
+      <w:pPr>
+        <w:spacing w:before="200" w:after="80"/>
+      </w:pPr>
+      <w:r>
+        <w:rPr>
+          <w:rFonts w:ascii="맑은 고딕" w:hAnsi="맑은 고딕" w:eastAsia="맑은 고딕"/>
+          <w:b/>
+          <w:color w:val="1F2A3A"/>
+          <w:sz w:val="24"/>
+        </w:rPr>
+        <w:t>8.3 권리 판정 상태</w:t>
       </w:r>
     </w:p>
     <w:tbl>
@@ -2076,7 +2832,7 @@
           <w:color w:val="1F2A3A"/>
           <w:sz w:val="24"/>
         </w:rPr>
-        <w:t>7.3 신뢰도와 근거</w:t>
+        <w:t>8.4 신뢰도와 근거</w:t>
       </w:r>
     </w:p>
     <w:p>
@@ -2102,7 +2858,7 @@
           <w:rFonts w:ascii="맑은 고딕" w:hAnsi="맑은 고딕" w:eastAsia="맑은 고딕"/>
           <w:sz w:val="21"/>
         </w:rPr>
-        <w:t xml:space="preserve">: 모델이 해당 판정을 확신하는 정도(0~100%). 신뢰도가 낮으면 </w:t>
+        <w:t xml:space="preserve">: 모델이 해당 판정을 확신하는 정도(0~100%). 낮으면 </w:t>
       </w:r>
       <w:r>
         <w:rPr>
@@ -2162,7 +2918,7 @@
           <w:b/>
           <w:sz w:val="21"/>
         </w:rPr>
-        <w:t>확인필요</w:t>
+        <w:t>확인필요 · 자동 추정</w:t>
       </w:r>
       <w:r>
         <w:rPr>
@@ -2193,7 +2949,7 @@
           <w:color w:val="0B2447"/>
           <w:sz w:val="28"/>
         </w:rPr>
-        <w:t>8. 자주 묻는 질문 (FAQ)</w:t>
+        <w:t>9. 자주 묻는 질문 (FAQ)</w:t>
       </w:r>
     </w:p>
     <w:p>
@@ -2240,7 +2996,7 @@
           <w:b/>
           <w:sz w:val="21"/>
         </w:rPr>
-        <w:t>Q. 지원 파일 형식은?</w:t>
+        <w:t>Q. 저작물 [수정] 버튼이 없고 "본인 검사만 수정 가능합니다"라고 나옵니다.</w:t>
       </w:r>
       <w:r>
         <w:rPr>
@@ -2255,7 +3011,22 @@
           <w:rFonts w:ascii="맑은 고딕" w:hAnsi="맑은 고딕" w:eastAsia="맑은 고딕"/>
           <w:sz w:val="21"/>
         </w:rPr>
-        <w:t>A. PDF, JPG, PNG, TIFF. 계약서는 PDF 권장.</w:t>
+        <w:t xml:space="preserve">A. 판정 수정은 </w:t>
+      </w:r>
+      <w:r>
+        <w:rPr>
+          <w:rFonts w:ascii="맑은 고딕" w:hAnsi="맑은 고딕" w:eastAsia="맑은 고딕"/>
+          <w:b/>
+          <w:sz w:val="21"/>
+        </w:rPr>
+        <w:t>검사를 등록한 본인 계정에서만</w:t>
+      </w:r>
+      <w:r>
+        <w:rPr>
+          <w:rFonts w:ascii="맑은 고딕" w:hAnsi="맑은 고딕" w:eastAsia="맑은 고딕"/>
+          <w:sz w:val="21"/>
+        </w:rPr>
+        <w:t xml:space="preserve"> 가능합니다. 본인 검사인지 확인하세요.</w:t>
       </w:r>
     </w:p>
     <w:p>
@@ -2271,7 +3042,7 @@
           <w:b/>
           <w:sz w:val="21"/>
         </w:rPr>
-        <w:t>Q. 처리 중 상태에서 멈춰 보입니다.</w:t>
+        <w:t>Q. 유형·AI를 바꿨는데 나중에 최초 자동판정을 알 수 있나요?</w:t>
       </w:r>
       <w:r>
         <w:rPr>
@@ -2286,7 +3057,22 @@
           <w:rFonts w:ascii="맑은 고딕" w:hAnsi="맑은 고딕" w:eastAsia="맑은 고딕"/>
           <w:sz w:val="21"/>
         </w:rPr>
-        <w:t>A. OCR·분석에 시간이 걸릴 수 있습니다. 상세 화면은 자동 갱신되며, 실패 표시가 뜨면 다시 시도하세요.</w:t>
+        <w:t xml:space="preserve">A. 네. 최초 자동판정은 보존되며, 값이 바뀐 저작물은 배너에 </w:t>
+      </w:r>
+      <w:r>
+        <w:rPr>
+          <w:rFonts w:ascii="맑은 고딕" w:hAnsi="맑은 고딕" w:eastAsia="맑은 고딕"/>
+          <w:b/>
+          <w:sz w:val="21"/>
+        </w:rPr>
+        <w:t>"사람 수정됨(자동판정과 다름)"</w:t>
+      </w:r>
+      <w:r>
+        <w:rPr>
+          <w:rFonts w:ascii="맑은 고딕" w:hAnsi="맑은 고딕" w:eastAsia="맑은 고딕"/>
+          <w:sz w:val="21"/>
+        </w:rPr>
+        <w:t xml:space="preserve"> 으로 표시됩니다(마우스를 올리면 최초 자동판정을 보여줍니다). 수정 이력(사유 포함)도 누적됩니다.</w:t>
       </w:r>
     </w:p>
     <w:p>
@@ -2302,7 +3088,7 @@
           <w:b/>
           <w:sz w:val="21"/>
         </w:rPr>
-        <w:t>Q. "계약 제목"과 "저작물명"의 차이는?</w:t>
+        <w:t>Q. 제0유형은 무엇인가요?</w:t>
       </w:r>
       <w:r>
         <w:rPr>
@@ -2325,14 +3111,22 @@
           <w:b/>
           <w:sz w:val="21"/>
         </w:rPr>
-        <w:t>계약 제목</w:t>
+        <w:t>자유이용</w:t>
       </w:r>
       <w:r>
         <w:rPr>
           <w:rFonts w:ascii="맑은 고딕" w:hAnsi="맑은 고딕" w:eastAsia="맑은 고딕"/>
           <w:sz w:val="21"/>
         </w:rPr>
-        <w:t xml:space="preserve">은 계약서가 다루는 대상의 제목(계약서 추출 정보)이고, </w:t>
+        <w:t xml:space="preserve"> 저작물입니다. 비보호·보호기간 만료 저작물이거나, 초상권 문제가 없는 업무상저작물 등일 때 자동으로 제안됩니다.</w:t>
+      </w:r>
+    </w:p>
+    <w:p>
+      <w:r>
+        <w:rPr>
+          <w:rFonts w:ascii="맑은 고딕" w:hAnsi="맑은 고딕" w:eastAsia="맑은 고딕"/>
+          <w:sz w:val="21"/>
+        </w:rPr>
       </w:r>
       <w:r>
         <w:rPr>
@@ -2340,14 +3134,13 @@
           <w:b/>
           <w:sz w:val="21"/>
         </w:rPr>
-        <w:t>저작물명</w:t>
+        <w:t>Q. AI 배지가 안 보이는 저작물이 있습니다.</w:t>
       </w:r>
       <w:r>
         <w:rPr>
           <w:rFonts w:ascii="맑은 고딕" w:hAnsi="맑은 고딕" w:eastAsia="맑은 고딕"/>
           <w:sz w:val="21"/>
         </w:rPr>
-        <w:t>은 개별 저작물 각각의 이름(저작물 메타데이터)입니다.</w:t>
       </w:r>
     </w:p>
     <w:p>
@@ -2356,6 +3149,7 @@
           <w:rFonts w:ascii="맑은 고딕" w:hAnsi="맑은 고딕" w:eastAsia="맑은 고딕"/>
           <w:sz w:val="21"/>
         </w:rPr>
+        <w:t xml:space="preserve">A. </w:t>
       </w:r>
       <w:r>
         <w:rPr>
@@ -2363,13 +3157,14 @@
           <w:b/>
           <w:sz w:val="21"/>
         </w:rPr>
-        <w:t>Q. 신뢰도가 낮은 판정은 어떻게 하나요?</w:t>
+        <w:t>제0유형</w:t>
       </w:r>
       <w:r>
         <w:rPr>
           <w:rFonts w:ascii="맑은 고딕" w:hAnsi="맑은 고딕" w:eastAsia="맑은 고딕"/>
           <w:sz w:val="21"/>
         </w:rPr>
+        <w:t>은 AI유형 해당이 없어 배지를 표시하지 않습니다. 제1~4유형이면 활용 가능/불가/판단 불가 중 하나가 항상 표시됩니다.</w:t>
       </w:r>
     </w:p>
     <w:p>
@@ -2378,7 +3173,167 @@
           <w:rFonts w:ascii="맑은 고딕" w:hAnsi="맑은 고딕" w:eastAsia="맑은 고딕"/>
           <w:sz w:val="21"/>
         </w:rPr>
-        <w:t>A. 원문 근거(하이라이트·근거 문장)를 확인해 담당자가 최종 판단하세요. "확인필요" 항목도 동일합니다.</w:t>
+      </w:r>
+      <w:r>
+        <w:rPr>
+          <w:rFonts w:ascii="맑은 고딕" w:hAnsi="맑은 고딕" w:eastAsia="맑은 고딕"/>
+          <w:b/>
+          <w:sz w:val="21"/>
+        </w:rPr>
+        <w:t>Q. 계약서 메타데이터가 검사마다 항목이 달라 보입니다.</w:t>
+      </w:r>
+      <w:r>
+        <w:rPr>
+          <w:rFonts w:ascii="맑은 고딕" w:hAnsi="맑은 고딕" w:eastAsia="맑은 고딕"/>
+          <w:sz w:val="21"/>
+        </w:rPr>
+      </w:r>
+    </w:p>
+    <w:p>
+      <w:r>
+        <w:rPr>
+          <w:rFonts w:ascii="맑은 고딕" w:hAnsi="맑은 고딕" w:eastAsia="맑은 고딕"/>
+          <w:sz w:val="21"/>
+        </w:rPr>
+        <w:t xml:space="preserve">A. 계약서 메타데이터는 </w:t>
+      </w:r>
+      <w:r>
+        <w:rPr>
+          <w:rFonts w:ascii="맑은 고딕" w:hAnsi="맑은 고딕" w:eastAsia="맑은 고딕"/>
+          <w:b/>
+          <w:sz w:val="21"/>
+        </w:rPr>
+        <w:t>문서 유형에 따라 추출 항목이 달라지는</w:t>
+      </w:r>
+      <w:r>
+        <w:rPr>
+          <w:rFonts w:ascii="맑은 고딕" w:hAnsi="맑은 고딕" w:eastAsia="맑은 고딕"/>
+          <w:sz w:val="21"/>
+        </w:rPr>
+        <w:t xml:space="preserve"> 구조입니다(고정 목록이 아님). 저작물 메타데이터(20항목)는 고정입니다.</w:t>
+      </w:r>
+    </w:p>
+    <w:p>
+      <w:r>
+        <w:rPr>
+          <w:rFonts w:ascii="맑은 고딕" w:hAnsi="맑은 고딕" w:eastAsia="맑은 고딕"/>
+          <w:sz w:val="21"/>
+        </w:rPr>
+      </w:r>
+      <w:r>
+        <w:rPr>
+          <w:rFonts w:ascii="맑은 고딕" w:hAnsi="맑은 고딕" w:eastAsia="맑은 고딕"/>
+          <w:b/>
+          <w:sz w:val="21"/>
+        </w:rPr>
+        <w:t>Q. 지원 파일 형식은?</w:t>
+      </w:r>
+      <w:r>
+        <w:rPr>
+          <w:rFonts w:ascii="맑은 고딕" w:hAnsi="맑은 고딕" w:eastAsia="맑은 고딕"/>
+          <w:sz w:val="21"/>
+        </w:rPr>
+      </w:r>
+    </w:p>
+    <w:p>
+      <w:r>
+        <w:rPr>
+          <w:rFonts w:ascii="맑은 고딕" w:hAnsi="맑은 고딕" w:eastAsia="맑은 고딕"/>
+          <w:sz w:val="21"/>
+        </w:rPr>
+        <w:t>A. PDF, JPG, PNG, TIFF. 계약서는 PDF 권장.</w:t>
+      </w:r>
+    </w:p>
+    <w:p>
+      <w:r>
+        <w:rPr>
+          <w:rFonts w:ascii="맑은 고딕" w:hAnsi="맑은 고딕" w:eastAsia="맑은 고딕"/>
+          <w:sz w:val="21"/>
+        </w:rPr>
+      </w:r>
+      <w:r>
+        <w:rPr>
+          <w:rFonts w:ascii="맑은 고딕" w:hAnsi="맑은 고딕" w:eastAsia="맑은 고딕"/>
+          <w:b/>
+          <w:sz w:val="21"/>
+        </w:rPr>
+        <w:t>Q. "계약 제목"과 "저작물명"의 차이는?</w:t>
+      </w:r>
+      <w:r>
+        <w:rPr>
+          <w:rFonts w:ascii="맑은 고딕" w:hAnsi="맑은 고딕" w:eastAsia="맑은 고딕"/>
+          <w:sz w:val="21"/>
+        </w:rPr>
+      </w:r>
+    </w:p>
+    <w:p>
+      <w:r>
+        <w:rPr>
+          <w:rFonts w:ascii="맑은 고딕" w:hAnsi="맑은 고딕" w:eastAsia="맑은 고딕"/>
+          <w:sz w:val="21"/>
+        </w:rPr>
+        <w:t xml:space="preserve">A. </w:t>
+      </w:r>
+      <w:r>
+        <w:rPr>
+          <w:rFonts w:ascii="맑은 고딕" w:hAnsi="맑은 고딕" w:eastAsia="맑은 고딕"/>
+          <w:b/>
+          <w:sz w:val="21"/>
+        </w:rPr>
+        <w:t>계약 제목</w:t>
+      </w:r>
+      <w:r>
+        <w:rPr>
+          <w:rFonts w:ascii="맑은 고딕" w:hAnsi="맑은 고딕" w:eastAsia="맑은 고딕"/>
+          <w:sz w:val="21"/>
+        </w:rPr>
+        <w:t xml:space="preserve">은 계약서가 다루는 대상의 제목(계약서 추출 정보)이고, </w:t>
+      </w:r>
+      <w:r>
+        <w:rPr>
+          <w:rFonts w:ascii="맑은 고딕" w:hAnsi="맑은 고딕" w:eastAsia="맑은 고딕"/>
+          <w:b/>
+          <w:sz w:val="21"/>
+        </w:rPr>
+        <w:t>저작물명</w:t>
+      </w:r>
+      <w:r>
+        <w:rPr>
+          <w:rFonts w:ascii="맑은 고딕" w:hAnsi="맑은 고딕" w:eastAsia="맑은 고딕"/>
+          <w:sz w:val="21"/>
+        </w:rPr>
+        <w:t>은 개별 저작물 각각의 이름(저작물 메타데이터)입니다.</w:t>
+      </w:r>
+    </w:p>
+    <w:p>
+      <w:r>
+        <w:rPr>
+          <w:rFonts w:ascii="맑은 고딕" w:hAnsi="맑은 고딕" w:eastAsia="맑은 고딕"/>
+          <w:sz w:val="21"/>
+        </w:rPr>
+      </w:r>
+      <w:r>
+        <w:rPr>
+          <w:rFonts w:ascii="맑은 고딕" w:hAnsi="맑은 고딕" w:eastAsia="맑은 고딕"/>
+          <w:b/>
+          <w:sz w:val="21"/>
+        </w:rPr>
+        <w:t>Q. 신뢰도가 낮은 판정은 어떻게 하나요?</w:t>
+      </w:r>
+      <w:r>
+        <w:rPr>
+          <w:rFonts w:ascii="맑은 고딕" w:hAnsi="맑은 고딕" w:eastAsia="맑은 고딕"/>
+          <w:sz w:val="21"/>
+        </w:rPr>
+      </w:r>
+    </w:p>
+    <w:p>
+      <w:r>
+        <w:rPr>
+          <w:rFonts w:ascii="맑은 고딕" w:hAnsi="맑은 고딕" w:eastAsia="맑은 고딕"/>
+          <w:sz w:val="21"/>
+        </w:rPr>
+        <w:t>A. 원문 근거(하이라이트·근거 문장)를 확인해 담당자가 [수정]으로 최종 확정하세요. "확인필요"·"자동 추정" 항목도 동일합니다.</w:t>
       </w:r>
     </w:p>
     <w:sectPr>
